--- a/templates/plananual/CCSS 1° A 5°/CCSS 2° - PLANIFICACIÓN  ANUAL 2026.docx
+++ b/templates/plananual/CCSS 1° A 5°/CCSS 2° - PLANIFICACIÓN  ANUAL 2026.docx
@@ -218,7 +218,31 @@
                                   <w:sz w:val="32"/>
                                   <w:szCs w:val="32"/>
                                 </w:rPr>
-                                <w:t>{{anio}}</w:t>
+                                <w:t>{{</w:t>
+                              </w:r>
+                              <w:proofErr w:type="spellStart"/>
+                              <w:r>
+                                <w:rPr>
+                                  <w:rFonts w:ascii="Aptos ExtraBold" w:hAnsi="Aptos ExtraBold" w:cs="Times New Roman"/>
+                                  <w:b/>
+                                  <w:bCs/>
+                                  <w:color w:val="FFFFFF" w:themeColor="background1"/>
+                                  <w:sz w:val="32"/>
+                                  <w:szCs w:val="32"/>
+                                </w:rPr>
+                                <w:t>anio</w:t>
+                              </w:r>
+                              <w:proofErr w:type="spellEnd"/>
+                              <w:r>
+                                <w:rPr>
+                                  <w:rFonts w:ascii="Aptos ExtraBold" w:hAnsi="Aptos ExtraBold" w:cs="Times New Roman"/>
+                                  <w:b/>
+                                  <w:bCs/>
+                                  <w:color w:val="FFFFFF" w:themeColor="background1"/>
+                                  <w:sz w:val="32"/>
+                                  <w:szCs w:val="32"/>
+                                </w:rPr>
+                                <w:t>}}</w:t>
                               </w:r>
                             </w:p>
                           </w:txbxContent>
@@ -540,7 +564,25 @@
                 <w:sz w:val="20"/>
                 <w:szCs w:val="20"/>
               </w:rPr>
-              <w:t>{{dre}}</w:t>
+              <w:t>{{</w:t>
+            </w:r>
+            <w:proofErr w:type="spellStart"/>
+            <w:r>
+              <w:rPr>
+                <w:rFonts w:ascii="Arial Nova Cond" w:hAnsi="Arial Nova Cond" w:cs="Times New Roman"/>
+                <w:sz w:val="20"/>
+                <w:szCs w:val="20"/>
+              </w:rPr>
+              <w:t>dre</w:t>
+            </w:r>
+            <w:proofErr w:type="spellEnd"/>
+            <w:r>
+              <w:rPr>
+                <w:rFonts w:ascii="Arial Nova Cond" w:hAnsi="Arial Nova Cond" w:cs="Times New Roman"/>
+                <w:sz w:val="20"/>
+                <w:szCs w:val="20"/>
+              </w:rPr>
+              <w:t>}}</w:t>
             </w:r>
           </w:p>
         </w:tc>
@@ -590,7 +632,25 @@
                 <w:sz w:val="20"/>
                 <w:szCs w:val="20"/>
               </w:rPr>
-              <w:t>{{area}}</w:t>
+              <w:t>{{</w:t>
+            </w:r>
+            <w:proofErr w:type="spellStart"/>
+            <w:r>
+              <w:rPr>
+                <w:rFonts w:ascii="Arial Nova Cond" w:hAnsi="Arial Nova Cond" w:cs="Times New Roman"/>
+                <w:sz w:val="20"/>
+                <w:szCs w:val="20"/>
+              </w:rPr>
+              <w:t>area</w:t>
+            </w:r>
+            <w:proofErr w:type="spellEnd"/>
+            <w:r>
+              <w:rPr>
+                <w:rFonts w:ascii="Arial Nova Cond" w:hAnsi="Arial Nova Cond" w:cs="Times New Roman"/>
+                <w:sz w:val="20"/>
+                <w:szCs w:val="20"/>
+              </w:rPr>
+              <w:t>}}</w:t>
             </w:r>
           </w:p>
         </w:tc>
@@ -715,7 +775,25 @@
                 <w:sz w:val="20"/>
                 <w:szCs w:val="20"/>
               </w:rPr>
-              <w:t>{{ugel}}</w:t>
+              <w:t>{{</w:t>
+            </w:r>
+            <w:proofErr w:type="spellStart"/>
+            <w:r>
+              <w:rPr>
+                <w:rFonts w:ascii="Arial Nova Cond" w:hAnsi="Arial Nova Cond" w:cs="Times New Roman"/>
+                <w:sz w:val="20"/>
+                <w:szCs w:val="20"/>
+              </w:rPr>
+              <w:t>ugel</w:t>
+            </w:r>
+            <w:proofErr w:type="spellEnd"/>
+            <w:r>
+              <w:rPr>
+                <w:rFonts w:ascii="Arial Nova Cond" w:hAnsi="Arial Nova Cond" w:cs="Times New Roman"/>
+                <w:sz w:val="20"/>
+                <w:szCs w:val="20"/>
+              </w:rPr>
+              <w:t>}}</w:t>
             </w:r>
           </w:p>
         </w:tc>
@@ -740,7 +818,25 @@
                 <w:sz w:val="20"/>
                 <w:szCs w:val="20"/>
               </w:rPr>
-              <w:t>{{cordinador}}</w:t>
+              <w:t>{{</w:t>
+            </w:r>
+            <w:proofErr w:type="spellStart"/>
+            <w:r>
+              <w:rPr>
+                <w:rFonts w:ascii="Arial Nova Cond" w:hAnsi="Arial Nova Cond" w:cs="Times New Roman"/>
+                <w:sz w:val="20"/>
+                <w:szCs w:val="20"/>
+              </w:rPr>
+              <w:t>cordinador</w:t>
+            </w:r>
+            <w:proofErr w:type="spellEnd"/>
+            <w:r>
+              <w:rPr>
+                <w:rFonts w:ascii="Arial Nova Cond" w:hAnsi="Arial Nova Cond" w:cs="Times New Roman"/>
+                <w:sz w:val="20"/>
+                <w:szCs w:val="20"/>
+              </w:rPr>
+              <w:t>}}</w:t>
             </w:r>
           </w:p>
         </w:tc>
@@ -909,7 +1005,25 @@
                 <w:sz w:val="20"/>
                 <w:szCs w:val="20"/>
               </w:rPr>
-              <w:t>{{institucioneducativa}}</w:t>
+              <w:t>{{</w:t>
+            </w:r>
+            <w:proofErr w:type="spellStart"/>
+            <w:r>
+              <w:rPr>
+                <w:rFonts w:ascii="Arial Nova Cond" w:hAnsi="Arial Nova Cond" w:cs="Times New Roman"/>
+                <w:sz w:val="20"/>
+                <w:szCs w:val="20"/>
+              </w:rPr>
+              <w:t>institucioneducativa</w:t>
+            </w:r>
+            <w:proofErr w:type="spellEnd"/>
+            <w:r>
+              <w:rPr>
+                <w:rFonts w:ascii="Arial Nova Cond" w:hAnsi="Arial Nova Cond" w:cs="Times New Roman"/>
+                <w:sz w:val="20"/>
+                <w:szCs w:val="20"/>
+              </w:rPr>
+              <w:t>}}</w:t>
             </w:r>
           </w:p>
         </w:tc>
@@ -4478,16 +4592,29 @@
                 <w:szCs w:val="20"/>
               </w:rPr>
             </w:pPr>
-            <w:r>
-              <w:rPr>
-                <w:rFonts w:ascii="Arial Nova Cond Light" w:hAnsi="Arial Nova Cond Light" w:cs="Times New Roman"/>
-                <w:b/>
-                <w:bCs/>
-                <w:color w:val="000000" w:themeColor="text1"/>
-                <w:sz w:val="20"/>
-                <w:szCs w:val="20"/>
-              </w:rPr>
-              <w:t>N° DE SEMANAS LECTIVAS</w:t>
+            <w:proofErr w:type="spellStart"/>
+            <w:r>
+              <w:rPr>
+                <w:rFonts w:ascii="Arial Nova Cond Light" w:hAnsi="Arial Nova Cond Light" w:cs="Times New Roman"/>
+                <w:b/>
+                <w:bCs/>
+                <w:color w:val="000000" w:themeColor="text1"/>
+                <w:sz w:val="20"/>
+                <w:szCs w:val="20"/>
+              </w:rPr>
+              <w:t>N°</w:t>
+            </w:r>
+            <w:proofErr w:type="spellEnd"/>
+            <w:r>
+              <w:rPr>
+                <w:rFonts w:ascii="Arial Nova Cond Light" w:hAnsi="Arial Nova Cond Light" w:cs="Times New Roman"/>
+                <w:b/>
+                <w:bCs/>
+                <w:color w:val="000000" w:themeColor="text1"/>
+                <w:sz w:val="20"/>
+                <w:szCs w:val="20"/>
+              </w:rPr>
+              <w:t xml:space="preserve"> DE SEMANAS LECTIVAS</w:t>
             </w:r>
           </w:p>
         </w:tc>
@@ -4512,16 +4639,29 @@
                 <w:szCs w:val="20"/>
               </w:rPr>
             </w:pPr>
-            <w:r>
-              <w:rPr>
-                <w:rFonts w:ascii="Arial Nova Cond Light" w:hAnsi="Arial Nova Cond Light" w:cs="Times New Roman"/>
-                <w:b/>
-                <w:bCs/>
-                <w:color w:val="000000" w:themeColor="text1"/>
-                <w:sz w:val="20"/>
-                <w:szCs w:val="20"/>
-              </w:rPr>
-              <w:t>N° UNIDADES</w:t>
+            <w:proofErr w:type="spellStart"/>
+            <w:r>
+              <w:rPr>
+                <w:rFonts w:ascii="Arial Nova Cond Light" w:hAnsi="Arial Nova Cond Light" w:cs="Times New Roman"/>
+                <w:b/>
+                <w:bCs/>
+                <w:color w:val="000000" w:themeColor="text1"/>
+                <w:sz w:val="20"/>
+                <w:szCs w:val="20"/>
+              </w:rPr>
+              <w:t>N°</w:t>
+            </w:r>
+            <w:proofErr w:type="spellEnd"/>
+            <w:r>
+              <w:rPr>
+                <w:rFonts w:ascii="Arial Nova Cond Light" w:hAnsi="Arial Nova Cond Light" w:cs="Times New Roman"/>
+                <w:b/>
+                <w:bCs/>
+                <w:color w:val="000000" w:themeColor="text1"/>
+                <w:sz w:val="20"/>
+                <w:szCs w:val="20"/>
+              </w:rPr>
+              <w:t xml:space="preserve"> UNIDADES</w:t>
             </w:r>
           </w:p>
         </w:tc>
@@ -11332,7 +11472,7 @@
     <w:tbl>
       <w:tblPr>
         <w:tblStyle w:val="Tablaconcuadrcula"/>
-        <w:tblW w:w="14850" w:type="dxa"/>
+        <w:tblW w:w="14851" w:type="dxa"/>
         <w:jc w:val="center"/>
         <w:tblBorders>
           <w:top w:val="double" w:sz="4" w:space="0" w:color="47D459" w:themeColor="accent3" w:themeTint="99"/>
@@ -11346,7 +11486,7 @@
         <w:tblLook w:val="04A0" w:firstRow="1" w:lastRow="0" w:firstColumn="1" w:lastColumn="0" w:noHBand="0" w:noVBand="1"/>
       </w:tblPr>
       <w:tblGrid>
-        <w:gridCol w:w="874"/>
+        <w:gridCol w:w="875"/>
         <w:gridCol w:w="1095"/>
         <w:gridCol w:w="1726"/>
         <w:gridCol w:w="6169"/>
@@ -11362,33 +11502,30 @@
         <w:tc>
           <w:tcPr>
             <w:tcW w:w="875" w:type="dxa"/>
-            <w:tcBorders>
-              <w:top w:val="double" w:sz="4" w:space="0" w:color="47D459" w:themeColor="accent3" w:themeTint="99"/>
-              <w:left w:val="double" w:sz="4" w:space="0" w:color="47D459" w:themeColor="accent3" w:themeTint="99"/>
-              <w:bottom w:val="double" w:sz="4" w:space="0" w:color="47D459" w:themeColor="accent3" w:themeTint="99"/>
-              <w:right w:val="double" w:sz="4" w:space="0" w:color="47D459" w:themeColor="accent3" w:themeTint="99"/>
-            </w:tcBorders>
             <w:shd w:val="clear" w:color="auto" w:fill="C1F0C7" w:themeFill="accent3" w:themeFillTint="33"/>
             <w:vAlign w:val="center"/>
-            <w:hideMark/>
-          </w:tcPr>
-          <w:p>
-            <w:pPr>
-              <w:pStyle w:val="Sinespaciado"/>
-              <w:spacing w:line="276" w:lineRule="auto"/>
-              <w:rPr>
-                <w:rFonts w:ascii="Arial Nova Cond Light" w:hAnsi="Arial Nova Cond Light"/>
-                <w:b/>
-                <w:bCs/>
-                <w:sz w:val="20"/>
-                <w:szCs w:val="20"/>
-              </w:rPr>
-            </w:pPr>
-            <w:r>
-              <w:rPr>
-                <w:rFonts w:ascii="Arial Nova Cond Light" w:hAnsi="Arial Nova Cond Light"/>
-                <w:b/>
-                <w:bCs/>
+          </w:tcPr>
+          <w:p>
+            <w:pPr>
+              <w:pStyle w:val="Prrafodelista"/>
+              <w:ind w:left="0"/>
+              <w:jc w:val="center"/>
+              <w:rPr>
+                <w:rFonts w:ascii="Arial Nova Cond" w:hAnsi="Arial Nova Cond" w:cs="Times New Roman"/>
+                <w:b/>
+                <w:bCs/>
+                <w:color w:val="000000" w:themeColor="text1"/>
+                <w:sz w:val="20"/>
+                <w:szCs w:val="20"/>
+              </w:rPr>
+            </w:pPr>
+            <w:bookmarkStart w:id="1" w:name="_Hlk227075175"/>
+            <w:r>
+              <w:rPr>
+                <w:rFonts w:ascii="Arial Nova Cond" w:hAnsi="Arial Nova Cond" w:cs="Times New Roman"/>
+                <w:b/>
+                <w:bCs/>
+                <w:color w:val="000000" w:themeColor="text1"/>
                 <w:sz w:val="20"/>
                 <w:szCs w:val="20"/>
               </w:rPr>
@@ -11399,33 +11536,29 @@
         <w:tc>
           <w:tcPr>
             <w:tcW w:w="1095" w:type="dxa"/>
-            <w:tcBorders>
-              <w:top w:val="double" w:sz="4" w:space="0" w:color="47D459" w:themeColor="accent3" w:themeTint="99"/>
-              <w:left w:val="double" w:sz="4" w:space="0" w:color="47D459" w:themeColor="accent3" w:themeTint="99"/>
-              <w:bottom w:val="double" w:sz="4" w:space="0" w:color="47D459" w:themeColor="accent3" w:themeTint="99"/>
-              <w:right w:val="double" w:sz="4" w:space="0" w:color="47D459" w:themeColor="accent3" w:themeTint="99"/>
-            </w:tcBorders>
             <w:shd w:val="clear" w:color="auto" w:fill="C1F0C7" w:themeFill="accent3" w:themeFillTint="33"/>
             <w:vAlign w:val="center"/>
-            <w:hideMark/>
-          </w:tcPr>
-          <w:p>
-            <w:pPr>
-              <w:pStyle w:val="Sinespaciado"/>
-              <w:spacing w:line="276" w:lineRule="auto"/>
-              <w:rPr>
-                <w:rFonts w:ascii="Arial Nova Cond Light" w:hAnsi="Arial Nova Cond Light"/>
-                <w:b/>
-                <w:bCs/>
-                <w:sz w:val="20"/>
-                <w:szCs w:val="20"/>
-              </w:rPr>
-            </w:pPr>
-            <w:r>
-              <w:rPr>
-                <w:rFonts w:ascii="Arial Nova Cond Light" w:hAnsi="Arial Nova Cond Light"/>
-                <w:b/>
-                <w:bCs/>
+          </w:tcPr>
+          <w:p>
+            <w:pPr>
+              <w:pStyle w:val="Prrafodelista"/>
+              <w:ind w:left="0"/>
+              <w:jc w:val="center"/>
+              <w:rPr>
+                <w:rFonts w:ascii="Arial Nova Cond" w:hAnsi="Arial Nova Cond" w:cs="Times New Roman"/>
+                <w:b/>
+                <w:bCs/>
+                <w:color w:val="000000" w:themeColor="text1"/>
+                <w:sz w:val="20"/>
+                <w:szCs w:val="20"/>
+              </w:rPr>
+            </w:pPr>
+            <w:r>
+              <w:rPr>
+                <w:rFonts w:ascii="Arial Nova Cond" w:hAnsi="Arial Nova Cond" w:cs="Times New Roman"/>
+                <w:b/>
+                <w:bCs/>
+                <w:color w:val="000000" w:themeColor="text1"/>
                 <w:sz w:val="20"/>
                 <w:szCs w:val="20"/>
               </w:rPr>
@@ -11436,33 +11569,29 @@
         <w:tc>
           <w:tcPr>
             <w:tcW w:w="1726" w:type="dxa"/>
-            <w:tcBorders>
-              <w:top w:val="double" w:sz="4" w:space="0" w:color="47D459" w:themeColor="accent3" w:themeTint="99"/>
-              <w:left w:val="double" w:sz="4" w:space="0" w:color="47D459" w:themeColor="accent3" w:themeTint="99"/>
-              <w:bottom w:val="double" w:sz="4" w:space="0" w:color="47D459" w:themeColor="accent3" w:themeTint="99"/>
-              <w:right w:val="double" w:sz="4" w:space="0" w:color="47D459" w:themeColor="accent3" w:themeTint="99"/>
-            </w:tcBorders>
             <w:shd w:val="clear" w:color="auto" w:fill="C1F0C7" w:themeFill="accent3" w:themeFillTint="33"/>
             <w:vAlign w:val="center"/>
-            <w:hideMark/>
-          </w:tcPr>
-          <w:p>
-            <w:pPr>
-              <w:pStyle w:val="Sinespaciado"/>
-              <w:spacing w:line="276" w:lineRule="auto"/>
-              <w:rPr>
-                <w:rFonts w:ascii="Arial Nova Cond Light" w:hAnsi="Arial Nova Cond Light"/>
-                <w:b/>
-                <w:bCs/>
-                <w:sz w:val="20"/>
-                <w:szCs w:val="20"/>
-              </w:rPr>
-            </w:pPr>
-            <w:r>
-              <w:rPr>
-                <w:rFonts w:ascii="Arial Nova Cond Light" w:hAnsi="Arial Nova Cond Light"/>
-                <w:b/>
-                <w:bCs/>
+          </w:tcPr>
+          <w:p>
+            <w:pPr>
+              <w:pStyle w:val="Prrafodelista"/>
+              <w:ind w:left="0"/>
+              <w:jc w:val="center"/>
+              <w:rPr>
+                <w:rFonts w:ascii="Arial Nova Cond" w:hAnsi="Arial Nova Cond" w:cs="Times New Roman"/>
+                <w:b/>
+                <w:bCs/>
+                <w:color w:val="000000" w:themeColor="text1"/>
+                <w:sz w:val="20"/>
+                <w:szCs w:val="20"/>
+              </w:rPr>
+            </w:pPr>
+            <w:r>
+              <w:rPr>
+                <w:rFonts w:ascii="Arial Nova Cond" w:hAnsi="Arial Nova Cond" w:cs="Times New Roman"/>
+                <w:b/>
+                <w:bCs/>
+                <w:color w:val="000000" w:themeColor="text1"/>
                 <w:sz w:val="20"/>
                 <w:szCs w:val="20"/>
               </w:rPr>
@@ -11473,107 +11602,150 @@
         <w:tc>
           <w:tcPr>
             <w:tcW w:w="6169" w:type="dxa"/>
-            <w:tcBorders>
-              <w:top w:val="double" w:sz="4" w:space="0" w:color="47D459" w:themeColor="accent3" w:themeTint="99"/>
-              <w:left w:val="double" w:sz="4" w:space="0" w:color="47D459" w:themeColor="accent3" w:themeTint="99"/>
-              <w:bottom w:val="double" w:sz="4" w:space="0" w:color="47D459" w:themeColor="accent3" w:themeTint="99"/>
-              <w:right w:val="double" w:sz="4" w:space="0" w:color="47D459" w:themeColor="accent3" w:themeTint="99"/>
-            </w:tcBorders>
             <w:shd w:val="clear" w:color="auto" w:fill="C1F0C7" w:themeFill="accent3" w:themeFillTint="33"/>
             <w:vAlign w:val="center"/>
-            <w:hideMark/>
-          </w:tcPr>
-          <w:p>
-            <w:pPr>
-              <w:pStyle w:val="Sinespaciado"/>
-              <w:spacing w:line="276" w:lineRule="auto"/>
-              <w:rPr>
-                <w:rFonts w:ascii="Arial Nova Cond Light" w:hAnsi="Arial Nova Cond Light"/>
-                <w:b/>
-                <w:bCs/>
-                <w:sz w:val="20"/>
-                <w:szCs w:val="20"/>
-              </w:rPr>
-            </w:pPr>
-            <w:r>
-              <w:rPr>
-                <w:rFonts w:ascii="Arial Nova Cond Light" w:hAnsi="Arial Nova Cond Light"/>
-                <w:b/>
-                <w:bCs/>
-                <w:sz w:val="20"/>
-                <w:szCs w:val="20"/>
-              </w:rPr>
-              <w:t>SITUACIÓN SIGNIFICATIVA</w:t>
+          </w:tcPr>
+          <w:p>
+            <w:pPr>
+              <w:pStyle w:val="Prrafodelista"/>
+              <w:ind w:left="0"/>
+              <w:jc w:val="center"/>
+              <w:rPr>
+                <w:rFonts w:ascii="Arial Nova Cond" w:hAnsi="Arial Nova Cond" w:cs="Times New Roman"/>
+                <w:b/>
+                <w:bCs/>
+                <w:color w:val="000000" w:themeColor="text1"/>
+                <w:sz w:val="20"/>
+                <w:szCs w:val="20"/>
+              </w:rPr>
+            </w:pPr>
+            <w:r>
+              <w:rPr>
+                <w:rFonts w:ascii="Arial Nova Cond" w:hAnsi="Arial Nova Cond" w:cs="Times New Roman"/>
+                <w:b/>
+                <w:bCs/>
+                <w:color w:val="000000" w:themeColor="text1"/>
+                <w:sz w:val="20"/>
+                <w:szCs w:val="20"/>
+              </w:rPr>
+              <w:t>SITUACIÓN SIGNIF</w:t>
+            </w:r>
+            <w:r>
+              <w:rPr>
+                <w:rFonts w:ascii="Arial Nova Cond" w:hAnsi="Arial Nova Cond" w:cs="Times New Roman"/>
+                <w:b/>
+                <w:bCs/>
+                <w:color w:val="000000" w:themeColor="text1"/>
+                <w:sz w:val="20"/>
+                <w:szCs w:val="20"/>
+              </w:rPr>
+              <w:t>I</w:t>
+            </w:r>
+            <w:r>
+              <w:rPr>
+                <w:rFonts w:ascii="Arial Nova Cond" w:hAnsi="Arial Nova Cond" w:cs="Times New Roman"/>
+                <w:b/>
+                <w:bCs/>
+                <w:color w:val="000000" w:themeColor="text1"/>
+                <w:sz w:val="20"/>
+                <w:szCs w:val="20"/>
+              </w:rPr>
+              <w:t>CATIVA</w:t>
             </w:r>
           </w:p>
         </w:tc>
         <w:tc>
           <w:tcPr>
             <w:tcW w:w="2015" w:type="dxa"/>
-            <w:tcBorders>
-              <w:top w:val="double" w:sz="4" w:space="0" w:color="47D459" w:themeColor="accent3" w:themeTint="99"/>
-              <w:left w:val="double" w:sz="4" w:space="0" w:color="47D459" w:themeColor="accent3" w:themeTint="99"/>
-              <w:bottom w:val="double" w:sz="4" w:space="0" w:color="47D459" w:themeColor="accent3" w:themeTint="99"/>
-              <w:right w:val="double" w:sz="4" w:space="0" w:color="47D459" w:themeColor="accent3" w:themeTint="99"/>
-            </w:tcBorders>
             <w:shd w:val="clear" w:color="auto" w:fill="C1F0C7" w:themeFill="accent3" w:themeFillTint="33"/>
             <w:vAlign w:val="center"/>
-            <w:hideMark/>
-          </w:tcPr>
-          <w:p>
-            <w:pPr>
-              <w:pStyle w:val="Sinespaciado"/>
-              <w:spacing w:line="276" w:lineRule="auto"/>
-              <w:rPr>
-                <w:rFonts w:ascii="Arial Nova Cond Light" w:hAnsi="Arial Nova Cond Light"/>
-                <w:b/>
-                <w:bCs/>
-                <w:sz w:val="20"/>
-                <w:szCs w:val="20"/>
-              </w:rPr>
-            </w:pPr>
-            <w:r>
-              <w:rPr>
-                <w:rFonts w:ascii="Arial Nova Cond Light" w:hAnsi="Arial Nova Cond Light"/>
-                <w:b/>
-                <w:bCs/>
-                <w:sz w:val="20"/>
-                <w:szCs w:val="20"/>
-              </w:rPr>
-              <w:t>TÍTULO DE LA UNIDAD DIDÁCTICA.</w:t>
+          </w:tcPr>
+          <w:p>
+            <w:pPr>
+              <w:pStyle w:val="Prrafodelista"/>
+              <w:ind w:left="0"/>
+              <w:jc w:val="center"/>
+              <w:rPr>
+                <w:rFonts w:ascii="Arial Nova Cond" w:hAnsi="Arial Nova Cond" w:cs="Times New Roman"/>
+                <w:b/>
+                <w:bCs/>
+                <w:color w:val="000000" w:themeColor="text1"/>
+                <w:sz w:val="20"/>
+                <w:szCs w:val="20"/>
+              </w:rPr>
+            </w:pPr>
+            <w:r>
+              <w:rPr>
+                <w:rFonts w:ascii="Arial Nova Cond" w:hAnsi="Arial Nova Cond" w:cs="Times New Roman"/>
+                <w:b/>
+                <w:bCs/>
+                <w:color w:val="000000" w:themeColor="text1"/>
+                <w:sz w:val="20"/>
+                <w:szCs w:val="20"/>
+              </w:rPr>
+              <w:t>TÍTULO DE LA UNIDAD DID</w:t>
+            </w:r>
+            <w:r>
+              <w:rPr>
+                <w:rFonts w:ascii="Arial Nova Cond" w:hAnsi="Arial Nova Cond" w:cs="Times New Roman"/>
+                <w:b/>
+                <w:bCs/>
+                <w:color w:val="000000" w:themeColor="text1"/>
+                <w:sz w:val="20"/>
+                <w:szCs w:val="20"/>
+              </w:rPr>
+              <w:t>Á</w:t>
+            </w:r>
+            <w:r>
+              <w:rPr>
+                <w:rFonts w:ascii="Arial Nova Cond" w:hAnsi="Arial Nova Cond" w:cs="Times New Roman"/>
+                <w:b/>
+                <w:bCs/>
+                <w:color w:val="000000" w:themeColor="text1"/>
+                <w:sz w:val="20"/>
+                <w:szCs w:val="20"/>
+              </w:rPr>
+              <w:t>CTICA</w:t>
+            </w:r>
+            <w:r>
+              <w:rPr>
+                <w:rFonts w:ascii="Arial Nova Cond" w:hAnsi="Arial Nova Cond" w:cs="Times New Roman"/>
+                <w:b/>
+                <w:bCs/>
+                <w:color w:val="000000" w:themeColor="text1"/>
+                <w:sz w:val="20"/>
+                <w:szCs w:val="20"/>
+              </w:rPr>
+              <w:t>.</w:t>
             </w:r>
           </w:p>
         </w:tc>
         <w:tc>
           <w:tcPr>
             <w:tcW w:w="1634" w:type="dxa"/>
-            <w:tcBorders>
-              <w:top w:val="double" w:sz="4" w:space="0" w:color="47D459" w:themeColor="accent3" w:themeTint="99"/>
-              <w:left w:val="double" w:sz="4" w:space="0" w:color="47D459" w:themeColor="accent3" w:themeTint="99"/>
-              <w:bottom w:val="double" w:sz="4" w:space="0" w:color="47D459" w:themeColor="accent3" w:themeTint="99"/>
-              <w:right w:val="double" w:sz="4" w:space="0" w:color="47D459" w:themeColor="accent3" w:themeTint="99"/>
-            </w:tcBorders>
             <w:shd w:val="clear" w:color="auto" w:fill="C1F0C7" w:themeFill="accent3" w:themeFillTint="33"/>
             <w:vAlign w:val="center"/>
-            <w:hideMark/>
-          </w:tcPr>
-          <w:p>
-            <w:pPr>
-              <w:pStyle w:val="Sinespaciado"/>
-              <w:spacing w:line="276" w:lineRule="auto"/>
-              <w:rPr>
-                <w:rFonts w:ascii="Arial Nova Cond Light" w:hAnsi="Arial Nova Cond Light"/>
-                <w:b/>
-                <w:bCs/>
-                <w:sz w:val="20"/>
-                <w:szCs w:val="20"/>
-              </w:rPr>
-            </w:pPr>
-            <w:r>
-              <w:rPr>
-                <w:rFonts w:ascii="Arial Nova Cond Light" w:hAnsi="Arial Nova Cond Light"/>
-                <w:b/>
-                <w:bCs/>
+          </w:tcPr>
+          <w:p>
+            <w:pPr>
+              <w:pStyle w:val="Prrafodelista"/>
+              <w:ind w:left="0"/>
+              <w:jc w:val="center"/>
+              <w:rPr>
+                <w:rFonts w:ascii="Arial Nova Cond" w:hAnsi="Arial Nova Cond" w:cs="Times New Roman"/>
+                <w:b/>
+                <w:bCs/>
+                <w:color w:val="000000" w:themeColor="text1"/>
+                <w:sz w:val="20"/>
+                <w:szCs w:val="20"/>
+              </w:rPr>
+            </w:pPr>
+            <w:r>
+              <w:rPr>
+                <w:rFonts w:ascii="Arial Nova Cond" w:hAnsi="Arial Nova Cond" w:cs="Times New Roman"/>
+                <w:b/>
+                <w:bCs/>
+                <w:color w:val="000000" w:themeColor="text1"/>
                 <w:sz w:val="20"/>
                 <w:szCs w:val="20"/>
               </w:rPr>
@@ -11584,33 +11756,29 @@
         <w:tc>
           <w:tcPr>
             <w:tcW w:w="1337" w:type="dxa"/>
-            <w:tcBorders>
-              <w:top w:val="double" w:sz="4" w:space="0" w:color="47D459" w:themeColor="accent3" w:themeTint="99"/>
-              <w:left w:val="double" w:sz="4" w:space="0" w:color="47D459" w:themeColor="accent3" w:themeTint="99"/>
-              <w:bottom w:val="double" w:sz="4" w:space="0" w:color="47D459" w:themeColor="accent3" w:themeTint="99"/>
-              <w:right w:val="double" w:sz="4" w:space="0" w:color="47D459" w:themeColor="accent3" w:themeTint="99"/>
-            </w:tcBorders>
             <w:shd w:val="clear" w:color="auto" w:fill="C1F0C7" w:themeFill="accent3" w:themeFillTint="33"/>
             <w:vAlign w:val="center"/>
-            <w:hideMark/>
-          </w:tcPr>
-          <w:p>
-            <w:pPr>
-              <w:pStyle w:val="Sinespaciado"/>
-              <w:spacing w:line="276" w:lineRule="auto"/>
-              <w:rPr>
-                <w:rFonts w:ascii="Arial Nova Cond Light" w:hAnsi="Arial Nova Cond Light"/>
-                <w:b/>
-                <w:bCs/>
-                <w:sz w:val="20"/>
-                <w:szCs w:val="20"/>
-              </w:rPr>
-            </w:pPr>
-            <w:r>
-              <w:rPr>
-                <w:rFonts w:ascii="Arial Nova Cond Light" w:hAnsi="Arial Nova Cond Light"/>
-                <w:b/>
-                <w:bCs/>
+          </w:tcPr>
+          <w:p>
+            <w:pPr>
+              <w:pStyle w:val="Prrafodelista"/>
+              <w:ind w:left="0"/>
+              <w:jc w:val="center"/>
+              <w:rPr>
+                <w:rFonts w:ascii="Arial Nova Cond" w:hAnsi="Arial Nova Cond" w:cs="Times New Roman"/>
+                <w:b/>
+                <w:bCs/>
+                <w:color w:val="000000" w:themeColor="text1"/>
+                <w:sz w:val="20"/>
+                <w:szCs w:val="20"/>
+              </w:rPr>
+            </w:pPr>
+            <w:r>
+              <w:rPr>
+                <w:rFonts w:ascii="Arial Nova Cond" w:hAnsi="Arial Nova Cond" w:cs="Times New Roman"/>
+                <w:b/>
+                <w:bCs/>
+                <w:color w:val="000000" w:themeColor="text1"/>
                 <w:sz w:val="20"/>
                 <w:szCs w:val="20"/>
               </w:rPr>
@@ -11628,20 +11796,21 @@
           <w:tcPr>
             <w:tcW w:w="875" w:type="dxa"/>
             <w:vMerge w:val="restart"/>
-            <w:tcBorders>
-              <w:top w:val="double" w:sz="4" w:space="0" w:color="47D459" w:themeColor="accent3" w:themeTint="99"/>
-              <w:left w:val="double" w:sz="4" w:space="0" w:color="47D459" w:themeColor="accent3" w:themeTint="99"/>
-              <w:bottom w:val="double" w:sz="4" w:space="0" w:color="47D459" w:themeColor="accent3" w:themeTint="99"/>
-              <w:right w:val="double" w:sz="4" w:space="0" w:color="47D459" w:themeColor="accent3" w:themeTint="99"/>
-            </w:tcBorders>
-            <w:vAlign w:val="center"/>
-            <w:hideMark/>
-          </w:tcPr>
-          <w:p>
-            <w:pPr>
-              <w:pStyle w:val="Sinespaciado"/>
-              <w:rPr>
-                <w:rFonts w:ascii="Arial Nova Cond Light" w:hAnsi="Arial Nova Cond Light"/>
+            <w:vAlign w:val="center"/>
+          </w:tcPr>
+          <w:p>
+            <w:pPr>
+              <w:pStyle w:val="Prrafodelista"/>
+              <w:tabs>
+                <w:tab w:val="left" w:pos="0"/>
+                <w:tab w:val="left" w:pos="142"/>
+                <w:tab w:val="left" w:pos="284"/>
+              </w:tabs>
+              <w:spacing w:line="276" w:lineRule="auto"/>
+              <w:ind w:left="0"/>
+              <w:jc w:val="center"/>
+              <w:rPr>
+                <w:rFonts w:ascii="Arial Nova Cond" w:eastAsia="Calibri" w:hAnsi="Arial Nova Cond" w:cs="Times New Roman"/>
                 <w:b/>
                 <w:bCs/>
                 <w:sz w:val="20"/>
@@ -11651,7 +11820,7 @@
             </w:pPr>
             <w:r>
               <w:rPr>
-                <w:rFonts w:ascii="Arial Nova Cond Light" w:hAnsi="Arial Nova Cond Light"/>
+                <w:rFonts w:ascii="Arial Nova Cond" w:eastAsia="Calibri" w:hAnsi="Arial Nova Cond" w:cs="Times New Roman"/>
                 <w:b/>
                 <w:bCs/>
                 <w:sz w:val="20"/>
@@ -11665,20 +11834,21 @@
         <w:tc>
           <w:tcPr>
             <w:tcW w:w="1095" w:type="dxa"/>
-            <w:tcBorders>
-              <w:top w:val="double" w:sz="4" w:space="0" w:color="47D459" w:themeColor="accent3" w:themeTint="99"/>
-              <w:left w:val="double" w:sz="4" w:space="0" w:color="47D459" w:themeColor="accent3" w:themeTint="99"/>
-              <w:bottom w:val="double" w:sz="4" w:space="0" w:color="47D459" w:themeColor="accent3" w:themeTint="99"/>
-              <w:right w:val="double" w:sz="4" w:space="0" w:color="47D459" w:themeColor="accent3" w:themeTint="99"/>
-            </w:tcBorders>
-            <w:vAlign w:val="center"/>
-            <w:hideMark/>
-          </w:tcPr>
-          <w:p>
-            <w:pPr>
-              <w:pStyle w:val="Sinespaciado"/>
-              <w:rPr>
-                <w:rFonts w:ascii="Arial Nova Cond Light" w:hAnsi="Arial Nova Cond Light"/>
+            <w:vAlign w:val="center"/>
+          </w:tcPr>
+          <w:p>
+            <w:pPr>
+              <w:pStyle w:val="Prrafodelista"/>
+              <w:tabs>
+                <w:tab w:val="left" w:pos="0"/>
+                <w:tab w:val="left" w:pos="142"/>
+                <w:tab w:val="left" w:pos="284"/>
+              </w:tabs>
+              <w:spacing w:line="276" w:lineRule="auto"/>
+              <w:ind w:left="0"/>
+              <w:jc w:val="center"/>
+              <w:rPr>
+                <w:rFonts w:ascii="Arial Nova Cond" w:eastAsia="Calibri" w:hAnsi="Arial Nova Cond" w:cs="Times New Roman"/>
                 <w:b/>
                 <w:bCs/>
                 <w:sz w:val="20"/>
@@ -11688,7 +11858,7 @@
             </w:pPr>
             <w:r>
               <w:rPr>
-                <w:rFonts w:ascii="Arial Nova Cond Light" w:hAnsi="Arial Nova Cond Light"/>
+                <w:rFonts w:ascii="Arial Nova Cond" w:eastAsia="Calibri" w:hAnsi="Arial Nova Cond" w:cs="Times New Roman"/>
                 <w:b/>
                 <w:bCs/>
                 <w:sz w:val="20"/>
@@ -11702,20 +11872,21 @@
         <w:tc>
           <w:tcPr>
             <w:tcW w:w="1726" w:type="dxa"/>
-            <w:tcBorders>
-              <w:top w:val="double" w:sz="4" w:space="0" w:color="47D459" w:themeColor="accent3" w:themeTint="99"/>
-              <w:left w:val="double" w:sz="4" w:space="0" w:color="47D459" w:themeColor="accent3" w:themeTint="99"/>
-              <w:bottom w:val="double" w:sz="4" w:space="0" w:color="47D459" w:themeColor="accent3" w:themeTint="99"/>
-              <w:right w:val="double" w:sz="4" w:space="0" w:color="47D459" w:themeColor="accent3" w:themeTint="99"/>
-            </w:tcBorders>
-            <w:vAlign w:val="center"/>
-            <w:hideMark/>
-          </w:tcPr>
-          <w:p>
-            <w:pPr>
-              <w:pStyle w:val="Sinespaciado"/>
-              <w:rPr>
-                <w:rFonts w:ascii="Arial Nova Cond Light" w:hAnsi="Arial Nova Cond Light"/>
+            <w:vAlign w:val="center"/>
+          </w:tcPr>
+          <w:p>
+            <w:pPr>
+              <w:pStyle w:val="Prrafodelista"/>
+              <w:tabs>
+                <w:tab w:val="left" w:pos="0"/>
+                <w:tab w:val="left" w:pos="142"/>
+                <w:tab w:val="left" w:pos="284"/>
+              </w:tabs>
+              <w:spacing w:line="276" w:lineRule="auto"/>
+              <w:ind w:left="0"/>
+              <w:jc w:val="both"/>
+              <w:rPr>
+                <w:rFonts w:ascii="Arial Nova Cond" w:eastAsia="Calibri" w:hAnsi="Arial Nova Cond" w:cs="Times New Roman"/>
                 <w:sz w:val="20"/>
                 <w:szCs w:val="20"/>
                 <w:lang w:val="es-ES_tradnl"/>
@@ -11723,7 +11894,7 @@
             </w:pPr>
             <w:r>
               <w:rPr>
-                <w:rFonts w:ascii="Arial Nova Cond Light" w:hAnsi="Arial Nova Cond Light"/>
+                <w:rFonts w:ascii="Arial Nova Cond" w:eastAsia="Calibri" w:hAnsi="Arial Nova Cond" w:cs="Times New Roman"/>
                 <w:sz w:val="20"/>
                 <w:szCs w:val="20"/>
                 <w:lang w:val="es-ES_tradnl"/>
@@ -11735,20 +11906,21 @@
         <w:tc>
           <w:tcPr>
             <w:tcW w:w="6169" w:type="dxa"/>
-            <w:tcBorders>
-              <w:top w:val="double" w:sz="4" w:space="0" w:color="47D459" w:themeColor="accent3" w:themeTint="99"/>
-              <w:left w:val="double" w:sz="4" w:space="0" w:color="47D459" w:themeColor="accent3" w:themeTint="99"/>
-              <w:bottom w:val="double" w:sz="4" w:space="0" w:color="47D459" w:themeColor="accent3" w:themeTint="99"/>
-              <w:right w:val="double" w:sz="4" w:space="0" w:color="47D459" w:themeColor="accent3" w:themeTint="99"/>
-            </w:tcBorders>
-            <w:vAlign w:val="center"/>
-            <w:hideMark/>
-          </w:tcPr>
-          <w:p>
-            <w:pPr>
-              <w:pStyle w:val="Sinespaciado"/>
-              <w:rPr>
-                <w:rFonts w:ascii="Arial Nova Cond Light" w:hAnsi="Arial Nova Cond Light"/>
+            <w:vAlign w:val="center"/>
+          </w:tcPr>
+          <w:p>
+            <w:pPr>
+              <w:pStyle w:val="Prrafodelista"/>
+              <w:tabs>
+                <w:tab w:val="left" w:pos="0"/>
+                <w:tab w:val="left" w:pos="142"/>
+                <w:tab w:val="left" w:pos="284"/>
+              </w:tabs>
+              <w:spacing w:line="276" w:lineRule="auto"/>
+              <w:ind w:left="0"/>
+              <w:jc w:val="both"/>
+              <w:rPr>
+                <w:rFonts w:ascii="Arial Nova Cond" w:eastAsia="Calibri" w:hAnsi="Arial Nova Cond" w:cs="Times New Roman"/>
                 <w:sz w:val="20"/>
                 <w:szCs w:val="20"/>
                 <w:lang w:val="es-ES_tradnl"/>
@@ -11756,7 +11928,7 @@
             </w:pPr>
             <w:r>
               <w:rPr>
-                <w:rFonts w:ascii="Arial Nova Cond Light" w:hAnsi="Arial Nova Cond Light"/>
+                <w:rFonts w:ascii="Arial Nova Cond" w:eastAsia="Calibri" w:hAnsi="Arial Nova Cond" w:cs="Times New Roman"/>
                 <w:sz w:val="20"/>
                 <w:szCs w:val="20"/>
                 <w:lang w:val="es-ES_tradnl"/>
@@ -11768,28 +11940,27 @@
         <w:tc>
           <w:tcPr>
             <w:tcW w:w="2015" w:type="dxa"/>
-            <w:tcBorders>
-              <w:top w:val="double" w:sz="4" w:space="0" w:color="47D459" w:themeColor="accent3" w:themeTint="99"/>
-              <w:left w:val="double" w:sz="4" w:space="0" w:color="47D459" w:themeColor="accent3" w:themeTint="99"/>
-              <w:bottom w:val="double" w:sz="4" w:space="0" w:color="47D459" w:themeColor="accent3" w:themeTint="99"/>
-              <w:right w:val="double" w:sz="4" w:space="0" w:color="47D459" w:themeColor="accent3" w:themeTint="99"/>
-            </w:tcBorders>
-            <w:vAlign w:val="center"/>
-            <w:hideMark/>
-          </w:tcPr>
-          <w:p>
-            <w:pPr>
-              <w:pStyle w:val="Sinespaciado"/>
-              <w:spacing w:line="276" w:lineRule="auto"/>
-              <w:rPr>
-                <w:rFonts w:ascii="Arial Nova Cond Light" w:hAnsi="Arial Nova Cond Light"/>
-                <w:sz w:val="20"/>
-                <w:szCs w:val="20"/>
-              </w:rPr>
-            </w:pPr>
-            <w:r>
-              <w:rPr>
-                <w:rFonts w:ascii="Arial Nova Cond Light" w:hAnsi="Arial Nova Cond Light"/>
+            <w:vAlign w:val="center"/>
+          </w:tcPr>
+          <w:p>
+            <w:pPr>
+              <w:autoSpaceDE w:val="0"/>
+              <w:autoSpaceDN w:val="0"/>
+              <w:adjustRightInd w:val="0"/>
+              <w:jc w:val="center"/>
+              <w:rPr>
+                <w:rFonts w:ascii="Arial Nova Cond" w:hAnsi="Arial Nova Cond" w:cs="Arial"/>
+                <w:color w:val="000000"/>
+                <w:kern w:val="0"/>
+                <w:sz w:val="20"/>
+                <w:szCs w:val="20"/>
+              </w:rPr>
+            </w:pPr>
+            <w:r>
+              <w:rPr>
+                <w:rFonts w:ascii="Arial Nova Cond" w:hAnsi="Arial Nova Cond" w:cs="Arial"/>
+                <w:color w:val="000000"/>
+                <w:kern w:val="0"/>
                 <w:sz w:val="20"/>
                 <w:szCs w:val="20"/>
               </w:rPr>
@@ -11800,28 +11971,27 @@
         <w:tc>
           <w:tcPr>
             <w:tcW w:w="1634" w:type="dxa"/>
-            <w:tcBorders>
-              <w:top w:val="double" w:sz="4" w:space="0" w:color="47D459" w:themeColor="accent3" w:themeTint="99"/>
-              <w:left w:val="double" w:sz="4" w:space="0" w:color="47D459" w:themeColor="accent3" w:themeTint="99"/>
-              <w:bottom w:val="double" w:sz="4" w:space="0" w:color="47D459" w:themeColor="accent3" w:themeTint="99"/>
-              <w:right w:val="double" w:sz="4" w:space="0" w:color="47D459" w:themeColor="accent3" w:themeTint="99"/>
-            </w:tcBorders>
-            <w:vAlign w:val="center"/>
-            <w:hideMark/>
-          </w:tcPr>
-          <w:p>
-            <w:pPr>
-              <w:pStyle w:val="Sinespaciado"/>
-              <w:spacing w:line="276" w:lineRule="auto"/>
-              <w:rPr>
-                <w:rFonts w:ascii="Arial Nova Cond Light" w:hAnsi="Arial Nova Cond Light"/>
-                <w:sz w:val="20"/>
-                <w:szCs w:val="20"/>
-              </w:rPr>
-            </w:pPr>
-            <w:r>
-              <w:rPr>
-                <w:rFonts w:ascii="Arial Nova Cond Light" w:hAnsi="Arial Nova Cond Light"/>
+            <w:vAlign w:val="center"/>
+          </w:tcPr>
+          <w:p>
+            <w:pPr>
+              <w:autoSpaceDE w:val="0"/>
+              <w:autoSpaceDN w:val="0"/>
+              <w:adjustRightInd w:val="0"/>
+              <w:jc w:val="both"/>
+              <w:rPr>
+                <w:rFonts w:ascii="Arial Nova Cond" w:hAnsi="Arial Nova Cond" w:cs="Arial"/>
+                <w:color w:val="000000"/>
+                <w:kern w:val="0"/>
+                <w:sz w:val="20"/>
+                <w:szCs w:val="20"/>
+              </w:rPr>
+            </w:pPr>
+            <w:r>
+              <w:rPr>
+                <w:rFonts w:ascii="Arial Nova Cond" w:hAnsi="Arial Nova Cond" w:cs="Arial"/>
+                <w:color w:val="000000"/>
+                <w:kern w:val="0"/>
                 <w:sz w:val="20"/>
                 <w:szCs w:val="20"/>
               </w:rPr>
@@ -11832,28 +12002,27 @@
         <w:tc>
           <w:tcPr>
             <w:tcW w:w="1337" w:type="dxa"/>
-            <w:tcBorders>
-              <w:top w:val="double" w:sz="4" w:space="0" w:color="47D459" w:themeColor="accent3" w:themeTint="99"/>
-              <w:left w:val="double" w:sz="4" w:space="0" w:color="47D459" w:themeColor="accent3" w:themeTint="99"/>
-              <w:bottom w:val="double" w:sz="4" w:space="0" w:color="47D459" w:themeColor="accent3" w:themeTint="99"/>
-              <w:right w:val="double" w:sz="4" w:space="0" w:color="47D459" w:themeColor="accent3" w:themeTint="99"/>
-            </w:tcBorders>
-            <w:vAlign w:val="center"/>
-            <w:hideMark/>
-          </w:tcPr>
-          <w:p>
-            <w:pPr>
-              <w:pStyle w:val="Sinespaciado"/>
-              <w:spacing w:line="276" w:lineRule="auto"/>
-              <w:rPr>
-                <w:rFonts w:ascii="Arial Nova Cond Light" w:hAnsi="Arial Nova Cond Light"/>
-                <w:sz w:val="20"/>
-                <w:szCs w:val="20"/>
-              </w:rPr>
-            </w:pPr>
-            <w:r>
-              <w:rPr>
-                <w:rFonts w:ascii="Arial Nova Cond Light" w:hAnsi="Arial Nova Cond Light"/>
+            <w:vAlign w:val="center"/>
+          </w:tcPr>
+          <w:p>
+            <w:pPr>
+              <w:autoSpaceDE w:val="0"/>
+              <w:autoSpaceDN w:val="0"/>
+              <w:adjustRightInd w:val="0"/>
+              <w:jc w:val="center"/>
+              <w:rPr>
+                <w:rFonts w:ascii="Arial Nova Cond" w:hAnsi="Arial Nova Cond" w:cs="Arial"/>
+                <w:color w:val="000000"/>
+                <w:kern w:val="0"/>
+                <w:sz w:val="20"/>
+                <w:szCs w:val="20"/>
+              </w:rPr>
+            </w:pPr>
+            <w:r>
+              <w:rPr>
+                <w:rFonts w:ascii="Arial Nova Cond" w:hAnsi="Arial Nova Cond" w:cs="Arial"/>
+                <w:color w:val="000000"/>
+                <w:kern w:val="0"/>
                 <w:sz w:val="20"/>
                 <w:szCs w:val="20"/>
               </w:rPr>
@@ -11871,21 +12040,21 @@
           <w:tcPr>
             <w:tcW w:w="875" w:type="dxa"/>
             <w:vMerge/>
-            <w:tcBorders>
-              <w:top w:val="double" w:sz="4" w:space="0" w:color="47D459" w:themeColor="accent3" w:themeTint="99"/>
-              <w:left w:val="double" w:sz="4" w:space="0" w:color="47D459" w:themeColor="accent3" w:themeTint="99"/>
-              <w:bottom w:val="double" w:sz="4" w:space="0" w:color="47D459" w:themeColor="accent3" w:themeTint="99"/>
-              <w:right w:val="double" w:sz="4" w:space="0" w:color="47D459" w:themeColor="accent3" w:themeTint="99"/>
-            </w:tcBorders>
-            <w:vAlign w:val="center"/>
-            <w:hideMark/>
-          </w:tcPr>
-          <w:p>
-            <w:pPr>
-              <w:pStyle w:val="Sinespaciado"/>
-              <w:spacing w:line="276" w:lineRule="auto"/>
-              <w:rPr>
-                <w:rFonts w:ascii="Arial Nova Cond Light" w:hAnsi="Arial Nova Cond Light"/>
+            <w:vAlign w:val="center"/>
+          </w:tcPr>
+          <w:p>
+            <w:pPr>
+              <w:pStyle w:val="Prrafodelista"/>
+              <w:tabs>
+                <w:tab w:val="left" w:pos="0"/>
+                <w:tab w:val="left" w:pos="142"/>
+                <w:tab w:val="left" w:pos="284"/>
+              </w:tabs>
+              <w:spacing w:line="276" w:lineRule="auto"/>
+              <w:ind w:left="0"/>
+              <w:jc w:val="center"/>
+              <w:rPr>
+                <w:rFonts w:ascii="Arial Nova Cond" w:eastAsia="Calibri" w:hAnsi="Arial Nova Cond" w:cs="Times New Roman"/>
                 <w:b/>
                 <w:bCs/>
                 <w:sz w:val="20"/>
@@ -11898,20 +12067,21 @@
         <w:tc>
           <w:tcPr>
             <w:tcW w:w="1095" w:type="dxa"/>
-            <w:tcBorders>
-              <w:top w:val="double" w:sz="4" w:space="0" w:color="47D459" w:themeColor="accent3" w:themeTint="99"/>
-              <w:left w:val="double" w:sz="4" w:space="0" w:color="47D459" w:themeColor="accent3" w:themeTint="99"/>
-              <w:bottom w:val="double" w:sz="4" w:space="0" w:color="47D459" w:themeColor="accent3" w:themeTint="99"/>
-              <w:right w:val="double" w:sz="4" w:space="0" w:color="47D459" w:themeColor="accent3" w:themeTint="99"/>
-            </w:tcBorders>
-            <w:vAlign w:val="center"/>
-            <w:hideMark/>
-          </w:tcPr>
-          <w:p>
-            <w:pPr>
-              <w:pStyle w:val="Sinespaciado"/>
-              <w:rPr>
-                <w:rFonts w:ascii="Arial Nova Cond Light" w:hAnsi="Arial Nova Cond Light"/>
+            <w:vAlign w:val="center"/>
+          </w:tcPr>
+          <w:p>
+            <w:pPr>
+              <w:pStyle w:val="Prrafodelista"/>
+              <w:tabs>
+                <w:tab w:val="left" w:pos="0"/>
+                <w:tab w:val="left" w:pos="142"/>
+                <w:tab w:val="left" w:pos="284"/>
+              </w:tabs>
+              <w:spacing w:line="276" w:lineRule="auto"/>
+              <w:ind w:left="0"/>
+              <w:jc w:val="center"/>
+              <w:rPr>
+                <w:rFonts w:ascii="Arial Nova Cond" w:eastAsia="Calibri" w:hAnsi="Arial Nova Cond" w:cs="Times New Roman"/>
                 <w:b/>
                 <w:bCs/>
                 <w:sz w:val="20"/>
@@ -11921,7 +12091,7 @@
             </w:pPr>
             <w:r>
               <w:rPr>
-                <w:rFonts w:ascii="Arial Nova Cond Light" w:hAnsi="Arial Nova Cond Light"/>
+                <w:rFonts w:ascii="Arial Nova Cond" w:eastAsia="Calibri" w:hAnsi="Arial Nova Cond" w:cs="Times New Roman"/>
                 <w:b/>
                 <w:bCs/>
                 <w:sz w:val="20"/>
@@ -11935,28 +12105,21 @@
         <w:tc>
           <w:tcPr>
             <w:tcW w:w="1726" w:type="dxa"/>
-            <w:tcBorders>
-              <w:top w:val="double" w:sz="4" w:space="0" w:color="47D459" w:themeColor="accent3" w:themeTint="99"/>
-              <w:left w:val="double" w:sz="4" w:space="0" w:color="47D459" w:themeColor="accent3" w:themeTint="99"/>
-              <w:bottom w:val="double" w:sz="4" w:space="0" w:color="47D459" w:themeColor="accent3" w:themeTint="99"/>
-              <w:right w:val="double" w:sz="4" w:space="0" w:color="47D459" w:themeColor="accent3" w:themeTint="99"/>
-            </w:tcBorders>
-            <w:vAlign w:val="center"/>
-            <w:hideMark/>
-          </w:tcPr>
-          <w:p>
-            <w:pPr>
-              <w:pStyle w:val="Sinespaciado"/>
-              <w:spacing w:line="276" w:lineRule="auto"/>
-              <w:rPr>
-                <w:rFonts w:ascii="Arial Nova Cond Light" w:hAnsi="Arial Nova Cond Light"/>
-                <w:sz w:val="20"/>
-                <w:szCs w:val="20"/>
-              </w:rPr>
-            </w:pPr>
-            <w:r>
-              <w:rPr>
-                <w:rFonts w:ascii="Arial Nova Cond Light" w:hAnsi="Arial Nova Cond Light"/>
+            <w:vAlign w:val="center"/>
+          </w:tcPr>
+          <w:p>
+            <w:pPr>
+              <w:pStyle w:val="NormalWeb"/>
+              <w:jc w:val="both"/>
+              <w:rPr>
+                <w:rFonts w:ascii="Arial Nova Cond" w:hAnsi="Arial Nova Cond"/>
+                <w:sz w:val="20"/>
+                <w:szCs w:val="20"/>
+              </w:rPr>
+            </w:pPr>
+            <w:r>
+              <w:rPr>
+                <w:rFonts w:ascii="Arial Nova Cond" w:eastAsia="Calibri" w:hAnsi="Arial Nova Cond"/>
                 <w:sz w:val="20"/>
                 <w:szCs w:val="20"/>
                 <w:lang w:val="es-ES_tradnl"/>
@@ -11968,20 +12131,21 @@
         <w:tc>
           <w:tcPr>
             <w:tcW w:w="6169" w:type="dxa"/>
-            <w:tcBorders>
-              <w:top w:val="double" w:sz="4" w:space="0" w:color="47D459" w:themeColor="accent3" w:themeTint="99"/>
-              <w:left w:val="double" w:sz="4" w:space="0" w:color="47D459" w:themeColor="accent3" w:themeTint="99"/>
-              <w:bottom w:val="double" w:sz="4" w:space="0" w:color="47D459" w:themeColor="accent3" w:themeTint="99"/>
-              <w:right w:val="double" w:sz="4" w:space="0" w:color="47D459" w:themeColor="accent3" w:themeTint="99"/>
-            </w:tcBorders>
-            <w:vAlign w:val="center"/>
-            <w:hideMark/>
-          </w:tcPr>
-          <w:p>
-            <w:pPr>
-              <w:pStyle w:val="Sinespaciado"/>
-              <w:rPr>
-                <w:rFonts w:ascii="Arial Nova Cond Light" w:hAnsi="Arial Nova Cond Light"/>
+            <w:vAlign w:val="center"/>
+          </w:tcPr>
+          <w:p>
+            <w:pPr>
+              <w:pStyle w:val="Prrafodelista"/>
+              <w:tabs>
+                <w:tab w:val="left" w:pos="0"/>
+                <w:tab w:val="left" w:pos="142"/>
+                <w:tab w:val="left" w:pos="284"/>
+              </w:tabs>
+              <w:spacing w:line="276" w:lineRule="auto"/>
+              <w:ind w:left="0"/>
+              <w:jc w:val="both"/>
+              <w:rPr>
+                <w:rFonts w:ascii="Arial Nova Cond" w:eastAsia="Calibri" w:hAnsi="Arial Nova Cond" w:cs="Times New Roman"/>
                 <w:sz w:val="20"/>
                 <w:szCs w:val="20"/>
                 <w:lang w:val="es-ES_tradnl"/>
@@ -11989,7 +12153,7 @@
             </w:pPr>
             <w:r>
               <w:rPr>
-                <w:rFonts w:ascii="Arial Nova Cond Light" w:hAnsi="Arial Nova Cond Light"/>
+                <w:rFonts w:ascii="Arial Nova Cond" w:eastAsia="Calibri" w:hAnsi="Arial Nova Cond" w:cs="Times New Roman"/>
                 <w:sz w:val="20"/>
                 <w:szCs w:val="20"/>
                 <w:lang w:val="es-ES_tradnl"/>
@@ -12001,28 +12165,27 @@
         <w:tc>
           <w:tcPr>
             <w:tcW w:w="2015" w:type="dxa"/>
-            <w:tcBorders>
-              <w:top w:val="double" w:sz="4" w:space="0" w:color="47D459" w:themeColor="accent3" w:themeTint="99"/>
-              <w:left w:val="double" w:sz="4" w:space="0" w:color="47D459" w:themeColor="accent3" w:themeTint="99"/>
-              <w:bottom w:val="double" w:sz="4" w:space="0" w:color="47D459" w:themeColor="accent3" w:themeTint="99"/>
-              <w:right w:val="double" w:sz="4" w:space="0" w:color="47D459" w:themeColor="accent3" w:themeTint="99"/>
-            </w:tcBorders>
-            <w:vAlign w:val="center"/>
-            <w:hideMark/>
-          </w:tcPr>
-          <w:p>
-            <w:pPr>
-              <w:pStyle w:val="Sinespaciado"/>
-              <w:spacing w:line="276" w:lineRule="auto"/>
-              <w:rPr>
-                <w:rFonts w:ascii="Arial Nova Cond Light" w:hAnsi="Arial Nova Cond Light"/>
-                <w:sz w:val="20"/>
-                <w:szCs w:val="20"/>
-              </w:rPr>
-            </w:pPr>
-            <w:r>
-              <w:rPr>
-                <w:rFonts w:ascii="Arial Nova Cond Light" w:hAnsi="Arial Nova Cond Light"/>
+            <w:vAlign w:val="center"/>
+          </w:tcPr>
+          <w:p>
+            <w:pPr>
+              <w:autoSpaceDE w:val="0"/>
+              <w:autoSpaceDN w:val="0"/>
+              <w:adjustRightInd w:val="0"/>
+              <w:jc w:val="center"/>
+              <w:rPr>
+                <w:rFonts w:ascii="Arial Nova Cond" w:hAnsi="Arial Nova Cond" w:cs="Arial"/>
+                <w:color w:val="000000" w:themeColor="text1"/>
+                <w:kern w:val="0"/>
+                <w:sz w:val="20"/>
+                <w:szCs w:val="20"/>
+              </w:rPr>
+            </w:pPr>
+            <w:r>
+              <w:rPr>
+                <w:rFonts w:ascii="Arial Nova Cond" w:hAnsi="Arial Nova Cond" w:cs="Arial"/>
+                <w:color w:val="000000"/>
+                <w:kern w:val="0"/>
                 <w:sz w:val="20"/>
                 <w:szCs w:val="20"/>
               </w:rPr>
@@ -12033,28 +12196,27 @@
         <w:tc>
           <w:tcPr>
             <w:tcW w:w="1634" w:type="dxa"/>
-            <w:tcBorders>
-              <w:top w:val="double" w:sz="4" w:space="0" w:color="47D459" w:themeColor="accent3" w:themeTint="99"/>
-              <w:left w:val="double" w:sz="4" w:space="0" w:color="47D459" w:themeColor="accent3" w:themeTint="99"/>
-              <w:bottom w:val="double" w:sz="4" w:space="0" w:color="47D459" w:themeColor="accent3" w:themeTint="99"/>
-              <w:right w:val="double" w:sz="4" w:space="0" w:color="47D459" w:themeColor="accent3" w:themeTint="99"/>
-            </w:tcBorders>
-            <w:vAlign w:val="center"/>
-            <w:hideMark/>
-          </w:tcPr>
-          <w:p>
-            <w:pPr>
-              <w:pStyle w:val="Sinespaciado"/>
-              <w:spacing w:line="276" w:lineRule="auto"/>
-              <w:rPr>
-                <w:rFonts w:ascii="Arial Nova Cond Light" w:hAnsi="Arial Nova Cond Light"/>
-                <w:sz w:val="20"/>
-                <w:szCs w:val="20"/>
-              </w:rPr>
-            </w:pPr>
-            <w:r>
-              <w:rPr>
-                <w:rFonts w:ascii="Arial Nova Cond Light" w:hAnsi="Arial Nova Cond Light"/>
+            <w:vAlign w:val="center"/>
+          </w:tcPr>
+          <w:p>
+            <w:pPr>
+              <w:autoSpaceDE w:val="0"/>
+              <w:autoSpaceDN w:val="0"/>
+              <w:adjustRightInd w:val="0"/>
+              <w:jc w:val="both"/>
+              <w:rPr>
+                <w:rFonts w:ascii="Arial Nova Cond" w:hAnsi="Arial Nova Cond" w:cs="Arial"/>
+                <w:color w:val="000000"/>
+                <w:kern w:val="0"/>
+                <w:sz w:val="20"/>
+                <w:szCs w:val="20"/>
+              </w:rPr>
+            </w:pPr>
+            <w:r>
+              <w:rPr>
+                <w:rFonts w:ascii="Arial Nova Cond" w:hAnsi="Arial Nova Cond" w:cs="Arial"/>
+                <w:color w:val="000000"/>
+                <w:kern w:val="0"/>
                 <w:sz w:val="20"/>
                 <w:szCs w:val="20"/>
               </w:rPr>
@@ -12065,28 +12227,27 @@
         <w:tc>
           <w:tcPr>
             <w:tcW w:w="1337" w:type="dxa"/>
-            <w:tcBorders>
-              <w:top w:val="double" w:sz="4" w:space="0" w:color="47D459" w:themeColor="accent3" w:themeTint="99"/>
-              <w:left w:val="double" w:sz="4" w:space="0" w:color="47D459" w:themeColor="accent3" w:themeTint="99"/>
-              <w:bottom w:val="double" w:sz="4" w:space="0" w:color="47D459" w:themeColor="accent3" w:themeTint="99"/>
-              <w:right w:val="double" w:sz="4" w:space="0" w:color="47D459" w:themeColor="accent3" w:themeTint="99"/>
-            </w:tcBorders>
-            <w:vAlign w:val="center"/>
-            <w:hideMark/>
-          </w:tcPr>
-          <w:p>
-            <w:pPr>
-              <w:pStyle w:val="Sinespaciado"/>
-              <w:spacing w:line="276" w:lineRule="auto"/>
-              <w:rPr>
-                <w:rFonts w:ascii="Arial Nova Cond Light" w:hAnsi="Arial Nova Cond Light"/>
-                <w:sz w:val="20"/>
-                <w:szCs w:val="20"/>
-              </w:rPr>
-            </w:pPr>
-            <w:r>
-              <w:rPr>
-                <w:rFonts w:ascii="Arial Nova Cond Light" w:hAnsi="Arial Nova Cond Light"/>
+            <w:vAlign w:val="center"/>
+          </w:tcPr>
+          <w:p>
+            <w:pPr>
+              <w:autoSpaceDE w:val="0"/>
+              <w:autoSpaceDN w:val="0"/>
+              <w:adjustRightInd w:val="0"/>
+              <w:jc w:val="center"/>
+              <w:rPr>
+                <w:rFonts w:ascii="Arial Nova Cond" w:hAnsi="Arial Nova Cond" w:cs="Arial"/>
+                <w:color w:val="000000"/>
+                <w:kern w:val="0"/>
+                <w:sz w:val="20"/>
+                <w:szCs w:val="20"/>
+              </w:rPr>
+            </w:pPr>
+            <w:r>
+              <w:rPr>
+                <w:rFonts w:ascii="Arial Nova Cond" w:hAnsi="Arial Nova Cond" w:cs="Arial"/>
+                <w:color w:val="000000"/>
+                <w:kern w:val="0"/>
                 <w:sz w:val="20"/>
                 <w:szCs w:val="20"/>
               </w:rPr>
@@ -12104,21 +12265,21 @@
           <w:tcPr>
             <w:tcW w:w="875" w:type="dxa"/>
             <w:vMerge/>
-            <w:tcBorders>
-              <w:top w:val="double" w:sz="4" w:space="0" w:color="47D459" w:themeColor="accent3" w:themeTint="99"/>
-              <w:left w:val="double" w:sz="4" w:space="0" w:color="47D459" w:themeColor="accent3" w:themeTint="99"/>
-              <w:bottom w:val="double" w:sz="4" w:space="0" w:color="47D459" w:themeColor="accent3" w:themeTint="99"/>
-              <w:right w:val="double" w:sz="4" w:space="0" w:color="47D459" w:themeColor="accent3" w:themeTint="99"/>
-            </w:tcBorders>
-            <w:vAlign w:val="center"/>
-            <w:hideMark/>
-          </w:tcPr>
-          <w:p>
-            <w:pPr>
-              <w:pStyle w:val="Sinespaciado"/>
-              <w:spacing w:line="276" w:lineRule="auto"/>
-              <w:rPr>
-                <w:rFonts w:ascii="Arial Nova Cond Light" w:hAnsi="Arial Nova Cond Light"/>
+            <w:vAlign w:val="center"/>
+          </w:tcPr>
+          <w:p>
+            <w:pPr>
+              <w:pStyle w:val="Prrafodelista"/>
+              <w:tabs>
+                <w:tab w:val="left" w:pos="0"/>
+                <w:tab w:val="left" w:pos="142"/>
+                <w:tab w:val="left" w:pos="284"/>
+              </w:tabs>
+              <w:spacing w:line="276" w:lineRule="auto"/>
+              <w:ind w:left="0"/>
+              <w:jc w:val="center"/>
+              <w:rPr>
+                <w:rFonts w:ascii="Arial Nova Cond" w:eastAsia="Calibri" w:hAnsi="Arial Nova Cond" w:cs="Times New Roman"/>
                 <w:b/>
                 <w:bCs/>
                 <w:sz w:val="20"/>
@@ -12131,20 +12292,21 @@
         <w:tc>
           <w:tcPr>
             <w:tcW w:w="1095" w:type="dxa"/>
-            <w:tcBorders>
-              <w:top w:val="double" w:sz="4" w:space="0" w:color="47D459" w:themeColor="accent3" w:themeTint="99"/>
-              <w:left w:val="double" w:sz="4" w:space="0" w:color="47D459" w:themeColor="accent3" w:themeTint="99"/>
-              <w:bottom w:val="double" w:sz="4" w:space="0" w:color="47D459" w:themeColor="accent3" w:themeTint="99"/>
-              <w:right w:val="double" w:sz="4" w:space="0" w:color="47D459" w:themeColor="accent3" w:themeTint="99"/>
-            </w:tcBorders>
-            <w:vAlign w:val="center"/>
-            <w:hideMark/>
-          </w:tcPr>
-          <w:p>
-            <w:pPr>
-              <w:pStyle w:val="Sinespaciado"/>
-              <w:rPr>
-                <w:rFonts w:ascii="Arial Nova Cond Light" w:hAnsi="Arial Nova Cond Light"/>
+            <w:vAlign w:val="center"/>
+          </w:tcPr>
+          <w:p>
+            <w:pPr>
+              <w:pStyle w:val="Prrafodelista"/>
+              <w:tabs>
+                <w:tab w:val="left" w:pos="0"/>
+                <w:tab w:val="left" w:pos="142"/>
+                <w:tab w:val="left" w:pos="284"/>
+              </w:tabs>
+              <w:spacing w:line="276" w:lineRule="auto"/>
+              <w:ind w:left="0"/>
+              <w:jc w:val="center"/>
+              <w:rPr>
+                <w:rFonts w:ascii="Arial Nova Cond" w:eastAsia="Calibri" w:hAnsi="Arial Nova Cond" w:cs="Times New Roman"/>
                 <w:b/>
                 <w:bCs/>
                 <w:sz w:val="20"/>
@@ -12154,7 +12316,7 @@
             </w:pPr>
             <w:r>
               <w:rPr>
-                <w:rFonts w:ascii="Arial Nova Cond Light" w:hAnsi="Arial Nova Cond Light"/>
+                <w:rFonts w:ascii="Arial Nova Cond" w:eastAsia="Calibri" w:hAnsi="Arial Nova Cond" w:cs="Times New Roman"/>
                 <w:b/>
                 <w:bCs/>
                 <w:sz w:val="20"/>
@@ -12168,28 +12330,21 @@
         <w:tc>
           <w:tcPr>
             <w:tcW w:w="1726" w:type="dxa"/>
-            <w:tcBorders>
-              <w:top w:val="double" w:sz="4" w:space="0" w:color="47D459" w:themeColor="accent3" w:themeTint="99"/>
-              <w:left w:val="double" w:sz="4" w:space="0" w:color="47D459" w:themeColor="accent3" w:themeTint="99"/>
-              <w:bottom w:val="double" w:sz="4" w:space="0" w:color="47D459" w:themeColor="accent3" w:themeTint="99"/>
-              <w:right w:val="double" w:sz="4" w:space="0" w:color="47D459" w:themeColor="accent3" w:themeTint="99"/>
-            </w:tcBorders>
-            <w:vAlign w:val="center"/>
-            <w:hideMark/>
-          </w:tcPr>
-          <w:p>
-            <w:pPr>
-              <w:pStyle w:val="Sinespaciado"/>
-              <w:spacing w:line="276" w:lineRule="auto"/>
-              <w:rPr>
-                <w:rFonts w:ascii="Arial Nova Cond Light" w:hAnsi="Arial Nova Cond Light"/>
-                <w:sz w:val="20"/>
-                <w:szCs w:val="20"/>
-              </w:rPr>
-            </w:pPr>
-            <w:r>
-              <w:rPr>
-                <w:rFonts w:ascii="Arial Nova Cond Light" w:hAnsi="Arial Nova Cond Light"/>
+            <w:vAlign w:val="center"/>
+          </w:tcPr>
+          <w:p>
+            <w:pPr>
+              <w:pStyle w:val="NormalWeb"/>
+              <w:jc w:val="both"/>
+              <w:rPr>
+                <w:rFonts w:ascii="Arial Nova Cond" w:eastAsia="Calibri" w:hAnsi="Arial Nova Cond"/>
+                <w:sz w:val="20"/>
+                <w:szCs w:val="20"/>
+              </w:rPr>
+            </w:pPr>
+            <w:r>
+              <w:rPr>
+                <w:rFonts w:ascii="Arial Nova Cond" w:eastAsia="Calibri" w:hAnsi="Arial Nova Cond"/>
                 <w:sz w:val="20"/>
                 <w:szCs w:val="20"/>
                 <w:lang w:val="es-ES_tradnl"/>
@@ -12201,20 +12356,21 @@
         <w:tc>
           <w:tcPr>
             <w:tcW w:w="6169" w:type="dxa"/>
-            <w:tcBorders>
-              <w:top w:val="double" w:sz="4" w:space="0" w:color="47D459" w:themeColor="accent3" w:themeTint="99"/>
-              <w:left w:val="double" w:sz="4" w:space="0" w:color="47D459" w:themeColor="accent3" w:themeTint="99"/>
-              <w:bottom w:val="double" w:sz="4" w:space="0" w:color="47D459" w:themeColor="accent3" w:themeTint="99"/>
-              <w:right w:val="double" w:sz="4" w:space="0" w:color="47D459" w:themeColor="accent3" w:themeTint="99"/>
-            </w:tcBorders>
-            <w:vAlign w:val="center"/>
-            <w:hideMark/>
-          </w:tcPr>
-          <w:p>
-            <w:pPr>
-              <w:pStyle w:val="Sinespaciado"/>
-              <w:rPr>
-                <w:rFonts w:ascii="Arial Nova Cond Light" w:hAnsi="Arial Nova Cond Light"/>
+            <w:vAlign w:val="center"/>
+          </w:tcPr>
+          <w:p>
+            <w:pPr>
+              <w:pStyle w:val="Prrafodelista"/>
+              <w:tabs>
+                <w:tab w:val="left" w:pos="0"/>
+                <w:tab w:val="left" w:pos="142"/>
+                <w:tab w:val="left" w:pos="284"/>
+              </w:tabs>
+              <w:spacing w:line="276" w:lineRule="auto"/>
+              <w:ind w:left="0"/>
+              <w:jc w:val="both"/>
+              <w:rPr>
+                <w:rFonts w:ascii="Arial Nova Cond" w:eastAsia="Calibri" w:hAnsi="Arial Nova Cond" w:cs="Times New Roman"/>
                 <w:sz w:val="20"/>
                 <w:szCs w:val="20"/>
                 <w:lang w:val="es-ES_tradnl"/>
@@ -12222,7 +12378,7 @@
             </w:pPr>
             <w:r>
               <w:rPr>
-                <w:rFonts w:ascii="Arial Nova Cond Light" w:hAnsi="Arial Nova Cond Light"/>
+                <w:rFonts w:ascii="Arial Nova Cond" w:eastAsia="Calibri" w:hAnsi="Arial Nova Cond" w:cs="Times New Roman"/>
                 <w:sz w:val="20"/>
                 <w:szCs w:val="20"/>
                 <w:lang w:val="es-ES_tradnl"/>
@@ -12234,28 +12390,27 @@
         <w:tc>
           <w:tcPr>
             <w:tcW w:w="2015" w:type="dxa"/>
-            <w:tcBorders>
-              <w:top w:val="double" w:sz="4" w:space="0" w:color="47D459" w:themeColor="accent3" w:themeTint="99"/>
-              <w:left w:val="double" w:sz="4" w:space="0" w:color="47D459" w:themeColor="accent3" w:themeTint="99"/>
-              <w:bottom w:val="double" w:sz="4" w:space="0" w:color="47D459" w:themeColor="accent3" w:themeTint="99"/>
-              <w:right w:val="double" w:sz="4" w:space="0" w:color="47D459" w:themeColor="accent3" w:themeTint="99"/>
-            </w:tcBorders>
-            <w:vAlign w:val="center"/>
-            <w:hideMark/>
-          </w:tcPr>
-          <w:p>
-            <w:pPr>
-              <w:pStyle w:val="Sinespaciado"/>
-              <w:spacing w:line="276" w:lineRule="auto"/>
-              <w:rPr>
-                <w:rFonts w:ascii="Arial Nova Cond Light" w:hAnsi="Arial Nova Cond Light"/>
-                <w:sz w:val="20"/>
-                <w:szCs w:val="20"/>
-              </w:rPr>
-            </w:pPr>
-            <w:r>
-              <w:rPr>
-                <w:rFonts w:ascii="Arial Nova Cond Light" w:hAnsi="Arial Nova Cond Light"/>
+            <w:vAlign w:val="center"/>
+          </w:tcPr>
+          <w:p>
+            <w:pPr>
+              <w:autoSpaceDE w:val="0"/>
+              <w:autoSpaceDN w:val="0"/>
+              <w:adjustRightInd w:val="0"/>
+              <w:jc w:val="center"/>
+              <w:rPr>
+                <w:rFonts w:ascii="Arial Nova Cond" w:hAnsi="Arial Nova Cond" w:cs="Arial"/>
+                <w:color w:val="000000"/>
+                <w:kern w:val="0"/>
+                <w:sz w:val="20"/>
+                <w:szCs w:val="20"/>
+              </w:rPr>
+            </w:pPr>
+            <w:r>
+              <w:rPr>
+                <w:rFonts w:ascii="Arial Nova Cond" w:hAnsi="Arial Nova Cond" w:cs="Arial"/>
+                <w:color w:val="000000"/>
+                <w:kern w:val="0"/>
                 <w:sz w:val="20"/>
                 <w:szCs w:val="20"/>
               </w:rPr>
@@ -12266,28 +12421,27 @@
         <w:tc>
           <w:tcPr>
             <w:tcW w:w="1634" w:type="dxa"/>
-            <w:tcBorders>
-              <w:top w:val="double" w:sz="4" w:space="0" w:color="47D459" w:themeColor="accent3" w:themeTint="99"/>
-              <w:left w:val="double" w:sz="4" w:space="0" w:color="47D459" w:themeColor="accent3" w:themeTint="99"/>
-              <w:bottom w:val="double" w:sz="4" w:space="0" w:color="47D459" w:themeColor="accent3" w:themeTint="99"/>
-              <w:right w:val="double" w:sz="4" w:space="0" w:color="47D459" w:themeColor="accent3" w:themeTint="99"/>
-            </w:tcBorders>
-            <w:vAlign w:val="center"/>
-            <w:hideMark/>
-          </w:tcPr>
-          <w:p>
-            <w:pPr>
-              <w:pStyle w:val="Sinespaciado"/>
-              <w:spacing w:line="276" w:lineRule="auto"/>
-              <w:rPr>
-                <w:rFonts w:ascii="Arial Nova Cond Light" w:hAnsi="Arial Nova Cond Light"/>
-                <w:sz w:val="20"/>
-                <w:szCs w:val="20"/>
-              </w:rPr>
-            </w:pPr>
-            <w:r>
-              <w:rPr>
-                <w:rFonts w:ascii="Arial Nova Cond Light" w:hAnsi="Arial Nova Cond Light"/>
+            <w:vAlign w:val="center"/>
+          </w:tcPr>
+          <w:p>
+            <w:pPr>
+              <w:autoSpaceDE w:val="0"/>
+              <w:autoSpaceDN w:val="0"/>
+              <w:adjustRightInd w:val="0"/>
+              <w:jc w:val="both"/>
+              <w:rPr>
+                <w:rFonts w:ascii="Arial Nova Cond" w:hAnsi="Arial Nova Cond" w:cs="Arial"/>
+                <w:color w:val="000000"/>
+                <w:kern w:val="0"/>
+                <w:sz w:val="20"/>
+                <w:szCs w:val="20"/>
+              </w:rPr>
+            </w:pPr>
+            <w:r>
+              <w:rPr>
+                <w:rFonts w:ascii="Arial Nova Cond" w:hAnsi="Arial Nova Cond" w:cs="Arial"/>
+                <w:color w:val="000000"/>
+                <w:kern w:val="0"/>
                 <w:sz w:val="20"/>
                 <w:szCs w:val="20"/>
               </w:rPr>
@@ -12298,28 +12452,27 @@
         <w:tc>
           <w:tcPr>
             <w:tcW w:w="1337" w:type="dxa"/>
-            <w:tcBorders>
-              <w:top w:val="double" w:sz="4" w:space="0" w:color="47D459" w:themeColor="accent3" w:themeTint="99"/>
-              <w:left w:val="double" w:sz="4" w:space="0" w:color="47D459" w:themeColor="accent3" w:themeTint="99"/>
-              <w:bottom w:val="double" w:sz="4" w:space="0" w:color="47D459" w:themeColor="accent3" w:themeTint="99"/>
-              <w:right w:val="double" w:sz="4" w:space="0" w:color="47D459" w:themeColor="accent3" w:themeTint="99"/>
-            </w:tcBorders>
-            <w:vAlign w:val="center"/>
-            <w:hideMark/>
-          </w:tcPr>
-          <w:p>
-            <w:pPr>
-              <w:pStyle w:val="Sinespaciado"/>
-              <w:spacing w:line="276" w:lineRule="auto"/>
-              <w:rPr>
-                <w:rFonts w:ascii="Arial Nova Cond Light" w:hAnsi="Arial Nova Cond Light"/>
-                <w:sz w:val="20"/>
-                <w:szCs w:val="20"/>
-              </w:rPr>
-            </w:pPr>
-            <w:r>
-              <w:rPr>
-                <w:rFonts w:ascii="Arial Nova Cond Light" w:hAnsi="Arial Nova Cond Light"/>
+            <w:vAlign w:val="center"/>
+          </w:tcPr>
+          <w:p>
+            <w:pPr>
+              <w:autoSpaceDE w:val="0"/>
+              <w:autoSpaceDN w:val="0"/>
+              <w:adjustRightInd w:val="0"/>
+              <w:jc w:val="center"/>
+              <w:rPr>
+                <w:rFonts w:ascii="Arial Nova Cond" w:hAnsi="Arial Nova Cond" w:cs="Arial"/>
+                <w:color w:val="000000"/>
+                <w:kern w:val="0"/>
+                <w:sz w:val="20"/>
+                <w:szCs w:val="20"/>
+              </w:rPr>
+            </w:pPr>
+            <w:r>
+              <w:rPr>
+                <w:rFonts w:ascii="Arial Nova Cond" w:hAnsi="Arial Nova Cond" w:cs="Arial"/>
+                <w:color w:val="000000"/>
+                <w:kern w:val="0"/>
                 <w:sz w:val="20"/>
                 <w:szCs w:val="20"/>
               </w:rPr>
@@ -12337,139 +12490,136 @@
           <w:tcPr>
             <w:tcW w:w="875" w:type="dxa"/>
             <w:vMerge w:val="restart"/>
-            <w:tcBorders>
-              <w:top w:val="double" w:sz="4" w:space="0" w:color="47D459" w:themeColor="accent3" w:themeTint="99"/>
-              <w:left w:val="double" w:sz="4" w:space="0" w:color="47D459" w:themeColor="accent3" w:themeTint="99"/>
-              <w:bottom w:val="double" w:sz="4" w:space="0" w:color="47D459" w:themeColor="accent3" w:themeTint="99"/>
-              <w:right w:val="double" w:sz="4" w:space="0" w:color="47D459" w:themeColor="accent3" w:themeTint="99"/>
-            </w:tcBorders>
-            <w:vAlign w:val="center"/>
-            <w:hideMark/>
+            <w:vAlign w:val="center"/>
+          </w:tcPr>
+          <w:p>
+            <w:pPr>
+              <w:pStyle w:val="Prrafodelista"/>
+              <w:tabs>
+                <w:tab w:val="left" w:pos="0"/>
+                <w:tab w:val="left" w:pos="142"/>
+                <w:tab w:val="left" w:pos="284"/>
+              </w:tabs>
+              <w:spacing w:line="276" w:lineRule="auto"/>
+              <w:ind w:left="0"/>
+              <w:jc w:val="center"/>
+              <w:rPr>
+                <w:rFonts w:ascii="Arial Nova Cond" w:eastAsia="Calibri" w:hAnsi="Arial Nova Cond" w:cs="Times New Roman"/>
+                <w:b/>
+                <w:bCs/>
+                <w:sz w:val="20"/>
+                <w:szCs w:val="20"/>
+                <w:lang w:val="es-ES_tradnl"/>
+              </w:rPr>
+            </w:pPr>
+            <w:r>
+              <w:rPr>
+                <w:rFonts w:ascii="Arial Nova Cond" w:eastAsia="Calibri" w:hAnsi="Arial Nova Cond" w:cs="Times New Roman"/>
+                <w:b/>
+                <w:bCs/>
+                <w:sz w:val="20"/>
+                <w:szCs w:val="20"/>
+                <w:lang w:val="es-ES_tradnl"/>
+              </w:rPr>
+              <w:t>II</w:t>
+            </w:r>
+          </w:p>
+        </w:tc>
+        <w:tc>
+          <w:tcPr>
+            <w:tcW w:w="1095" w:type="dxa"/>
+            <w:vAlign w:val="center"/>
+          </w:tcPr>
+          <w:p>
+            <w:pPr>
+              <w:pStyle w:val="Prrafodelista"/>
+              <w:tabs>
+                <w:tab w:val="left" w:pos="0"/>
+                <w:tab w:val="left" w:pos="142"/>
+                <w:tab w:val="left" w:pos="284"/>
+              </w:tabs>
+              <w:spacing w:line="276" w:lineRule="auto"/>
+              <w:ind w:left="0"/>
+              <w:jc w:val="center"/>
+              <w:rPr>
+                <w:rFonts w:ascii="Arial Nova Cond" w:eastAsia="Calibri" w:hAnsi="Arial Nova Cond" w:cs="Times New Roman"/>
+                <w:b/>
+                <w:bCs/>
+                <w:sz w:val="20"/>
+                <w:szCs w:val="20"/>
+                <w:lang w:val="es-ES_tradnl"/>
+              </w:rPr>
+            </w:pPr>
+            <w:r>
+              <w:rPr>
+                <w:rFonts w:ascii="Arial Nova Cond" w:eastAsia="Calibri" w:hAnsi="Arial Nova Cond" w:cs="Times New Roman"/>
+                <w:b/>
+                <w:bCs/>
+                <w:sz w:val="20"/>
+                <w:szCs w:val="20"/>
+                <w:lang w:val="es-ES_tradnl"/>
+              </w:rPr>
+              <w:t>U 3</w:t>
+            </w:r>
+          </w:p>
+        </w:tc>
+        <w:tc>
+          <w:tcPr>
+            <w:tcW w:w="1726" w:type="dxa"/>
+            <w:vAlign w:val="center"/>
           </w:tcPr>
           <w:p>
             <w:pPr>
               <w:pStyle w:val="Sinespaciado"/>
-              <w:rPr>
-                <w:rFonts w:ascii="Arial Nova Cond Light" w:hAnsi="Arial Nova Cond Light"/>
-                <w:b/>
-                <w:bCs/>
+              <w:jc w:val="both"/>
+              <w:rPr>
+                <w:rFonts w:ascii="Arial Nova Cond" w:eastAsia="Times New Roman" w:hAnsi="Arial Nova Cond" w:cs="Times New Roman"/>
+                <w:sz w:val="20"/>
+                <w:szCs w:val="20"/>
+              </w:rPr>
+            </w:pPr>
+            <w:r>
+              <w:rPr>
+                <w:rFonts w:ascii="Arial Nova Cond" w:eastAsia="Calibri" w:hAnsi="Arial Nova Cond" w:cs="Times New Roman"/>
                 <w:sz w:val="20"/>
                 <w:szCs w:val="20"/>
                 <w:lang w:val="es-ES_tradnl"/>
               </w:rPr>
-            </w:pPr>
-            <w:r>
-              <w:rPr>
-                <w:rFonts w:ascii="Arial Nova Cond Light" w:hAnsi="Arial Nova Cond Light"/>
-                <w:b/>
-                <w:bCs/>
+              <w:t>{{problemapotencialidad3}}</w:t>
+            </w:r>
+          </w:p>
+        </w:tc>
+        <w:tc>
+          <w:tcPr>
+            <w:tcW w:w="6169" w:type="dxa"/>
+            <w:vAlign w:val="center"/>
+          </w:tcPr>
+          <w:p>
+            <w:pPr>
+              <w:pStyle w:val="Prrafodelista"/>
+              <w:tabs>
+                <w:tab w:val="left" w:pos="0"/>
+                <w:tab w:val="left" w:pos="142"/>
+                <w:tab w:val="left" w:pos="284"/>
+              </w:tabs>
+              <w:spacing w:line="276" w:lineRule="auto"/>
+              <w:ind w:left="0"/>
+              <w:jc w:val="both"/>
+              <w:rPr>
+                <w:rFonts w:ascii="Arial Nova Cond" w:eastAsia="Calibri" w:hAnsi="Arial Nova Cond" w:cs="Times New Roman"/>
+                <w:color w:val="000000" w:themeColor="text1"/>
                 <w:sz w:val="20"/>
                 <w:szCs w:val="20"/>
                 <w:lang w:val="es-ES_tradnl"/>
               </w:rPr>
-              <w:t>II</w:t>
-            </w:r>
-          </w:p>
-        </w:tc>
-        <w:tc>
-          <w:tcPr>
-            <w:tcW w:w="1095" w:type="dxa"/>
-            <w:tcBorders>
-              <w:top w:val="double" w:sz="4" w:space="0" w:color="47D459" w:themeColor="accent3" w:themeTint="99"/>
-              <w:left w:val="double" w:sz="4" w:space="0" w:color="47D459" w:themeColor="accent3" w:themeTint="99"/>
-              <w:bottom w:val="double" w:sz="4" w:space="0" w:color="47D459" w:themeColor="accent3" w:themeTint="99"/>
-              <w:right w:val="double" w:sz="4" w:space="0" w:color="47D459" w:themeColor="accent3" w:themeTint="99"/>
-            </w:tcBorders>
-            <w:vAlign w:val="center"/>
-            <w:hideMark/>
-          </w:tcPr>
-          <w:p>
-            <w:pPr>
-              <w:pStyle w:val="Sinespaciado"/>
-              <w:rPr>
-                <w:rFonts w:ascii="Arial Nova Cond Light" w:hAnsi="Arial Nova Cond Light"/>
-                <w:b/>
-                <w:bCs/>
+            </w:pPr>
+            <w:r>
+              <w:rPr>
+                <w:rFonts w:ascii="Arial Nova Cond" w:eastAsia="Calibri" w:hAnsi="Arial Nova Cond" w:cs="Times New Roman"/>
                 <w:sz w:val="20"/>
                 <w:szCs w:val="20"/>
                 <w:lang w:val="es-ES_tradnl"/>
               </w:rPr>
-            </w:pPr>
-            <w:r>
-              <w:rPr>
-                <w:rFonts w:ascii="Arial Nova Cond Light" w:hAnsi="Arial Nova Cond Light"/>
-                <w:b/>
-                <w:bCs/>
-                <w:sz w:val="20"/>
-                <w:szCs w:val="20"/>
-                <w:lang w:val="es-ES_tradnl"/>
-              </w:rPr>
-              <w:t>U 3</w:t>
-            </w:r>
-          </w:p>
-        </w:tc>
-        <w:tc>
-          <w:tcPr>
-            <w:tcW w:w="1726" w:type="dxa"/>
-            <w:tcBorders>
-              <w:top w:val="double" w:sz="4" w:space="0" w:color="47D459" w:themeColor="accent3" w:themeTint="99"/>
-              <w:left w:val="double" w:sz="4" w:space="0" w:color="47D459" w:themeColor="accent3" w:themeTint="99"/>
-              <w:bottom w:val="double" w:sz="4" w:space="0" w:color="47D459" w:themeColor="accent3" w:themeTint="99"/>
-              <w:right w:val="double" w:sz="4" w:space="0" w:color="47D459" w:themeColor="accent3" w:themeTint="99"/>
-            </w:tcBorders>
-            <w:vAlign w:val="center"/>
-            <w:hideMark/>
-          </w:tcPr>
-          <w:p>
-            <w:pPr>
-              <w:pStyle w:val="Sinespaciado"/>
-              <w:spacing w:line="276" w:lineRule="auto"/>
-              <w:rPr>
-                <w:rFonts w:ascii="Arial Nova Cond Light" w:hAnsi="Arial Nova Cond Light"/>
-                <w:sz w:val="20"/>
-                <w:szCs w:val="20"/>
-              </w:rPr>
-            </w:pPr>
-            <w:r>
-              <w:rPr>
-                <w:rFonts w:ascii="Arial Nova Cond Light" w:hAnsi="Arial Nova Cond Light"/>
-                <w:sz w:val="20"/>
-                <w:szCs w:val="20"/>
-                <w:lang w:val="es-ES_tradnl"/>
-              </w:rPr>
-              <w:t>{{problemapotencialidad3}}</w:t>
-            </w:r>
-          </w:p>
-        </w:tc>
-        <w:tc>
-          <w:tcPr>
-            <w:tcW w:w="6169" w:type="dxa"/>
-            <w:tcBorders>
-              <w:top w:val="double" w:sz="4" w:space="0" w:color="47D459" w:themeColor="accent3" w:themeTint="99"/>
-              <w:left w:val="double" w:sz="4" w:space="0" w:color="47D459" w:themeColor="accent3" w:themeTint="99"/>
-              <w:bottom w:val="double" w:sz="4" w:space="0" w:color="47D459" w:themeColor="accent3" w:themeTint="99"/>
-              <w:right w:val="double" w:sz="4" w:space="0" w:color="47D459" w:themeColor="accent3" w:themeTint="99"/>
-            </w:tcBorders>
-            <w:vAlign w:val="center"/>
-            <w:hideMark/>
-          </w:tcPr>
-          <w:p>
-            <w:pPr>
-              <w:pStyle w:val="Sinespaciado"/>
-              <w:rPr>
-                <w:rFonts w:ascii="Arial Nova Cond Light" w:hAnsi="Arial Nova Cond Light"/>
-                <w:sz w:val="20"/>
-                <w:szCs w:val="20"/>
-                <w:lang w:val="es-ES_tradnl"/>
-              </w:rPr>
-            </w:pPr>
-            <w:r>
-              <w:rPr>
-                <w:rFonts w:ascii="Arial Nova Cond Light" w:hAnsi="Arial Nova Cond Light"/>
-                <w:sz w:val="20"/>
-                <w:szCs w:val="20"/>
-                <w:lang w:val="es-ES_tradnl"/>
-              </w:rPr>
               <w:t>{{situacionsignificativa3}}</w:t>
             </w:r>
           </w:p>
@@ -12477,28 +12627,27 @@
         <w:tc>
           <w:tcPr>
             <w:tcW w:w="2015" w:type="dxa"/>
-            <w:tcBorders>
-              <w:top w:val="double" w:sz="4" w:space="0" w:color="47D459" w:themeColor="accent3" w:themeTint="99"/>
-              <w:left w:val="double" w:sz="4" w:space="0" w:color="47D459" w:themeColor="accent3" w:themeTint="99"/>
-              <w:bottom w:val="double" w:sz="4" w:space="0" w:color="47D459" w:themeColor="accent3" w:themeTint="99"/>
-              <w:right w:val="double" w:sz="4" w:space="0" w:color="47D459" w:themeColor="accent3" w:themeTint="99"/>
-            </w:tcBorders>
-            <w:vAlign w:val="center"/>
-            <w:hideMark/>
-          </w:tcPr>
-          <w:p>
-            <w:pPr>
-              <w:pStyle w:val="Sinespaciado"/>
-              <w:spacing w:line="276" w:lineRule="auto"/>
-              <w:rPr>
-                <w:rFonts w:ascii="Arial Nova Cond Light" w:hAnsi="Arial Nova Cond Light"/>
-                <w:sz w:val="20"/>
-                <w:szCs w:val="20"/>
-              </w:rPr>
-            </w:pPr>
-            <w:r>
-              <w:rPr>
-                <w:rFonts w:ascii="Arial Nova Cond Light" w:hAnsi="Arial Nova Cond Light"/>
+            <w:vAlign w:val="center"/>
+          </w:tcPr>
+          <w:p>
+            <w:pPr>
+              <w:autoSpaceDE w:val="0"/>
+              <w:autoSpaceDN w:val="0"/>
+              <w:adjustRightInd w:val="0"/>
+              <w:jc w:val="center"/>
+              <w:rPr>
+                <w:rFonts w:ascii="Arial Nova Cond" w:hAnsi="Arial Nova Cond" w:cs="Arial"/>
+                <w:color w:val="215E99" w:themeColor="text2" w:themeTint="BF"/>
+                <w:kern w:val="0"/>
+                <w:sz w:val="20"/>
+                <w:szCs w:val="20"/>
+              </w:rPr>
+            </w:pPr>
+            <w:r>
+              <w:rPr>
+                <w:rFonts w:ascii="Arial Nova Cond" w:hAnsi="Arial Nova Cond" w:cs="Arial"/>
+                <w:color w:val="000000"/>
+                <w:kern w:val="0"/>
                 <w:sz w:val="20"/>
                 <w:szCs w:val="20"/>
               </w:rPr>
@@ -12509,28 +12658,27 @@
         <w:tc>
           <w:tcPr>
             <w:tcW w:w="1634" w:type="dxa"/>
-            <w:tcBorders>
-              <w:top w:val="double" w:sz="4" w:space="0" w:color="47D459" w:themeColor="accent3" w:themeTint="99"/>
-              <w:left w:val="double" w:sz="4" w:space="0" w:color="47D459" w:themeColor="accent3" w:themeTint="99"/>
-              <w:bottom w:val="double" w:sz="4" w:space="0" w:color="47D459" w:themeColor="accent3" w:themeTint="99"/>
-              <w:right w:val="double" w:sz="4" w:space="0" w:color="47D459" w:themeColor="accent3" w:themeTint="99"/>
-            </w:tcBorders>
-            <w:vAlign w:val="center"/>
-            <w:hideMark/>
-          </w:tcPr>
-          <w:p>
-            <w:pPr>
-              <w:pStyle w:val="Sinespaciado"/>
-              <w:spacing w:line="276" w:lineRule="auto"/>
-              <w:rPr>
-                <w:rFonts w:ascii="Arial Nova Cond Light" w:hAnsi="Arial Nova Cond Light"/>
-                <w:sz w:val="20"/>
-                <w:szCs w:val="20"/>
-              </w:rPr>
-            </w:pPr>
-            <w:r>
-              <w:rPr>
-                <w:rFonts w:ascii="Arial Nova Cond Light" w:hAnsi="Arial Nova Cond Light"/>
+            <w:vAlign w:val="center"/>
+          </w:tcPr>
+          <w:p>
+            <w:pPr>
+              <w:autoSpaceDE w:val="0"/>
+              <w:autoSpaceDN w:val="0"/>
+              <w:adjustRightInd w:val="0"/>
+              <w:jc w:val="both"/>
+              <w:rPr>
+                <w:rFonts w:ascii="Arial Nova Cond" w:hAnsi="Arial Nova Cond" w:cs="Arial"/>
+                <w:color w:val="000000"/>
+                <w:kern w:val="0"/>
+                <w:sz w:val="20"/>
+                <w:szCs w:val="20"/>
+              </w:rPr>
+            </w:pPr>
+            <w:r>
+              <w:rPr>
+                <w:rFonts w:ascii="Arial Nova Cond" w:hAnsi="Arial Nova Cond" w:cs="Arial"/>
+                <w:color w:val="000000"/>
+                <w:kern w:val="0"/>
                 <w:sz w:val="20"/>
                 <w:szCs w:val="20"/>
               </w:rPr>
@@ -12541,28 +12689,27 @@
         <w:tc>
           <w:tcPr>
             <w:tcW w:w="1337" w:type="dxa"/>
-            <w:tcBorders>
-              <w:top w:val="double" w:sz="4" w:space="0" w:color="47D459" w:themeColor="accent3" w:themeTint="99"/>
-              <w:left w:val="double" w:sz="4" w:space="0" w:color="47D459" w:themeColor="accent3" w:themeTint="99"/>
-              <w:bottom w:val="double" w:sz="4" w:space="0" w:color="47D459" w:themeColor="accent3" w:themeTint="99"/>
-              <w:right w:val="double" w:sz="4" w:space="0" w:color="47D459" w:themeColor="accent3" w:themeTint="99"/>
-            </w:tcBorders>
-            <w:vAlign w:val="center"/>
-            <w:hideMark/>
-          </w:tcPr>
-          <w:p>
-            <w:pPr>
-              <w:pStyle w:val="Sinespaciado"/>
-              <w:spacing w:line="276" w:lineRule="auto"/>
-              <w:rPr>
-                <w:rFonts w:ascii="Arial Nova Cond Light" w:hAnsi="Arial Nova Cond Light"/>
-                <w:sz w:val="20"/>
-                <w:szCs w:val="20"/>
-              </w:rPr>
-            </w:pPr>
-            <w:r>
-              <w:rPr>
-                <w:rFonts w:ascii="Arial Nova Cond Light" w:hAnsi="Arial Nova Cond Light"/>
+            <w:vAlign w:val="center"/>
+          </w:tcPr>
+          <w:p>
+            <w:pPr>
+              <w:autoSpaceDE w:val="0"/>
+              <w:autoSpaceDN w:val="0"/>
+              <w:adjustRightInd w:val="0"/>
+              <w:jc w:val="center"/>
+              <w:rPr>
+                <w:rFonts w:ascii="Arial Nova Cond" w:hAnsi="Arial Nova Cond" w:cs="Arial"/>
+                <w:color w:val="000000"/>
+                <w:kern w:val="0"/>
+                <w:sz w:val="20"/>
+                <w:szCs w:val="20"/>
+              </w:rPr>
+            </w:pPr>
+            <w:r>
+              <w:rPr>
+                <w:rFonts w:ascii="Arial Nova Cond" w:hAnsi="Arial Nova Cond" w:cs="Arial"/>
+                <w:color w:val="000000"/>
+                <w:kern w:val="0"/>
                 <w:sz w:val="20"/>
                 <w:szCs w:val="20"/>
               </w:rPr>
@@ -12580,49 +12727,113 @@
           <w:tcPr>
             <w:tcW w:w="875" w:type="dxa"/>
             <w:vMerge/>
-            <w:tcBorders>
-              <w:top w:val="double" w:sz="4" w:space="0" w:color="47D459" w:themeColor="accent3" w:themeTint="99"/>
-              <w:left w:val="double" w:sz="4" w:space="0" w:color="47D459" w:themeColor="accent3" w:themeTint="99"/>
-              <w:bottom w:val="double" w:sz="4" w:space="0" w:color="47D459" w:themeColor="accent3" w:themeTint="99"/>
-              <w:right w:val="double" w:sz="4" w:space="0" w:color="47D459" w:themeColor="accent3" w:themeTint="99"/>
-            </w:tcBorders>
-            <w:vAlign w:val="center"/>
-            <w:hideMark/>
+            <w:vAlign w:val="center"/>
+          </w:tcPr>
+          <w:p>
+            <w:pPr>
+              <w:pStyle w:val="Prrafodelista"/>
+              <w:tabs>
+                <w:tab w:val="left" w:pos="0"/>
+                <w:tab w:val="left" w:pos="142"/>
+                <w:tab w:val="left" w:pos="284"/>
+              </w:tabs>
+              <w:spacing w:line="276" w:lineRule="auto"/>
+              <w:ind w:left="0"/>
+              <w:jc w:val="center"/>
+              <w:rPr>
+                <w:rFonts w:ascii="Arial Nova Cond" w:eastAsia="Calibri" w:hAnsi="Arial Nova Cond" w:cs="Times New Roman"/>
+                <w:b/>
+                <w:bCs/>
+                <w:sz w:val="20"/>
+                <w:szCs w:val="20"/>
+                <w:lang w:val="es-ES_tradnl"/>
+              </w:rPr>
+            </w:pPr>
+          </w:p>
+        </w:tc>
+        <w:tc>
+          <w:tcPr>
+            <w:tcW w:w="1095" w:type="dxa"/>
+            <w:vAlign w:val="center"/>
+          </w:tcPr>
+          <w:p>
+            <w:pPr>
+              <w:pStyle w:val="Prrafodelista"/>
+              <w:tabs>
+                <w:tab w:val="left" w:pos="0"/>
+                <w:tab w:val="left" w:pos="142"/>
+                <w:tab w:val="left" w:pos="284"/>
+              </w:tabs>
+              <w:spacing w:line="276" w:lineRule="auto"/>
+              <w:ind w:left="0"/>
+              <w:jc w:val="center"/>
+              <w:rPr>
+                <w:rFonts w:ascii="Arial Nova Cond" w:eastAsia="Calibri" w:hAnsi="Arial Nova Cond" w:cs="Times New Roman"/>
+                <w:b/>
+                <w:bCs/>
+                <w:sz w:val="20"/>
+                <w:szCs w:val="20"/>
+                <w:lang w:val="es-ES_tradnl"/>
+              </w:rPr>
+            </w:pPr>
+            <w:r>
+              <w:rPr>
+                <w:rFonts w:ascii="Arial Nova Cond" w:eastAsia="Calibri" w:hAnsi="Arial Nova Cond" w:cs="Times New Roman"/>
+                <w:b/>
+                <w:bCs/>
+                <w:sz w:val="20"/>
+                <w:szCs w:val="20"/>
+                <w:lang w:val="es-ES_tradnl"/>
+              </w:rPr>
+              <w:t>U 4</w:t>
+            </w:r>
+          </w:p>
+        </w:tc>
+        <w:tc>
+          <w:tcPr>
+            <w:tcW w:w="1726" w:type="dxa"/>
+            <w:vAlign w:val="center"/>
           </w:tcPr>
           <w:p>
             <w:pPr>
               <w:pStyle w:val="Sinespaciado"/>
-              <w:spacing w:line="276" w:lineRule="auto"/>
-              <w:rPr>
-                <w:rFonts w:ascii="Arial Nova Cond Light" w:hAnsi="Arial Nova Cond Light"/>
-                <w:b/>
-                <w:bCs/>
+              <w:jc w:val="both"/>
+              <w:rPr>
+                <w:rFonts w:ascii="Arial Nova Cond" w:hAnsi="Arial Nova Cond"/>
+                <w:sz w:val="20"/>
+                <w:szCs w:val="20"/>
+              </w:rPr>
+            </w:pPr>
+            <w:r>
+              <w:rPr>
+                <w:rFonts w:ascii="Arial Nova Cond" w:eastAsia="Calibri" w:hAnsi="Arial Nova Cond" w:cs="Times New Roman"/>
                 <w:sz w:val="20"/>
                 <w:szCs w:val="20"/>
                 <w:lang w:val="es-ES_tradnl"/>
               </w:rPr>
-            </w:pPr>
-          </w:p>
-        </w:tc>
-        <w:tc>
-          <w:tcPr>
-            <w:tcW w:w="1095" w:type="dxa"/>
-            <w:tcBorders>
-              <w:top w:val="double" w:sz="4" w:space="0" w:color="47D459" w:themeColor="accent3" w:themeTint="99"/>
-              <w:left w:val="double" w:sz="4" w:space="0" w:color="47D459" w:themeColor="accent3" w:themeTint="99"/>
-              <w:bottom w:val="double" w:sz="4" w:space="0" w:color="47D459" w:themeColor="accent3" w:themeTint="99"/>
-              <w:right w:val="double" w:sz="4" w:space="0" w:color="47D459" w:themeColor="accent3" w:themeTint="99"/>
-            </w:tcBorders>
-            <w:vAlign w:val="center"/>
-            <w:hideMark/>
-          </w:tcPr>
-          <w:p>
-            <w:pPr>
-              <w:pStyle w:val="Sinespaciado"/>
-              <w:rPr>
-                <w:rFonts w:ascii="Arial Nova Cond Light" w:hAnsi="Arial Nova Cond Light"/>
-                <w:b/>
-                <w:bCs/>
+              <w:t>{{problemapotencialidad4}}</w:t>
+            </w:r>
+          </w:p>
+        </w:tc>
+        <w:tc>
+          <w:tcPr>
+            <w:tcW w:w="6169" w:type="dxa"/>
+            <w:vAlign w:val="center"/>
+          </w:tcPr>
+          <w:p>
+            <w:pPr>
+              <w:pStyle w:val="Prrafodelista"/>
+              <w:tabs>
+                <w:tab w:val="left" w:pos="0"/>
+                <w:tab w:val="left" w:pos="142"/>
+                <w:tab w:val="left" w:pos="284"/>
+              </w:tabs>
+              <w:spacing w:line="276" w:lineRule="auto"/>
+              <w:ind w:left="0"/>
+              <w:jc w:val="both"/>
+              <w:rPr>
+                <w:rFonts w:ascii="Arial Nova Cond" w:eastAsia="Calibri" w:hAnsi="Arial Nova Cond" w:cs="Times New Roman"/>
+                <w:color w:val="000000" w:themeColor="text1"/>
                 <w:sz w:val="20"/>
                 <w:szCs w:val="20"/>
                 <w:lang w:val="es-ES_tradnl"/>
@@ -12630,79 +12841,11 @@
             </w:pPr>
             <w:r>
               <w:rPr>
-                <w:rFonts w:ascii="Arial Nova Cond Light" w:hAnsi="Arial Nova Cond Light"/>
-                <w:b/>
-                <w:bCs/>
+                <w:rFonts w:ascii="Arial Nova Cond" w:eastAsia="Calibri" w:hAnsi="Arial Nova Cond" w:cs="Times New Roman"/>
                 <w:sz w:val="20"/>
                 <w:szCs w:val="20"/>
                 <w:lang w:val="es-ES_tradnl"/>
               </w:rPr>
-              <w:t>U 4</w:t>
-            </w:r>
-          </w:p>
-        </w:tc>
-        <w:tc>
-          <w:tcPr>
-            <w:tcW w:w="1726" w:type="dxa"/>
-            <w:tcBorders>
-              <w:top w:val="double" w:sz="4" w:space="0" w:color="47D459" w:themeColor="accent3" w:themeTint="99"/>
-              <w:left w:val="double" w:sz="4" w:space="0" w:color="47D459" w:themeColor="accent3" w:themeTint="99"/>
-              <w:bottom w:val="double" w:sz="4" w:space="0" w:color="47D459" w:themeColor="accent3" w:themeTint="99"/>
-              <w:right w:val="double" w:sz="4" w:space="0" w:color="47D459" w:themeColor="accent3" w:themeTint="99"/>
-            </w:tcBorders>
-            <w:vAlign w:val="center"/>
-            <w:hideMark/>
-          </w:tcPr>
-          <w:p>
-            <w:pPr>
-              <w:pStyle w:val="Sinespaciado"/>
-              <w:spacing w:line="276" w:lineRule="auto"/>
-              <w:rPr>
-                <w:rFonts w:ascii="Arial Nova Cond Light" w:hAnsi="Arial Nova Cond Light"/>
-                <w:sz w:val="20"/>
-                <w:szCs w:val="20"/>
-              </w:rPr>
-            </w:pPr>
-            <w:r>
-              <w:rPr>
-                <w:rFonts w:ascii="Arial Nova Cond Light" w:hAnsi="Arial Nova Cond Light"/>
-                <w:sz w:val="20"/>
-                <w:szCs w:val="20"/>
-                <w:lang w:val="es-ES_tradnl"/>
-              </w:rPr>
-              <w:t>{{problemapotencialidad4}}</w:t>
-            </w:r>
-          </w:p>
-        </w:tc>
-        <w:tc>
-          <w:tcPr>
-            <w:tcW w:w="6169" w:type="dxa"/>
-            <w:tcBorders>
-              <w:top w:val="double" w:sz="4" w:space="0" w:color="47D459" w:themeColor="accent3" w:themeTint="99"/>
-              <w:left w:val="double" w:sz="4" w:space="0" w:color="47D459" w:themeColor="accent3" w:themeTint="99"/>
-              <w:bottom w:val="double" w:sz="4" w:space="0" w:color="47D459" w:themeColor="accent3" w:themeTint="99"/>
-              <w:right w:val="double" w:sz="4" w:space="0" w:color="47D459" w:themeColor="accent3" w:themeTint="99"/>
-            </w:tcBorders>
-            <w:vAlign w:val="center"/>
-            <w:hideMark/>
-          </w:tcPr>
-          <w:p>
-            <w:pPr>
-              <w:pStyle w:val="Sinespaciado"/>
-              <w:rPr>
-                <w:rFonts w:ascii="Arial Nova Cond Light" w:hAnsi="Arial Nova Cond Light"/>
-                <w:sz w:val="20"/>
-                <w:szCs w:val="20"/>
-                <w:lang w:val="es-ES_tradnl"/>
-              </w:rPr>
-            </w:pPr>
-            <w:r>
-              <w:rPr>
-                <w:rFonts w:ascii="Arial Nova Cond Light" w:hAnsi="Arial Nova Cond Light"/>
-                <w:sz w:val="20"/>
-                <w:szCs w:val="20"/>
-                <w:lang w:val="es-ES_tradnl"/>
-              </w:rPr>
               <w:t>{{situacionsignificativa4}}</w:t>
             </w:r>
           </w:p>
@@ -12710,28 +12853,27 @@
         <w:tc>
           <w:tcPr>
             <w:tcW w:w="2015" w:type="dxa"/>
-            <w:tcBorders>
-              <w:top w:val="double" w:sz="4" w:space="0" w:color="47D459" w:themeColor="accent3" w:themeTint="99"/>
-              <w:left w:val="double" w:sz="4" w:space="0" w:color="47D459" w:themeColor="accent3" w:themeTint="99"/>
-              <w:bottom w:val="double" w:sz="4" w:space="0" w:color="47D459" w:themeColor="accent3" w:themeTint="99"/>
-              <w:right w:val="double" w:sz="4" w:space="0" w:color="47D459" w:themeColor="accent3" w:themeTint="99"/>
-            </w:tcBorders>
-            <w:vAlign w:val="center"/>
-            <w:hideMark/>
-          </w:tcPr>
-          <w:p>
-            <w:pPr>
-              <w:pStyle w:val="Sinespaciado"/>
-              <w:spacing w:line="276" w:lineRule="auto"/>
-              <w:rPr>
-                <w:rFonts w:ascii="Arial Nova Cond Light" w:hAnsi="Arial Nova Cond Light"/>
-                <w:sz w:val="20"/>
-                <w:szCs w:val="20"/>
-              </w:rPr>
-            </w:pPr>
-            <w:r>
-              <w:rPr>
-                <w:rFonts w:ascii="Arial Nova Cond Light" w:hAnsi="Arial Nova Cond Light"/>
+            <w:vAlign w:val="center"/>
+          </w:tcPr>
+          <w:p>
+            <w:pPr>
+              <w:autoSpaceDE w:val="0"/>
+              <w:autoSpaceDN w:val="0"/>
+              <w:adjustRightInd w:val="0"/>
+              <w:jc w:val="center"/>
+              <w:rPr>
+                <w:rFonts w:ascii="Arial Nova Cond" w:hAnsi="Arial Nova Cond" w:cs="Arial"/>
+                <w:color w:val="000000" w:themeColor="text1"/>
+                <w:kern w:val="0"/>
+                <w:sz w:val="20"/>
+                <w:szCs w:val="20"/>
+              </w:rPr>
+            </w:pPr>
+            <w:r>
+              <w:rPr>
+                <w:rFonts w:ascii="Arial Nova Cond" w:hAnsi="Arial Nova Cond" w:cs="Arial"/>
+                <w:color w:val="000000"/>
+                <w:kern w:val="0"/>
                 <w:sz w:val="20"/>
                 <w:szCs w:val="20"/>
               </w:rPr>
@@ -12742,28 +12884,27 @@
         <w:tc>
           <w:tcPr>
             <w:tcW w:w="1634" w:type="dxa"/>
-            <w:tcBorders>
-              <w:top w:val="double" w:sz="4" w:space="0" w:color="47D459" w:themeColor="accent3" w:themeTint="99"/>
-              <w:left w:val="double" w:sz="4" w:space="0" w:color="47D459" w:themeColor="accent3" w:themeTint="99"/>
-              <w:bottom w:val="double" w:sz="4" w:space="0" w:color="47D459" w:themeColor="accent3" w:themeTint="99"/>
-              <w:right w:val="double" w:sz="4" w:space="0" w:color="47D459" w:themeColor="accent3" w:themeTint="99"/>
-            </w:tcBorders>
-            <w:vAlign w:val="center"/>
-            <w:hideMark/>
-          </w:tcPr>
-          <w:p>
-            <w:pPr>
-              <w:pStyle w:val="Sinespaciado"/>
-              <w:spacing w:line="276" w:lineRule="auto"/>
-              <w:rPr>
-                <w:rFonts w:ascii="Arial Nova Cond Light" w:hAnsi="Arial Nova Cond Light"/>
-                <w:sz w:val="20"/>
-                <w:szCs w:val="20"/>
-              </w:rPr>
-            </w:pPr>
-            <w:r>
-              <w:rPr>
-                <w:rFonts w:ascii="Arial Nova Cond Light" w:hAnsi="Arial Nova Cond Light"/>
+            <w:vAlign w:val="center"/>
+          </w:tcPr>
+          <w:p>
+            <w:pPr>
+              <w:autoSpaceDE w:val="0"/>
+              <w:autoSpaceDN w:val="0"/>
+              <w:adjustRightInd w:val="0"/>
+              <w:jc w:val="both"/>
+              <w:rPr>
+                <w:rFonts w:ascii="Arial Nova Cond" w:hAnsi="Arial Nova Cond" w:cs="Arial"/>
+                <w:color w:val="000000"/>
+                <w:kern w:val="0"/>
+                <w:sz w:val="20"/>
+                <w:szCs w:val="20"/>
+              </w:rPr>
+            </w:pPr>
+            <w:r>
+              <w:rPr>
+                <w:rFonts w:ascii="Arial Nova Cond" w:hAnsi="Arial Nova Cond" w:cs="Arial"/>
+                <w:color w:val="000000"/>
+                <w:kern w:val="0"/>
                 <w:sz w:val="20"/>
                 <w:szCs w:val="20"/>
               </w:rPr>
@@ -12774,28 +12915,27 @@
         <w:tc>
           <w:tcPr>
             <w:tcW w:w="1337" w:type="dxa"/>
-            <w:tcBorders>
-              <w:top w:val="double" w:sz="4" w:space="0" w:color="47D459" w:themeColor="accent3" w:themeTint="99"/>
-              <w:left w:val="double" w:sz="4" w:space="0" w:color="47D459" w:themeColor="accent3" w:themeTint="99"/>
-              <w:bottom w:val="double" w:sz="4" w:space="0" w:color="47D459" w:themeColor="accent3" w:themeTint="99"/>
-              <w:right w:val="double" w:sz="4" w:space="0" w:color="47D459" w:themeColor="accent3" w:themeTint="99"/>
-            </w:tcBorders>
-            <w:vAlign w:val="center"/>
-            <w:hideMark/>
-          </w:tcPr>
-          <w:p>
-            <w:pPr>
-              <w:pStyle w:val="Sinespaciado"/>
-              <w:spacing w:line="276" w:lineRule="auto"/>
-              <w:rPr>
-                <w:rFonts w:ascii="Arial Nova Cond Light" w:hAnsi="Arial Nova Cond Light"/>
-                <w:sz w:val="20"/>
-                <w:szCs w:val="20"/>
-              </w:rPr>
-            </w:pPr>
-            <w:r>
-              <w:rPr>
-                <w:rFonts w:ascii="Arial Nova Cond Light" w:hAnsi="Arial Nova Cond Light"/>
+            <w:vAlign w:val="center"/>
+          </w:tcPr>
+          <w:p>
+            <w:pPr>
+              <w:autoSpaceDE w:val="0"/>
+              <w:autoSpaceDN w:val="0"/>
+              <w:adjustRightInd w:val="0"/>
+              <w:jc w:val="center"/>
+              <w:rPr>
+                <w:rFonts w:ascii="Arial Nova Cond" w:hAnsi="Arial Nova Cond" w:cs="Arial"/>
+                <w:color w:val="000000"/>
+                <w:kern w:val="0"/>
+                <w:sz w:val="20"/>
+                <w:szCs w:val="20"/>
+              </w:rPr>
+            </w:pPr>
+            <w:r>
+              <w:rPr>
+                <w:rFonts w:ascii="Arial Nova Cond" w:hAnsi="Arial Nova Cond" w:cs="Arial"/>
+                <w:color w:val="000000"/>
+                <w:kern w:val="0"/>
                 <w:sz w:val="20"/>
                 <w:szCs w:val="20"/>
               </w:rPr>
@@ -12813,139 +12953,137 @@
           <w:tcPr>
             <w:tcW w:w="875" w:type="dxa"/>
             <w:vMerge w:val="restart"/>
-            <w:tcBorders>
-              <w:top w:val="double" w:sz="4" w:space="0" w:color="47D459" w:themeColor="accent3" w:themeTint="99"/>
-              <w:left w:val="double" w:sz="4" w:space="0" w:color="47D459" w:themeColor="accent3" w:themeTint="99"/>
-              <w:bottom w:val="double" w:sz="4" w:space="0" w:color="47D459" w:themeColor="accent3" w:themeTint="99"/>
-              <w:right w:val="double" w:sz="4" w:space="0" w:color="47D459" w:themeColor="accent3" w:themeTint="99"/>
-            </w:tcBorders>
-            <w:vAlign w:val="center"/>
-            <w:hideMark/>
+            <w:vAlign w:val="center"/>
+          </w:tcPr>
+          <w:p>
+            <w:pPr>
+              <w:pStyle w:val="Prrafodelista"/>
+              <w:tabs>
+                <w:tab w:val="left" w:pos="0"/>
+                <w:tab w:val="left" w:pos="142"/>
+                <w:tab w:val="left" w:pos="284"/>
+              </w:tabs>
+              <w:spacing w:line="276" w:lineRule="auto"/>
+              <w:ind w:left="0"/>
+              <w:jc w:val="center"/>
+              <w:rPr>
+                <w:rFonts w:ascii="Arial Nova Cond" w:eastAsia="Calibri" w:hAnsi="Arial Nova Cond" w:cs="Times New Roman"/>
+                <w:b/>
+                <w:bCs/>
+                <w:sz w:val="20"/>
+                <w:szCs w:val="20"/>
+                <w:lang w:val="es-ES_tradnl"/>
+              </w:rPr>
+            </w:pPr>
+            <w:r>
+              <w:rPr>
+                <w:rFonts w:ascii="Arial Nova Cond" w:eastAsia="Calibri" w:hAnsi="Arial Nova Cond" w:cs="Times New Roman"/>
+                <w:b/>
+                <w:bCs/>
+                <w:sz w:val="20"/>
+                <w:szCs w:val="20"/>
+                <w:lang w:val="es-ES_tradnl"/>
+              </w:rPr>
+              <w:t>III</w:t>
+            </w:r>
+          </w:p>
+        </w:tc>
+        <w:tc>
+          <w:tcPr>
+            <w:tcW w:w="1095" w:type="dxa"/>
+            <w:vAlign w:val="center"/>
+          </w:tcPr>
+          <w:p>
+            <w:pPr>
+              <w:pStyle w:val="Prrafodelista"/>
+              <w:tabs>
+                <w:tab w:val="left" w:pos="0"/>
+                <w:tab w:val="left" w:pos="142"/>
+                <w:tab w:val="left" w:pos="284"/>
+              </w:tabs>
+              <w:spacing w:line="276" w:lineRule="auto"/>
+              <w:ind w:left="0"/>
+              <w:jc w:val="center"/>
+              <w:rPr>
+                <w:rFonts w:ascii="Arial Nova Cond" w:eastAsia="Calibri" w:hAnsi="Arial Nova Cond" w:cs="Times New Roman"/>
+                <w:b/>
+                <w:bCs/>
+                <w:sz w:val="20"/>
+                <w:szCs w:val="20"/>
+                <w:lang w:val="es-ES_tradnl"/>
+              </w:rPr>
+            </w:pPr>
+            <w:r>
+              <w:rPr>
+                <w:rFonts w:ascii="Arial Nova Cond" w:eastAsia="Calibri" w:hAnsi="Arial Nova Cond" w:cs="Times New Roman"/>
+                <w:b/>
+                <w:bCs/>
+                <w:sz w:val="20"/>
+                <w:szCs w:val="20"/>
+                <w:lang w:val="es-ES_tradnl"/>
+              </w:rPr>
+              <w:t>U 5</w:t>
+            </w:r>
+          </w:p>
+        </w:tc>
+        <w:tc>
+          <w:tcPr>
+            <w:tcW w:w="1726" w:type="dxa"/>
+            <w:vAlign w:val="center"/>
           </w:tcPr>
           <w:p>
             <w:pPr>
               <w:pStyle w:val="Sinespaciado"/>
-              <w:rPr>
-                <w:rFonts w:ascii="Arial Nova Cond Light" w:hAnsi="Arial Nova Cond Light"/>
-                <w:b/>
-                <w:bCs/>
+              <w:jc w:val="both"/>
+              <w:rPr>
+                <w:rFonts w:ascii="Arial Nova Cond" w:hAnsi="Arial Nova Cond"/>
+                <w:color w:val="000000" w:themeColor="text1"/>
+                <w:sz w:val="20"/>
+                <w:szCs w:val="20"/>
+              </w:rPr>
+            </w:pPr>
+            <w:r>
+              <w:rPr>
+                <w:rFonts w:ascii="Arial Nova Cond" w:eastAsia="Calibri" w:hAnsi="Arial Nova Cond" w:cs="Times New Roman"/>
                 <w:sz w:val="20"/>
                 <w:szCs w:val="20"/>
                 <w:lang w:val="es-ES_tradnl"/>
               </w:rPr>
-            </w:pPr>
-            <w:r>
-              <w:rPr>
-                <w:rFonts w:ascii="Arial Nova Cond Light" w:hAnsi="Arial Nova Cond Light"/>
-                <w:b/>
-                <w:bCs/>
+              <w:t>{{problemapotencialidad5}}</w:t>
+            </w:r>
+          </w:p>
+        </w:tc>
+        <w:tc>
+          <w:tcPr>
+            <w:tcW w:w="6169" w:type="dxa"/>
+            <w:vAlign w:val="center"/>
+          </w:tcPr>
+          <w:p>
+            <w:pPr>
+              <w:pStyle w:val="Prrafodelista"/>
+              <w:tabs>
+                <w:tab w:val="left" w:pos="0"/>
+                <w:tab w:val="left" w:pos="142"/>
+                <w:tab w:val="left" w:pos="284"/>
+              </w:tabs>
+              <w:spacing w:line="276" w:lineRule="auto"/>
+              <w:ind w:left="0"/>
+              <w:jc w:val="both"/>
+              <w:rPr>
+                <w:rFonts w:ascii="Arial Nova Cond" w:eastAsia="Calibri" w:hAnsi="Arial Nova Cond" w:cs="Times New Roman"/>
+                <w:color w:val="000000" w:themeColor="text1"/>
                 <w:sz w:val="20"/>
                 <w:szCs w:val="20"/>
                 <w:lang w:val="es-ES_tradnl"/>
               </w:rPr>
-              <w:t>III</w:t>
-            </w:r>
-          </w:p>
-        </w:tc>
-        <w:tc>
-          <w:tcPr>
-            <w:tcW w:w="1095" w:type="dxa"/>
-            <w:tcBorders>
-              <w:top w:val="double" w:sz="4" w:space="0" w:color="47D459" w:themeColor="accent3" w:themeTint="99"/>
-              <w:left w:val="double" w:sz="4" w:space="0" w:color="47D459" w:themeColor="accent3" w:themeTint="99"/>
-              <w:bottom w:val="double" w:sz="4" w:space="0" w:color="47D459" w:themeColor="accent3" w:themeTint="99"/>
-              <w:right w:val="double" w:sz="4" w:space="0" w:color="47D459" w:themeColor="accent3" w:themeTint="99"/>
-            </w:tcBorders>
-            <w:vAlign w:val="center"/>
-            <w:hideMark/>
-          </w:tcPr>
-          <w:p>
-            <w:pPr>
-              <w:pStyle w:val="Sinespaciado"/>
-              <w:rPr>
-                <w:rFonts w:ascii="Arial Nova Cond Light" w:hAnsi="Arial Nova Cond Light"/>
-                <w:b/>
-                <w:bCs/>
+            </w:pPr>
+            <w:r>
+              <w:rPr>
+                <w:rFonts w:ascii="Arial Nova Cond" w:eastAsia="Calibri" w:hAnsi="Arial Nova Cond" w:cs="Times New Roman"/>
                 <w:sz w:val="20"/>
                 <w:szCs w:val="20"/>
                 <w:lang w:val="es-ES_tradnl"/>
               </w:rPr>
-            </w:pPr>
-            <w:r>
-              <w:rPr>
-                <w:rFonts w:ascii="Arial Nova Cond Light" w:hAnsi="Arial Nova Cond Light"/>
-                <w:b/>
-                <w:bCs/>
-                <w:sz w:val="20"/>
-                <w:szCs w:val="20"/>
-                <w:lang w:val="es-ES_tradnl"/>
-              </w:rPr>
-              <w:t>U 5</w:t>
-            </w:r>
-          </w:p>
-        </w:tc>
-        <w:tc>
-          <w:tcPr>
-            <w:tcW w:w="1726" w:type="dxa"/>
-            <w:tcBorders>
-              <w:top w:val="double" w:sz="4" w:space="0" w:color="47D459" w:themeColor="accent3" w:themeTint="99"/>
-              <w:left w:val="double" w:sz="4" w:space="0" w:color="47D459" w:themeColor="accent3" w:themeTint="99"/>
-              <w:bottom w:val="double" w:sz="4" w:space="0" w:color="47D459" w:themeColor="accent3" w:themeTint="99"/>
-              <w:right w:val="double" w:sz="4" w:space="0" w:color="47D459" w:themeColor="accent3" w:themeTint="99"/>
-            </w:tcBorders>
-            <w:vAlign w:val="center"/>
-            <w:hideMark/>
-          </w:tcPr>
-          <w:p>
-            <w:pPr>
-              <w:pStyle w:val="Sinespaciado"/>
-              <w:spacing w:line="276" w:lineRule="auto"/>
-              <w:rPr>
-                <w:rFonts w:ascii="Arial Nova Cond Light" w:hAnsi="Arial Nova Cond Light"/>
-                <w:sz w:val="20"/>
-                <w:szCs w:val="20"/>
-              </w:rPr>
-            </w:pPr>
-            <w:r>
-              <w:rPr>
-                <w:rFonts w:ascii="Arial Nova Cond Light" w:hAnsi="Arial Nova Cond Light"/>
-                <w:sz w:val="20"/>
-                <w:szCs w:val="20"/>
-                <w:lang w:val="es-ES_tradnl"/>
-              </w:rPr>
-              <w:t>{{problemapotencialidad5}}</w:t>
-            </w:r>
-          </w:p>
-        </w:tc>
-        <w:tc>
-          <w:tcPr>
-            <w:tcW w:w="6169" w:type="dxa"/>
-            <w:tcBorders>
-              <w:top w:val="double" w:sz="4" w:space="0" w:color="47D459" w:themeColor="accent3" w:themeTint="99"/>
-              <w:left w:val="double" w:sz="4" w:space="0" w:color="47D459" w:themeColor="accent3" w:themeTint="99"/>
-              <w:bottom w:val="double" w:sz="4" w:space="0" w:color="47D459" w:themeColor="accent3" w:themeTint="99"/>
-              <w:right w:val="double" w:sz="4" w:space="0" w:color="47D459" w:themeColor="accent3" w:themeTint="99"/>
-            </w:tcBorders>
-            <w:vAlign w:val="center"/>
-            <w:hideMark/>
-          </w:tcPr>
-          <w:p>
-            <w:pPr>
-              <w:pStyle w:val="Sinespaciado"/>
-              <w:rPr>
-                <w:rFonts w:ascii="Arial Nova Cond Light" w:hAnsi="Arial Nova Cond Light"/>
-                <w:sz w:val="20"/>
-                <w:szCs w:val="20"/>
-                <w:lang w:val="es-ES_tradnl"/>
-              </w:rPr>
-            </w:pPr>
-            <w:r>
-              <w:rPr>
-                <w:rFonts w:ascii="Arial Nova Cond Light" w:hAnsi="Arial Nova Cond Light"/>
-                <w:sz w:val="20"/>
-                <w:szCs w:val="20"/>
-                <w:lang w:val="es-ES_tradnl"/>
-              </w:rPr>
               <w:t>{{situacionsignificativa5}}</w:t>
             </w:r>
           </w:p>
@@ -12953,28 +13091,27 @@
         <w:tc>
           <w:tcPr>
             <w:tcW w:w="2015" w:type="dxa"/>
-            <w:tcBorders>
-              <w:top w:val="double" w:sz="4" w:space="0" w:color="47D459" w:themeColor="accent3" w:themeTint="99"/>
-              <w:left w:val="double" w:sz="4" w:space="0" w:color="47D459" w:themeColor="accent3" w:themeTint="99"/>
-              <w:bottom w:val="double" w:sz="4" w:space="0" w:color="47D459" w:themeColor="accent3" w:themeTint="99"/>
-              <w:right w:val="double" w:sz="4" w:space="0" w:color="47D459" w:themeColor="accent3" w:themeTint="99"/>
-            </w:tcBorders>
-            <w:vAlign w:val="center"/>
-            <w:hideMark/>
-          </w:tcPr>
-          <w:p>
-            <w:pPr>
-              <w:pStyle w:val="Sinespaciado"/>
-              <w:spacing w:line="276" w:lineRule="auto"/>
-              <w:rPr>
-                <w:rFonts w:ascii="Arial Nova Cond Light" w:hAnsi="Arial Nova Cond Light"/>
-                <w:sz w:val="20"/>
-                <w:szCs w:val="20"/>
-              </w:rPr>
-            </w:pPr>
-            <w:r>
-              <w:rPr>
-                <w:rFonts w:ascii="Arial Nova Cond Light" w:hAnsi="Arial Nova Cond Light"/>
+            <w:vAlign w:val="center"/>
+          </w:tcPr>
+          <w:p>
+            <w:pPr>
+              <w:autoSpaceDE w:val="0"/>
+              <w:autoSpaceDN w:val="0"/>
+              <w:adjustRightInd w:val="0"/>
+              <w:jc w:val="center"/>
+              <w:rPr>
+                <w:rFonts w:ascii="Arial Nova Cond" w:hAnsi="Arial Nova Cond" w:cs="Arial"/>
+                <w:color w:val="000000" w:themeColor="text1"/>
+                <w:kern w:val="0"/>
+                <w:sz w:val="20"/>
+                <w:szCs w:val="20"/>
+              </w:rPr>
+            </w:pPr>
+            <w:r>
+              <w:rPr>
+                <w:rFonts w:ascii="Arial Nova Cond" w:hAnsi="Arial Nova Cond" w:cs="Arial"/>
+                <w:color w:val="000000"/>
+                <w:kern w:val="0"/>
                 <w:sz w:val="20"/>
                 <w:szCs w:val="20"/>
               </w:rPr>
@@ -12985,28 +13122,27 @@
         <w:tc>
           <w:tcPr>
             <w:tcW w:w="1634" w:type="dxa"/>
-            <w:tcBorders>
-              <w:top w:val="double" w:sz="4" w:space="0" w:color="47D459" w:themeColor="accent3" w:themeTint="99"/>
-              <w:left w:val="double" w:sz="4" w:space="0" w:color="47D459" w:themeColor="accent3" w:themeTint="99"/>
-              <w:bottom w:val="double" w:sz="4" w:space="0" w:color="47D459" w:themeColor="accent3" w:themeTint="99"/>
-              <w:right w:val="double" w:sz="4" w:space="0" w:color="47D459" w:themeColor="accent3" w:themeTint="99"/>
-            </w:tcBorders>
-            <w:vAlign w:val="center"/>
-            <w:hideMark/>
-          </w:tcPr>
-          <w:p>
-            <w:pPr>
-              <w:pStyle w:val="Sinespaciado"/>
-              <w:spacing w:line="276" w:lineRule="auto"/>
-              <w:rPr>
-                <w:rFonts w:ascii="Arial Nova Cond Light" w:hAnsi="Arial Nova Cond Light"/>
-                <w:sz w:val="20"/>
-                <w:szCs w:val="20"/>
-              </w:rPr>
-            </w:pPr>
-            <w:r>
-              <w:rPr>
-                <w:rFonts w:ascii="Arial Nova Cond Light" w:hAnsi="Arial Nova Cond Light"/>
+            <w:vAlign w:val="center"/>
+          </w:tcPr>
+          <w:p>
+            <w:pPr>
+              <w:autoSpaceDE w:val="0"/>
+              <w:autoSpaceDN w:val="0"/>
+              <w:adjustRightInd w:val="0"/>
+              <w:jc w:val="both"/>
+              <w:rPr>
+                <w:rFonts w:ascii="Arial Nova Cond" w:hAnsi="Arial Nova Cond" w:cs="Arial"/>
+                <w:color w:val="000000"/>
+                <w:kern w:val="0"/>
+                <w:sz w:val="20"/>
+                <w:szCs w:val="20"/>
+              </w:rPr>
+            </w:pPr>
+            <w:r>
+              <w:rPr>
+                <w:rFonts w:ascii="Arial Nova Cond" w:hAnsi="Arial Nova Cond" w:cs="Arial"/>
+                <w:color w:val="000000"/>
+                <w:kern w:val="0"/>
                 <w:sz w:val="20"/>
                 <w:szCs w:val="20"/>
               </w:rPr>
@@ -13017,28 +13153,27 @@
         <w:tc>
           <w:tcPr>
             <w:tcW w:w="1337" w:type="dxa"/>
-            <w:tcBorders>
-              <w:top w:val="double" w:sz="4" w:space="0" w:color="47D459" w:themeColor="accent3" w:themeTint="99"/>
-              <w:left w:val="double" w:sz="4" w:space="0" w:color="47D459" w:themeColor="accent3" w:themeTint="99"/>
-              <w:bottom w:val="double" w:sz="4" w:space="0" w:color="47D459" w:themeColor="accent3" w:themeTint="99"/>
-              <w:right w:val="double" w:sz="4" w:space="0" w:color="47D459" w:themeColor="accent3" w:themeTint="99"/>
-            </w:tcBorders>
-            <w:vAlign w:val="center"/>
-            <w:hideMark/>
-          </w:tcPr>
-          <w:p>
-            <w:pPr>
-              <w:pStyle w:val="Sinespaciado"/>
-              <w:spacing w:line="276" w:lineRule="auto"/>
-              <w:rPr>
-                <w:rFonts w:ascii="Arial Nova Cond Light" w:hAnsi="Arial Nova Cond Light"/>
-                <w:sz w:val="20"/>
-                <w:szCs w:val="20"/>
-              </w:rPr>
-            </w:pPr>
-            <w:r>
-              <w:rPr>
-                <w:rFonts w:ascii="Arial Nova Cond Light" w:hAnsi="Arial Nova Cond Light"/>
+            <w:vAlign w:val="center"/>
+          </w:tcPr>
+          <w:p>
+            <w:pPr>
+              <w:autoSpaceDE w:val="0"/>
+              <w:autoSpaceDN w:val="0"/>
+              <w:adjustRightInd w:val="0"/>
+              <w:jc w:val="center"/>
+              <w:rPr>
+                <w:rFonts w:ascii="Arial Nova Cond" w:hAnsi="Arial Nova Cond" w:cs="Arial"/>
+                <w:color w:val="000000"/>
+                <w:kern w:val="0"/>
+                <w:sz w:val="20"/>
+                <w:szCs w:val="20"/>
+              </w:rPr>
+            </w:pPr>
+            <w:r>
+              <w:rPr>
+                <w:rFonts w:ascii="Arial Nova Cond" w:hAnsi="Arial Nova Cond" w:cs="Arial"/>
+                <w:color w:val="000000"/>
+                <w:kern w:val="0"/>
                 <w:sz w:val="20"/>
                 <w:szCs w:val="20"/>
               </w:rPr>
@@ -13056,49 +13191,112 @@
           <w:tcPr>
             <w:tcW w:w="875" w:type="dxa"/>
             <w:vMerge/>
-            <w:tcBorders>
-              <w:top w:val="double" w:sz="4" w:space="0" w:color="47D459" w:themeColor="accent3" w:themeTint="99"/>
-              <w:left w:val="double" w:sz="4" w:space="0" w:color="47D459" w:themeColor="accent3" w:themeTint="99"/>
-              <w:bottom w:val="double" w:sz="4" w:space="0" w:color="47D459" w:themeColor="accent3" w:themeTint="99"/>
-              <w:right w:val="double" w:sz="4" w:space="0" w:color="47D459" w:themeColor="accent3" w:themeTint="99"/>
-            </w:tcBorders>
-            <w:vAlign w:val="center"/>
-            <w:hideMark/>
+            <w:vAlign w:val="center"/>
+          </w:tcPr>
+          <w:p>
+            <w:pPr>
+              <w:pStyle w:val="Prrafodelista"/>
+              <w:tabs>
+                <w:tab w:val="left" w:pos="0"/>
+                <w:tab w:val="left" w:pos="142"/>
+                <w:tab w:val="left" w:pos="284"/>
+              </w:tabs>
+              <w:spacing w:line="276" w:lineRule="auto"/>
+              <w:ind w:left="0"/>
+              <w:jc w:val="center"/>
+              <w:rPr>
+                <w:rFonts w:ascii="Arial Nova Cond" w:eastAsia="Calibri" w:hAnsi="Arial Nova Cond" w:cs="Times New Roman"/>
+                <w:b/>
+                <w:bCs/>
+                <w:sz w:val="20"/>
+                <w:szCs w:val="20"/>
+                <w:lang w:val="es-ES_tradnl"/>
+              </w:rPr>
+            </w:pPr>
+          </w:p>
+        </w:tc>
+        <w:tc>
+          <w:tcPr>
+            <w:tcW w:w="1095" w:type="dxa"/>
+            <w:vAlign w:val="center"/>
+          </w:tcPr>
+          <w:p>
+            <w:pPr>
+              <w:pStyle w:val="Prrafodelista"/>
+              <w:tabs>
+                <w:tab w:val="left" w:pos="0"/>
+                <w:tab w:val="left" w:pos="142"/>
+                <w:tab w:val="left" w:pos="284"/>
+              </w:tabs>
+              <w:spacing w:line="276" w:lineRule="auto"/>
+              <w:ind w:left="0"/>
+              <w:jc w:val="center"/>
+              <w:rPr>
+                <w:rFonts w:ascii="Arial Nova Cond" w:eastAsia="Calibri" w:hAnsi="Arial Nova Cond" w:cs="Times New Roman"/>
+                <w:b/>
+                <w:bCs/>
+                <w:sz w:val="20"/>
+                <w:szCs w:val="20"/>
+                <w:lang w:val="es-ES_tradnl"/>
+              </w:rPr>
+            </w:pPr>
+            <w:r>
+              <w:rPr>
+                <w:rFonts w:ascii="Arial Nova Cond" w:eastAsia="Calibri" w:hAnsi="Arial Nova Cond" w:cs="Times New Roman"/>
+                <w:b/>
+                <w:bCs/>
+                <w:sz w:val="20"/>
+                <w:szCs w:val="20"/>
+                <w:lang w:val="es-ES_tradnl"/>
+              </w:rPr>
+              <w:t>U 6</w:t>
+            </w:r>
+          </w:p>
+        </w:tc>
+        <w:tc>
+          <w:tcPr>
+            <w:tcW w:w="1726" w:type="dxa"/>
+            <w:vAlign w:val="center"/>
           </w:tcPr>
           <w:p>
             <w:pPr>
               <w:pStyle w:val="Sinespaciado"/>
-              <w:spacing w:line="276" w:lineRule="auto"/>
-              <w:rPr>
-                <w:rFonts w:ascii="Arial Nova Cond Light" w:hAnsi="Arial Nova Cond Light"/>
-                <w:b/>
-                <w:bCs/>
+              <w:jc w:val="both"/>
+              <w:rPr>
+                <w:rFonts w:ascii="Arial Nova Cond" w:hAnsi="Arial Nova Cond"/>
+                <w:sz w:val="20"/>
+                <w:szCs w:val="20"/>
+              </w:rPr>
+            </w:pPr>
+            <w:r>
+              <w:rPr>
+                <w:rFonts w:ascii="Arial Nova Cond" w:eastAsia="Calibri" w:hAnsi="Arial Nova Cond" w:cs="Times New Roman"/>
                 <w:sz w:val="20"/>
                 <w:szCs w:val="20"/>
                 <w:lang w:val="es-ES_tradnl"/>
               </w:rPr>
-            </w:pPr>
-          </w:p>
-        </w:tc>
-        <w:tc>
-          <w:tcPr>
-            <w:tcW w:w="1095" w:type="dxa"/>
-            <w:tcBorders>
-              <w:top w:val="double" w:sz="4" w:space="0" w:color="47D459" w:themeColor="accent3" w:themeTint="99"/>
-              <w:left w:val="double" w:sz="4" w:space="0" w:color="47D459" w:themeColor="accent3" w:themeTint="99"/>
-              <w:bottom w:val="double" w:sz="4" w:space="0" w:color="47D459" w:themeColor="accent3" w:themeTint="99"/>
-              <w:right w:val="double" w:sz="4" w:space="0" w:color="47D459" w:themeColor="accent3" w:themeTint="99"/>
-            </w:tcBorders>
-            <w:vAlign w:val="center"/>
-            <w:hideMark/>
-          </w:tcPr>
-          <w:p>
-            <w:pPr>
-              <w:pStyle w:val="Sinespaciado"/>
-              <w:rPr>
-                <w:rFonts w:ascii="Arial Nova Cond Light" w:hAnsi="Arial Nova Cond Light"/>
-                <w:b/>
-                <w:bCs/>
+              <w:t>{{problemapotencialidad6}}</w:t>
+            </w:r>
+          </w:p>
+        </w:tc>
+        <w:tc>
+          <w:tcPr>
+            <w:tcW w:w="6169" w:type="dxa"/>
+            <w:vAlign w:val="center"/>
+          </w:tcPr>
+          <w:p>
+            <w:pPr>
+              <w:pStyle w:val="Prrafodelista"/>
+              <w:tabs>
+                <w:tab w:val="left" w:pos="0"/>
+                <w:tab w:val="left" w:pos="142"/>
+                <w:tab w:val="left" w:pos="284"/>
+              </w:tabs>
+              <w:spacing w:line="276" w:lineRule="auto"/>
+              <w:ind w:left="0"/>
+              <w:jc w:val="both"/>
+              <w:rPr>
+                <w:rFonts w:ascii="Arial Nova Cond" w:eastAsia="Calibri" w:hAnsi="Arial Nova Cond" w:cs="Times New Roman"/>
                 <w:sz w:val="20"/>
                 <w:szCs w:val="20"/>
                 <w:lang w:val="es-ES_tradnl"/>
@@ -13106,79 +13304,11 @@
             </w:pPr>
             <w:r>
               <w:rPr>
-                <w:rFonts w:ascii="Arial Nova Cond Light" w:hAnsi="Arial Nova Cond Light"/>
-                <w:b/>
-                <w:bCs/>
+                <w:rFonts w:ascii="Arial Nova Cond" w:eastAsia="Calibri" w:hAnsi="Arial Nova Cond" w:cs="Times New Roman"/>
                 <w:sz w:val="20"/>
                 <w:szCs w:val="20"/>
                 <w:lang w:val="es-ES_tradnl"/>
               </w:rPr>
-              <w:t>U 6</w:t>
-            </w:r>
-          </w:p>
-        </w:tc>
-        <w:tc>
-          <w:tcPr>
-            <w:tcW w:w="1726" w:type="dxa"/>
-            <w:tcBorders>
-              <w:top w:val="double" w:sz="4" w:space="0" w:color="47D459" w:themeColor="accent3" w:themeTint="99"/>
-              <w:left w:val="double" w:sz="4" w:space="0" w:color="47D459" w:themeColor="accent3" w:themeTint="99"/>
-              <w:bottom w:val="double" w:sz="4" w:space="0" w:color="47D459" w:themeColor="accent3" w:themeTint="99"/>
-              <w:right w:val="double" w:sz="4" w:space="0" w:color="47D459" w:themeColor="accent3" w:themeTint="99"/>
-            </w:tcBorders>
-            <w:vAlign w:val="center"/>
-            <w:hideMark/>
-          </w:tcPr>
-          <w:p>
-            <w:pPr>
-              <w:pStyle w:val="Sinespaciado"/>
-              <w:spacing w:line="276" w:lineRule="auto"/>
-              <w:rPr>
-                <w:rFonts w:ascii="Arial Nova Cond Light" w:hAnsi="Arial Nova Cond Light"/>
-                <w:sz w:val="20"/>
-                <w:szCs w:val="20"/>
-              </w:rPr>
-            </w:pPr>
-            <w:r>
-              <w:rPr>
-                <w:rFonts w:ascii="Arial Nova Cond Light" w:hAnsi="Arial Nova Cond Light"/>
-                <w:sz w:val="20"/>
-                <w:szCs w:val="20"/>
-                <w:lang w:val="es-ES_tradnl"/>
-              </w:rPr>
-              <w:t>{{problemapotencialidad6}}</w:t>
-            </w:r>
-          </w:p>
-        </w:tc>
-        <w:tc>
-          <w:tcPr>
-            <w:tcW w:w="6169" w:type="dxa"/>
-            <w:tcBorders>
-              <w:top w:val="double" w:sz="4" w:space="0" w:color="47D459" w:themeColor="accent3" w:themeTint="99"/>
-              <w:left w:val="double" w:sz="4" w:space="0" w:color="47D459" w:themeColor="accent3" w:themeTint="99"/>
-              <w:bottom w:val="double" w:sz="4" w:space="0" w:color="47D459" w:themeColor="accent3" w:themeTint="99"/>
-              <w:right w:val="double" w:sz="4" w:space="0" w:color="47D459" w:themeColor="accent3" w:themeTint="99"/>
-            </w:tcBorders>
-            <w:vAlign w:val="center"/>
-            <w:hideMark/>
-          </w:tcPr>
-          <w:p>
-            <w:pPr>
-              <w:pStyle w:val="Sinespaciado"/>
-              <w:rPr>
-                <w:rFonts w:ascii="Arial Nova Cond Light" w:hAnsi="Arial Nova Cond Light"/>
-                <w:sz w:val="20"/>
-                <w:szCs w:val="20"/>
-                <w:lang w:val="es-ES_tradnl"/>
-              </w:rPr>
-            </w:pPr>
-            <w:r>
-              <w:rPr>
-                <w:rFonts w:ascii="Arial Nova Cond Light" w:hAnsi="Arial Nova Cond Light"/>
-                <w:sz w:val="20"/>
-                <w:szCs w:val="20"/>
-                <w:lang w:val="es-ES_tradnl"/>
-              </w:rPr>
               <w:t>{{situacionsignificativa6}}</w:t>
             </w:r>
           </w:p>
@@ -13186,28 +13316,27 @@
         <w:tc>
           <w:tcPr>
             <w:tcW w:w="2015" w:type="dxa"/>
-            <w:tcBorders>
-              <w:top w:val="double" w:sz="4" w:space="0" w:color="47D459" w:themeColor="accent3" w:themeTint="99"/>
-              <w:left w:val="double" w:sz="4" w:space="0" w:color="47D459" w:themeColor="accent3" w:themeTint="99"/>
-              <w:bottom w:val="double" w:sz="4" w:space="0" w:color="47D459" w:themeColor="accent3" w:themeTint="99"/>
-              <w:right w:val="double" w:sz="4" w:space="0" w:color="47D459" w:themeColor="accent3" w:themeTint="99"/>
-            </w:tcBorders>
-            <w:vAlign w:val="center"/>
-            <w:hideMark/>
-          </w:tcPr>
-          <w:p>
-            <w:pPr>
-              <w:pStyle w:val="Sinespaciado"/>
-              <w:spacing w:line="276" w:lineRule="auto"/>
-              <w:rPr>
-                <w:rFonts w:ascii="Arial Nova Cond Light" w:hAnsi="Arial Nova Cond Light"/>
-                <w:sz w:val="20"/>
-                <w:szCs w:val="20"/>
-              </w:rPr>
-            </w:pPr>
-            <w:r>
-              <w:rPr>
-                <w:rFonts w:ascii="Arial Nova Cond Light" w:hAnsi="Arial Nova Cond Light"/>
+            <w:vAlign w:val="center"/>
+          </w:tcPr>
+          <w:p>
+            <w:pPr>
+              <w:autoSpaceDE w:val="0"/>
+              <w:autoSpaceDN w:val="0"/>
+              <w:adjustRightInd w:val="0"/>
+              <w:jc w:val="center"/>
+              <w:rPr>
+                <w:rFonts w:ascii="Arial Nova Cond" w:hAnsi="Arial Nova Cond" w:cs="Arial"/>
+                <w:color w:val="0070C0"/>
+                <w:kern w:val="0"/>
+                <w:sz w:val="20"/>
+                <w:szCs w:val="20"/>
+              </w:rPr>
+            </w:pPr>
+            <w:r>
+              <w:rPr>
+                <w:rFonts w:ascii="Arial Nova Cond" w:hAnsi="Arial Nova Cond" w:cs="Arial"/>
+                <w:color w:val="000000"/>
+                <w:kern w:val="0"/>
                 <w:sz w:val="20"/>
                 <w:szCs w:val="20"/>
               </w:rPr>
@@ -13218,28 +13347,27 @@
         <w:tc>
           <w:tcPr>
             <w:tcW w:w="1634" w:type="dxa"/>
-            <w:tcBorders>
-              <w:top w:val="double" w:sz="4" w:space="0" w:color="47D459" w:themeColor="accent3" w:themeTint="99"/>
-              <w:left w:val="double" w:sz="4" w:space="0" w:color="47D459" w:themeColor="accent3" w:themeTint="99"/>
-              <w:bottom w:val="double" w:sz="4" w:space="0" w:color="47D459" w:themeColor="accent3" w:themeTint="99"/>
-              <w:right w:val="double" w:sz="4" w:space="0" w:color="47D459" w:themeColor="accent3" w:themeTint="99"/>
-            </w:tcBorders>
-            <w:vAlign w:val="center"/>
-            <w:hideMark/>
-          </w:tcPr>
-          <w:p>
-            <w:pPr>
-              <w:pStyle w:val="Sinespaciado"/>
-              <w:spacing w:line="276" w:lineRule="auto"/>
-              <w:rPr>
-                <w:rFonts w:ascii="Arial Nova Cond Light" w:hAnsi="Arial Nova Cond Light"/>
-                <w:sz w:val="20"/>
-                <w:szCs w:val="20"/>
-              </w:rPr>
-            </w:pPr>
-            <w:r>
-              <w:rPr>
-                <w:rFonts w:ascii="Arial Nova Cond Light" w:hAnsi="Arial Nova Cond Light"/>
+            <w:vAlign w:val="center"/>
+          </w:tcPr>
+          <w:p>
+            <w:pPr>
+              <w:autoSpaceDE w:val="0"/>
+              <w:autoSpaceDN w:val="0"/>
+              <w:adjustRightInd w:val="0"/>
+              <w:jc w:val="both"/>
+              <w:rPr>
+                <w:rFonts w:ascii="Arial Nova Cond" w:hAnsi="Arial Nova Cond" w:cs="Arial"/>
+                <w:color w:val="000000"/>
+                <w:kern w:val="0"/>
+                <w:sz w:val="20"/>
+                <w:szCs w:val="20"/>
+              </w:rPr>
+            </w:pPr>
+            <w:r>
+              <w:rPr>
+                <w:rFonts w:ascii="Arial Nova Cond" w:hAnsi="Arial Nova Cond" w:cs="Arial"/>
+                <w:color w:val="000000"/>
+                <w:kern w:val="0"/>
                 <w:sz w:val="20"/>
                 <w:szCs w:val="20"/>
               </w:rPr>
@@ -13250,28 +13378,27 @@
         <w:tc>
           <w:tcPr>
             <w:tcW w:w="1337" w:type="dxa"/>
-            <w:tcBorders>
-              <w:top w:val="double" w:sz="4" w:space="0" w:color="47D459" w:themeColor="accent3" w:themeTint="99"/>
-              <w:left w:val="double" w:sz="4" w:space="0" w:color="47D459" w:themeColor="accent3" w:themeTint="99"/>
-              <w:bottom w:val="double" w:sz="4" w:space="0" w:color="47D459" w:themeColor="accent3" w:themeTint="99"/>
-              <w:right w:val="double" w:sz="4" w:space="0" w:color="47D459" w:themeColor="accent3" w:themeTint="99"/>
-            </w:tcBorders>
-            <w:vAlign w:val="center"/>
-            <w:hideMark/>
-          </w:tcPr>
-          <w:p>
-            <w:pPr>
-              <w:pStyle w:val="Sinespaciado"/>
-              <w:spacing w:line="276" w:lineRule="auto"/>
-              <w:rPr>
-                <w:rFonts w:ascii="Arial Nova Cond Light" w:hAnsi="Arial Nova Cond Light"/>
-                <w:sz w:val="20"/>
-                <w:szCs w:val="20"/>
-              </w:rPr>
-            </w:pPr>
-            <w:r>
-              <w:rPr>
-                <w:rFonts w:ascii="Arial Nova Cond Light" w:hAnsi="Arial Nova Cond Light"/>
+            <w:vAlign w:val="center"/>
+          </w:tcPr>
+          <w:p>
+            <w:pPr>
+              <w:autoSpaceDE w:val="0"/>
+              <w:autoSpaceDN w:val="0"/>
+              <w:adjustRightInd w:val="0"/>
+              <w:jc w:val="center"/>
+              <w:rPr>
+                <w:rFonts w:ascii="Arial Nova Cond" w:hAnsi="Arial Nova Cond" w:cs="Arial"/>
+                <w:color w:val="000000"/>
+                <w:kern w:val="0"/>
+                <w:sz w:val="20"/>
+                <w:szCs w:val="20"/>
+              </w:rPr>
+            </w:pPr>
+            <w:r>
+              <w:rPr>
+                <w:rFonts w:ascii="Arial Nova Cond" w:hAnsi="Arial Nova Cond" w:cs="Arial"/>
+                <w:color w:val="000000"/>
+                <w:kern w:val="0"/>
                 <w:sz w:val="20"/>
                 <w:szCs w:val="20"/>
               </w:rPr>
@@ -13289,20 +13416,21 @@
           <w:tcPr>
             <w:tcW w:w="875" w:type="dxa"/>
             <w:vMerge w:val="restart"/>
-            <w:tcBorders>
-              <w:top w:val="double" w:sz="4" w:space="0" w:color="47D459" w:themeColor="accent3" w:themeTint="99"/>
-              <w:left w:val="double" w:sz="4" w:space="0" w:color="47D459" w:themeColor="accent3" w:themeTint="99"/>
-              <w:bottom w:val="double" w:sz="4" w:space="0" w:color="47D459" w:themeColor="accent3" w:themeTint="99"/>
-              <w:right w:val="double" w:sz="4" w:space="0" w:color="47D459" w:themeColor="accent3" w:themeTint="99"/>
-            </w:tcBorders>
-            <w:vAlign w:val="center"/>
-            <w:hideMark/>
-          </w:tcPr>
-          <w:p>
-            <w:pPr>
-              <w:pStyle w:val="Sinespaciado"/>
-              <w:rPr>
-                <w:rFonts w:ascii="Arial Nova Cond Light" w:hAnsi="Arial Nova Cond Light"/>
+            <w:vAlign w:val="center"/>
+          </w:tcPr>
+          <w:p>
+            <w:pPr>
+              <w:pStyle w:val="Prrafodelista"/>
+              <w:tabs>
+                <w:tab w:val="left" w:pos="0"/>
+                <w:tab w:val="left" w:pos="142"/>
+                <w:tab w:val="left" w:pos="284"/>
+              </w:tabs>
+              <w:spacing w:line="276" w:lineRule="auto"/>
+              <w:ind w:left="0"/>
+              <w:jc w:val="center"/>
+              <w:rPr>
+                <w:rFonts w:ascii="Arial Nova Cond" w:eastAsia="Calibri" w:hAnsi="Arial Nova Cond" w:cs="Times New Roman"/>
                 <w:b/>
                 <w:bCs/>
                 <w:sz w:val="20"/>
@@ -13312,7 +13440,7 @@
             </w:pPr>
             <w:r>
               <w:rPr>
-                <w:rFonts w:ascii="Arial Nova Cond Light" w:hAnsi="Arial Nova Cond Light"/>
+                <w:rFonts w:ascii="Arial Nova Cond" w:eastAsia="Calibri" w:hAnsi="Arial Nova Cond" w:cs="Times New Roman"/>
                 <w:b/>
                 <w:bCs/>
                 <w:sz w:val="20"/>
@@ -13326,20 +13454,21 @@
         <w:tc>
           <w:tcPr>
             <w:tcW w:w="1095" w:type="dxa"/>
-            <w:tcBorders>
-              <w:top w:val="double" w:sz="4" w:space="0" w:color="47D459" w:themeColor="accent3" w:themeTint="99"/>
-              <w:left w:val="double" w:sz="4" w:space="0" w:color="47D459" w:themeColor="accent3" w:themeTint="99"/>
-              <w:bottom w:val="double" w:sz="4" w:space="0" w:color="47D459" w:themeColor="accent3" w:themeTint="99"/>
-              <w:right w:val="double" w:sz="4" w:space="0" w:color="47D459" w:themeColor="accent3" w:themeTint="99"/>
-            </w:tcBorders>
-            <w:vAlign w:val="center"/>
-            <w:hideMark/>
-          </w:tcPr>
-          <w:p>
-            <w:pPr>
-              <w:pStyle w:val="Sinespaciado"/>
-              <w:rPr>
-                <w:rFonts w:ascii="Arial Nova Cond Light" w:hAnsi="Arial Nova Cond Light"/>
+            <w:vAlign w:val="center"/>
+          </w:tcPr>
+          <w:p>
+            <w:pPr>
+              <w:pStyle w:val="Prrafodelista"/>
+              <w:tabs>
+                <w:tab w:val="left" w:pos="0"/>
+                <w:tab w:val="left" w:pos="142"/>
+                <w:tab w:val="left" w:pos="284"/>
+              </w:tabs>
+              <w:spacing w:line="276" w:lineRule="auto"/>
+              <w:ind w:left="0"/>
+              <w:jc w:val="center"/>
+              <w:rPr>
+                <w:rFonts w:ascii="Arial Nova Cond" w:eastAsia="Calibri" w:hAnsi="Arial Nova Cond" w:cs="Times New Roman"/>
                 <w:b/>
                 <w:bCs/>
                 <w:sz w:val="20"/>
@@ -13349,7 +13478,7 @@
             </w:pPr>
             <w:r>
               <w:rPr>
-                <w:rFonts w:ascii="Arial Nova Cond Light" w:hAnsi="Arial Nova Cond Light"/>
+                <w:rFonts w:ascii="Arial Nova Cond" w:eastAsia="Calibri" w:hAnsi="Arial Nova Cond" w:cs="Times New Roman"/>
                 <w:b/>
                 <w:bCs/>
                 <w:sz w:val="20"/>
@@ -13363,20 +13492,21 @@
         <w:tc>
           <w:tcPr>
             <w:tcW w:w="1726" w:type="dxa"/>
-            <w:tcBorders>
-              <w:top w:val="double" w:sz="4" w:space="0" w:color="47D459" w:themeColor="accent3" w:themeTint="99"/>
-              <w:left w:val="double" w:sz="4" w:space="0" w:color="47D459" w:themeColor="accent3" w:themeTint="99"/>
-              <w:bottom w:val="double" w:sz="4" w:space="0" w:color="47D459" w:themeColor="accent3" w:themeTint="99"/>
-              <w:right w:val="double" w:sz="4" w:space="0" w:color="47D459" w:themeColor="accent3" w:themeTint="99"/>
-            </w:tcBorders>
-            <w:vAlign w:val="center"/>
-            <w:hideMark/>
-          </w:tcPr>
-          <w:p>
-            <w:pPr>
-              <w:pStyle w:val="Sinespaciado"/>
-              <w:rPr>
-                <w:rFonts w:ascii="Arial Nova Cond Light" w:hAnsi="Arial Nova Cond Light"/>
+            <w:vAlign w:val="center"/>
+          </w:tcPr>
+          <w:p>
+            <w:pPr>
+              <w:pStyle w:val="Prrafodelista"/>
+              <w:tabs>
+                <w:tab w:val="left" w:pos="0"/>
+                <w:tab w:val="left" w:pos="142"/>
+                <w:tab w:val="left" w:pos="284"/>
+              </w:tabs>
+              <w:spacing w:line="276" w:lineRule="auto"/>
+              <w:ind w:left="0"/>
+              <w:rPr>
+                <w:rFonts w:ascii="Arial Nova Cond" w:eastAsia="Calibri" w:hAnsi="Arial Nova Cond" w:cs="Times New Roman"/>
+                <w:color w:val="000000" w:themeColor="text1"/>
                 <w:sz w:val="20"/>
                 <w:szCs w:val="20"/>
                 <w:lang w:val="es-ES_tradnl"/>
@@ -13384,7 +13514,7 @@
             </w:pPr>
             <w:r>
               <w:rPr>
-                <w:rFonts w:ascii="Arial Nova Cond Light" w:hAnsi="Arial Nova Cond Light"/>
+                <w:rFonts w:ascii="Arial Nova Cond" w:eastAsia="Calibri" w:hAnsi="Arial Nova Cond" w:cs="Times New Roman"/>
                 <w:sz w:val="20"/>
                 <w:szCs w:val="20"/>
                 <w:lang w:val="es-ES_tradnl"/>
@@ -13396,27 +13526,29 @@
         <w:tc>
           <w:tcPr>
             <w:tcW w:w="6169" w:type="dxa"/>
-            <w:tcBorders>
-              <w:top w:val="double" w:sz="4" w:space="0" w:color="47D459" w:themeColor="accent3" w:themeTint="99"/>
-              <w:left w:val="double" w:sz="4" w:space="0" w:color="47D459" w:themeColor="accent3" w:themeTint="99"/>
-              <w:bottom w:val="double" w:sz="4" w:space="0" w:color="47D459" w:themeColor="accent3" w:themeTint="99"/>
-              <w:right w:val="double" w:sz="4" w:space="0" w:color="47D459" w:themeColor="accent3" w:themeTint="99"/>
-            </w:tcBorders>
-            <w:vAlign w:val="center"/>
-            <w:hideMark/>
-          </w:tcPr>
-          <w:p>
-            <w:pPr>
-              <w:pStyle w:val="Sinespaciado"/>
-              <w:rPr>
-                <w:rFonts w:ascii="Arial Nova Cond Light" w:hAnsi="Arial Nova Cond Light"/>
-                <w:sz w:val="20"/>
-                <w:szCs w:val="20"/>
-              </w:rPr>
-            </w:pPr>
-            <w:r>
-              <w:rPr>
-                <w:rFonts w:ascii="Arial Nova Cond Light" w:hAnsi="Arial Nova Cond Light"/>
+            <w:vAlign w:val="center"/>
+          </w:tcPr>
+          <w:p>
+            <w:pPr>
+              <w:pStyle w:val="Prrafodelista"/>
+              <w:tabs>
+                <w:tab w:val="left" w:pos="0"/>
+                <w:tab w:val="left" w:pos="142"/>
+                <w:tab w:val="left" w:pos="284"/>
+              </w:tabs>
+              <w:spacing w:line="276" w:lineRule="auto"/>
+              <w:ind w:left="0"/>
+              <w:jc w:val="both"/>
+              <w:rPr>
+                <w:rFonts w:ascii="Arial Nova Cond" w:hAnsi="Arial Nova Cond"/>
+                <w:color w:val="000000" w:themeColor="text1"/>
+                <w:sz w:val="20"/>
+                <w:szCs w:val="20"/>
+              </w:rPr>
+            </w:pPr>
+            <w:r>
+              <w:rPr>
+                <w:rFonts w:ascii="Arial Nova Cond" w:eastAsia="Calibri" w:hAnsi="Arial Nova Cond" w:cs="Times New Roman"/>
                 <w:sz w:val="20"/>
                 <w:szCs w:val="20"/>
                 <w:lang w:val="es-ES_tradnl"/>
@@ -13428,28 +13560,27 @@
         <w:tc>
           <w:tcPr>
             <w:tcW w:w="2015" w:type="dxa"/>
-            <w:tcBorders>
-              <w:top w:val="double" w:sz="4" w:space="0" w:color="47D459" w:themeColor="accent3" w:themeTint="99"/>
-              <w:left w:val="double" w:sz="4" w:space="0" w:color="47D459" w:themeColor="accent3" w:themeTint="99"/>
-              <w:bottom w:val="double" w:sz="4" w:space="0" w:color="47D459" w:themeColor="accent3" w:themeTint="99"/>
-              <w:right w:val="double" w:sz="4" w:space="0" w:color="47D459" w:themeColor="accent3" w:themeTint="99"/>
-            </w:tcBorders>
-            <w:vAlign w:val="center"/>
-            <w:hideMark/>
-          </w:tcPr>
-          <w:p>
-            <w:pPr>
-              <w:pStyle w:val="Sinespaciado"/>
-              <w:spacing w:line="276" w:lineRule="auto"/>
-              <w:rPr>
-                <w:rFonts w:ascii="Arial Nova Cond Light" w:hAnsi="Arial Nova Cond Light"/>
-                <w:sz w:val="20"/>
-                <w:szCs w:val="20"/>
-              </w:rPr>
-            </w:pPr>
-            <w:r>
-              <w:rPr>
-                <w:rFonts w:ascii="Arial Nova Cond Light" w:hAnsi="Arial Nova Cond Light"/>
+            <w:vAlign w:val="center"/>
+          </w:tcPr>
+          <w:p>
+            <w:pPr>
+              <w:autoSpaceDE w:val="0"/>
+              <w:autoSpaceDN w:val="0"/>
+              <w:adjustRightInd w:val="0"/>
+              <w:jc w:val="center"/>
+              <w:rPr>
+                <w:rFonts w:ascii="Arial Nova Cond" w:hAnsi="Arial Nova Cond" w:cs="Arial"/>
+                <w:color w:val="000000" w:themeColor="text1"/>
+                <w:kern w:val="0"/>
+                <w:sz w:val="20"/>
+                <w:szCs w:val="20"/>
+              </w:rPr>
+            </w:pPr>
+            <w:r>
+              <w:rPr>
+                <w:rFonts w:ascii="Arial Nova Cond" w:hAnsi="Arial Nova Cond" w:cs="Arial"/>
+                <w:color w:val="000000"/>
+                <w:kern w:val="0"/>
                 <w:sz w:val="20"/>
                 <w:szCs w:val="20"/>
               </w:rPr>
@@ -13460,28 +13591,27 @@
         <w:tc>
           <w:tcPr>
             <w:tcW w:w="1634" w:type="dxa"/>
-            <w:tcBorders>
-              <w:top w:val="double" w:sz="4" w:space="0" w:color="47D459" w:themeColor="accent3" w:themeTint="99"/>
-              <w:left w:val="double" w:sz="4" w:space="0" w:color="47D459" w:themeColor="accent3" w:themeTint="99"/>
-              <w:bottom w:val="double" w:sz="4" w:space="0" w:color="47D459" w:themeColor="accent3" w:themeTint="99"/>
-              <w:right w:val="double" w:sz="4" w:space="0" w:color="47D459" w:themeColor="accent3" w:themeTint="99"/>
-            </w:tcBorders>
-            <w:vAlign w:val="center"/>
-            <w:hideMark/>
-          </w:tcPr>
-          <w:p>
-            <w:pPr>
-              <w:pStyle w:val="Sinespaciado"/>
-              <w:spacing w:line="276" w:lineRule="auto"/>
-              <w:rPr>
-                <w:rFonts w:ascii="Arial Nova Cond Light" w:hAnsi="Arial Nova Cond Light"/>
-                <w:sz w:val="20"/>
-                <w:szCs w:val="20"/>
-              </w:rPr>
-            </w:pPr>
-            <w:r>
-              <w:rPr>
-                <w:rFonts w:ascii="Arial Nova Cond Light" w:hAnsi="Arial Nova Cond Light"/>
+            <w:vAlign w:val="center"/>
+          </w:tcPr>
+          <w:p>
+            <w:pPr>
+              <w:autoSpaceDE w:val="0"/>
+              <w:autoSpaceDN w:val="0"/>
+              <w:adjustRightInd w:val="0"/>
+              <w:jc w:val="both"/>
+              <w:rPr>
+                <w:rFonts w:ascii="Arial Nova Cond" w:hAnsi="Arial Nova Cond" w:cs="Arial"/>
+                <w:color w:val="000000"/>
+                <w:kern w:val="0"/>
+                <w:sz w:val="20"/>
+                <w:szCs w:val="20"/>
+              </w:rPr>
+            </w:pPr>
+            <w:r>
+              <w:rPr>
+                <w:rFonts w:ascii="Arial Nova Cond" w:hAnsi="Arial Nova Cond" w:cs="Arial"/>
+                <w:color w:val="000000"/>
+                <w:kern w:val="0"/>
                 <w:sz w:val="20"/>
                 <w:szCs w:val="20"/>
               </w:rPr>
@@ -13492,28 +13622,27 @@
         <w:tc>
           <w:tcPr>
             <w:tcW w:w="1337" w:type="dxa"/>
-            <w:tcBorders>
-              <w:top w:val="double" w:sz="4" w:space="0" w:color="47D459" w:themeColor="accent3" w:themeTint="99"/>
-              <w:left w:val="double" w:sz="4" w:space="0" w:color="47D459" w:themeColor="accent3" w:themeTint="99"/>
-              <w:bottom w:val="double" w:sz="4" w:space="0" w:color="47D459" w:themeColor="accent3" w:themeTint="99"/>
-              <w:right w:val="double" w:sz="4" w:space="0" w:color="47D459" w:themeColor="accent3" w:themeTint="99"/>
-            </w:tcBorders>
-            <w:vAlign w:val="center"/>
-            <w:hideMark/>
-          </w:tcPr>
-          <w:p>
-            <w:pPr>
-              <w:pStyle w:val="Sinespaciado"/>
-              <w:spacing w:line="276" w:lineRule="auto"/>
-              <w:rPr>
-                <w:rFonts w:ascii="Arial Nova Cond Light" w:hAnsi="Arial Nova Cond Light"/>
-                <w:sz w:val="20"/>
-                <w:szCs w:val="20"/>
-              </w:rPr>
-            </w:pPr>
-            <w:r>
-              <w:rPr>
-                <w:rFonts w:ascii="Arial Nova Cond Light" w:hAnsi="Arial Nova Cond Light"/>
+            <w:vAlign w:val="center"/>
+          </w:tcPr>
+          <w:p>
+            <w:pPr>
+              <w:autoSpaceDE w:val="0"/>
+              <w:autoSpaceDN w:val="0"/>
+              <w:adjustRightInd w:val="0"/>
+              <w:jc w:val="center"/>
+              <w:rPr>
+                <w:rFonts w:ascii="Arial Nova Cond" w:hAnsi="Arial Nova Cond" w:cs="Arial"/>
+                <w:color w:val="000000"/>
+                <w:kern w:val="0"/>
+                <w:sz w:val="20"/>
+                <w:szCs w:val="20"/>
+              </w:rPr>
+            </w:pPr>
+            <w:r>
+              <w:rPr>
+                <w:rFonts w:ascii="Arial Nova Cond" w:hAnsi="Arial Nova Cond" w:cs="Arial"/>
+                <w:color w:val="000000"/>
+                <w:kern w:val="0"/>
                 <w:sz w:val="20"/>
                 <w:szCs w:val="20"/>
               </w:rPr>
@@ -13531,21 +13660,21 @@
           <w:tcPr>
             <w:tcW w:w="875" w:type="dxa"/>
             <w:vMerge/>
-            <w:tcBorders>
-              <w:top w:val="double" w:sz="4" w:space="0" w:color="47D459" w:themeColor="accent3" w:themeTint="99"/>
-              <w:left w:val="double" w:sz="4" w:space="0" w:color="47D459" w:themeColor="accent3" w:themeTint="99"/>
-              <w:bottom w:val="double" w:sz="4" w:space="0" w:color="47D459" w:themeColor="accent3" w:themeTint="99"/>
-              <w:right w:val="double" w:sz="4" w:space="0" w:color="47D459" w:themeColor="accent3" w:themeTint="99"/>
-            </w:tcBorders>
-            <w:vAlign w:val="center"/>
-            <w:hideMark/>
-          </w:tcPr>
-          <w:p>
-            <w:pPr>
-              <w:pStyle w:val="Sinespaciado"/>
-              <w:spacing w:line="276" w:lineRule="auto"/>
-              <w:rPr>
-                <w:rFonts w:ascii="Arial Nova Cond Light" w:hAnsi="Arial Nova Cond Light"/>
+            <w:vAlign w:val="center"/>
+          </w:tcPr>
+          <w:p>
+            <w:pPr>
+              <w:pStyle w:val="Prrafodelista"/>
+              <w:tabs>
+                <w:tab w:val="left" w:pos="0"/>
+                <w:tab w:val="left" w:pos="142"/>
+                <w:tab w:val="left" w:pos="284"/>
+              </w:tabs>
+              <w:spacing w:line="276" w:lineRule="auto"/>
+              <w:ind w:left="0"/>
+              <w:jc w:val="center"/>
+              <w:rPr>
+                <w:rFonts w:ascii="Arial Nova Cond" w:eastAsia="Calibri" w:hAnsi="Arial Nova Cond" w:cs="Times New Roman"/>
                 <w:b/>
                 <w:bCs/>
                 <w:sz w:val="20"/>
@@ -13558,20 +13687,21 @@
         <w:tc>
           <w:tcPr>
             <w:tcW w:w="1095" w:type="dxa"/>
-            <w:tcBorders>
-              <w:top w:val="double" w:sz="4" w:space="0" w:color="47D459" w:themeColor="accent3" w:themeTint="99"/>
-              <w:left w:val="double" w:sz="4" w:space="0" w:color="47D459" w:themeColor="accent3" w:themeTint="99"/>
-              <w:bottom w:val="double" w:sz="4" w:space="0" w:color="47D459" w:themeColor="accent3" w:themeTint="99"/>
-              <w:right w:val="double" w:sz="4" w:space="0" w:color="47D459" w:themeColor="accent3" w:themeTint="99"/>
-            </w:tcBorders>
-            <w:vAlign w:val="center"/>
-            <w:hideMark/>
-          </w:tcPr>
-          <w:p>
-            <w:pPr>
-              <w:pStyle w:val="Sinespaciado"/>
-              <w:rPr>
-                <w:rFonts w:ascii="Arial Nova Cond Light" w:hAnsi="Arial Nova Cond Light"/>
+            <w:vAlign w:val="center"/>
+          </w:tcPr>
+          <w:p>
+            <w:pPr>
+              <w:pStyle w:val="Prrafodelista"/>
+              <w:tabs>
+                <w:tab w:val="left" w:pos="0"/>
+                <w:tab w:val="left" w:pos="142"/>
+                <w:tab w:val="left" w:pos="284"/>
+              </w:tabs>
+              <w:spacing w:line="276" w:lineRule="auto"/>
+              <w:ind w:left="0"/>
+              <w:jc w:val="center"/>
+              <w:rPr>
+                <w:rFonts w:ascii="Arial Nova Cond" w:eastAsia="Calibri" w:hAnsi="Arial Nova Cond" w:cs="Times New Roman"/>
                 <w:b/>
                 <w:bCs/>
                 <w:sz w:val="20"/>
@@ -13581,7 +13711,7 @@
             </w:pPr>
             <w:r>
               <w:rPr>
-                <w:rFonts w:ascii="Arial Nova Cond Light" w:hAnsi="Arial Nova Cond Light"/>
+                <w:rFonts w:ascii="Arial Nova Cond" w:eastAsia="Calibri" w:hAnsi="Arial Nova Cond" w:cs="Times New Roman"/>
                 <w:b/>
                 <w:bCs/>
                 <w:sz w:val="20"/>
@@ -13595,20 +13725,21 @@
         <w:tc>
           <w:tcPr>
             <w:tcW w:w="1726" w:type="dxa"/>
-            <w:tcBorders>
-              <w:top w:val="double" w:sz="4" w:space="0" w:color="47D459" w:themeColor="accent3" w:themeTint="99"/>
-              <w:left w:val="double" w:sz="4" w:space="0" w:color="47D459" w:themeColor="accent3" w:themeTint="99"/>
-              <w:bottom w:val="double" w:sz="4" w:space="0" w:color="47D459" w:themeColor="accent3" w:themeTint="99"/>
-              <w:right w:val="double" w:sz="4" w:space="0" w:color="47D459" w:themeColor="accent3" w:themeTint="99"/>
-            </w:tcBorders>
-            <w:vAlign w:val="center"/>
-            <w:hideMark/>
-          </w:tcPr>
-          <w:p>
-            <w:pPr>
-              <w:pStyle w:val="Sinespaciado"/>
-              <w:rPr>
-                <w:rFonts w:ascii="Arial Nova Cond Light" w:hAnsi="Arial Nova Cond Light"/>
+            <w:vAlign w:val="center"/>
+          </w:tcPr>
+          <w:p>
+            <w:pPr>
+              <w:pStyle w:val="Prrafodelista"/>
+              <w:tabs>
+                <w:tab w:val="left" w:pos="0"/>
+                <w:tab w:val="left" w:pos="142"/>
+                <w:tab w:val="left" w:pos="284"/>
+              </w:tabs>
+              <w:spacing w:line="276" w:lineRule="auto"/>
+              <w:ind w:left="0"/>
+              <w:rPr>
+                <w:rFonts w:ascii="Arial Nova Cond" w:eastAsia="Calibri" w:hAnsi="Arial Nova Cond" w:cs="Times New Roman"/>
+                <w:color w:val="000000" w:themeColor="text1"/>
                 <w:sz w:val="20"/>
                 <w:szCs w:val="20"/>
                 <w:lang w:val="es-ES_tradnl"/>
@@ -13616,7 +13747,7 @@
             </w:pPr>
             <w:r>
               <w:rPr>
-                <w:rFonts w:ascii="Arial Nova Cond Light" w:hAnsi="Arial Nova Cond Light"/>
+                <w:rFonts w:ascii="Arial Nova Cond" w:eastAsia="Calibri" w:hAnsi="Arial Nova Cond" w:cs="Times New Roman"/>
                 <w:sz w:val="20"/>
                 <w:szCs w:val="20"/>
                 <w:lang w:val="es-ES_tradnl"/>
@@ -13628,20 +13759,22 @@
         <w:tc>
           <w:tcPr>
             <w:tcW w:w="6169" w:type="dxa"/>
-            <w:tcBorders>
-              <w:top w:val="double" w:sz="4" w:space="0" w:color="47D459" w:themeColor="accent3" w:themeTint="99"/>
-              <w:left w:val="double" w:sz="4" w:space="0" w:color="47D459" w:themeColor="accent3" w:themeTint="99"/>
-              <w:bottom w:val="double" w:sz="4" w:space="0" w:color="47D459" w:themeColor="accent3" w:themeTint="99"/>
-              <w:right w:val="double" w:sz="4" w:space="0" w:color="47D459" w:themeColor="accent3" w:themeTint="99"/>
-            </w:tcBorders>
-            <w:vAlign w:val="center"/>
-            <w:hideMark/>
-          </w:tcPr>
-          <w:p>
-            <w:pPr>
-              <w:pStyle w:val="Sinespaciado"/>
-              <w:rPr>
-                <w:rFonts w:ascii="Arial Nova Cond Light" w:hAnsi="Arial Nova Cond Light"/>
+            <w:vAlign w:val="center"/>
+          </w:tcPr>
+          <w:p>
+            <w:pPr>
+              <w:pStyle w:val="Prrafodelista"/>
+              <w:tabs>
+                <w:tab w:val="left" w:pos="0"/>
+                <w:tab w:val="left" w:pos="142"/>
+                <w:tab w:val="left" w:pos="284"/>
+              </w:tabs>
+              <w:spacing w:line="276" w:lineRule="auto"/>
+              <w:ind w:left="0"/>
+              <w:jc w:val="both"/>
+              <w:rPr>
+                <w:rFonts w:ascii="Arial Nova Cond" w:eastAsia="Calibri" w:hAnsi="Arial Nova Cond" w:cs="Times New Roman"/>
+                <w:color w:val="000000" w:themeColor="text1"/>
                 <w:sz w:val="20"/>
                 <w:szCs w:val="20"/>
                 <w:lang w:val="es-ES_tradnl"/>
@@ -13649,7 +13782,7 @@
             </w:pPr>
             <w:r>
               <w:rPr>
-                <w:rFonts w:ascii="Arial Nova Cond Light" w:hAnsi="Arial Nova Cond Light"/>
+                <w:rFonts w:ascii="Arial Nova Cond" w:eastAsia="Calibri" w:hAnsi="Arial Nova Cond" w:cs="Times New Roman"/>
                 <w:sz w:val="20"/>
                 <w:szCs w:val="20"/>
                 <w:lang w:val="es-ES_tradnl"/>
@@ -13661,21 +13794,16 @@
         <w:tc>
           <w:tcPr>
             <w:tcW w:w="2015" w:type="dxa"/>
-            <w:tcBorders>
-              <w:top w:val="double" w:sz="4" w:space="0" w:color="47D459" w:themeColor="accent3" w:themeTint="99"/>
-              <w:left w:val="double" w:sz="4" w:space="0" w:color="47D459" w:themeColor="accent3" w:themeTint="99"/>
-              <w:bottom w:val="double" w:sz="4" w:space="0" w:color="47D459" w:themeColor="accent3" w:themeTint="99"/>
-              <w:right w:val="double" w:sz="4" w:space="0" w:color="47D459" w:themeColor="accent3" w:themeTint="99"/>
-            </w:tcBorders>
-            <w:vAlign w:val="center"/>
-            <w:hideMark/>
-          </w:tcPr>
-          <w:p>
-            <w:pPr>
-              <w:pStyle w:val="Sinespaciado"/>
-              <w:spacing w:line="276" w:lineRule="auto"/>
-              <w:rPr>
-                <w:rFonts w:ascii="Arial Nova Cond Light" w:hAnsi="Arial Nova Cond Light"/>
+            <w:vAlign w:val="center"/>
+          </w:tcPr>
+          <w:p>
+            <w:pPr>
+              <w:autoSpaceDE w:val="0"/>
+              <w:autoSpaceDN w:val="0"/>
+              <w:adjustRightInd w:val="0"/>
+              <w:jc w:val="center"/>
+              <w:rPr>
+                <w:rFonts w:ascii="Arial Nova Cond" w:eastAsia="Calibri" w:hAnsi="Arial Nova Cond" w:cs="Times New Roman"/>
                 <w:sz w:val="20"/>
                 <w:szCs w:val="20"/>
                 <w:lang w:val="es-ES_tradnl"/>
@@ -13683,7 +13811,9 @@
             </w:pPr>
             <w:r>
               <w:rPr>
-                <w:rFonts w:ascii="Arial Nova Cond Light" w:hAnsi="Arial Nova Cond Light"/>
+                <w:rFonts w:ascii="Arial Nova Cond" w:hAnsi="Arial Nova Cond" w:cs="Arial"/>
+                <w:color w:val="000000"/>
+                <w:kern w:val="0"/>
                 <w:sz w:val="20"/>
                 <w:szCs w:val="20"/>
               </w:rPr>
@@ -13694,28 +13824,27 @@
         <w:tc>
           <w:tcPr>
             <w:tcW w:w="1634" w:type="dxa"/>
-            <w:tcBorders>
-              <w:top w:val="double" w:sz="4" w:space="0" w:color="47D459" w:themeColor="accent3" w:themeTint="99"/>
-              <w:left w:val="double" w:sz="4" w:space="0" w:color="47D459" w:themeColor="accent3" w:themeTint="99"/>
-              <w:bottom w:val="double" w:sz="4" w:space="0" w:color="47D459" w:themeColor="accent3" w:themeTint="99"/>
-              <w:right w:val="double" w:sz="4" w:space="0" w:color="47D459" w:themeColor="accent3" w:themeTint="99"/>
-            </w:tcBorders>
-            <w:vAlign w:val="center"/>
-            <w:hideMark/>
-          </w:tcPr>
-          <w:p>
-            <w:pPr>
-              <w:pStyle w:val="Sinespaciado"/>
-              <w:spacing w:line="276" w:lineRule="auto"/>
-              <w:rPr>
-                <w:rFonts w:ascii="Arial Nova Cond Light" w:hAnsi="Arial Nova Cond Light"/>
-                <w:sz w:val="20"/>
-                <w:szCs w:val="20"/>
-              </w:rPr>
-            </w:pPr>
-            <w:r>
-              <w:rPr>
-                <w:rFonts w:ascii="Arial Nova Cond Light" w:hAnsi="Arial Nova Cond Light"/>
+            <w:vAlign w:val="center"/>
+          </w:tcPr>
+          <w:p>
+            <w:pPr>
+              <w:autoSpaceDE w:val="0"/>
+              <w:autoSpaceDN w:val="0"/>
+              <w:adjustRightInd w:val="0"/>
+              <w:jc w:val="both"/>
+              <w:rPr>
+                <w:rFonts w:ascii="Arial Nova Cond" w:hAnsi="Arial Nova Cond" w:cs="Arial"/>
+                <w:color w:val="000000"/>
+                <w:kern w:val="0"/>
+                <w:sz w:val="20"/>
+                <w:szCs w:val="20"/>
+              </w:rPr>
+            </w:pPr>
+            <w:r>
+              <w:rPr>
+                <w:rFonts w:ascii="Arial Nova Cond" w:hAnsi="Arial Nova Cond" w:cs="Arial"/>
+                <w:color w:val="000000"/>
+                <w:kern w:val="0"/>
                 <w:sz w:val="20"/>
                 <w:szCs w:val="20"/>
               </w:rPr>
@@ -13726,28 +13855,27 @@
         <w:tc>
           <w:tcPr>
             <w:tcW w:w="1337" w:type="dxa"/>
-            <w:tcBorders>
-              <w:top w:val="double" w:sz="4" w:space="0" w:color="47D459" w:themeColor="accent3" w:themeTint="99"/>
-              <w:left w:val="double" w:sz="4" w:space="0" w:color="47D459" w:themeColor="accent3" w:themeTint="99"/>
-              <w:bottom w:val="double" w:sz="4" w:space="0" w:color="47D459" w:themeColor="accent3" w:themeTint="99"/>
-              <w:right w:val="double" w:sz="4" w:space="0" w:color="47D459" w:themeColor="accent3" w:themeTint="99"/>
-            </w:tcBorders>
-            <w:vAlign w:val="center"/>
-            <w:hideMark/>
-          </w:tcPr>
-          <w:p>
-            <w:pPr>
-              <w:pStyle w:val="Sinespaciado"/>
-              <w:spacing w:line="276" w:lineRule="auto"/>
-              <w:rPr>
-                <w:rFonts w:ascii="Arial Nova Cond Light" w:hAnsi="Arial Nova Cond Light"/>
-                <w:sz w:val="20"/>
-                <w:szCs w:val="20"/>
-              </w:rPr>
-            </w:pPr>
-            <w:r>
-              <w:rPr>
-                <w:rFonts w:ascii="Arial Nova Cond Light" w:hAnsi="Arial Nova Cond Light"/>
+            <w:vAlign w:val="center"/>
+          </w:tcPr>
+          <w:p>
+            <w:pPr>
+              <w:autoSpaceDE w:val="0"/>
+              <w:autoSpaceDN w:val="0"/>
+              <w:adjustRightInd w:val="0"/>
+              <w:jc w:val="center"/>
+              <w:rPr>
+                <w:rFonts w:ascii="Arial Nova Cond" w:hAnsi="Arial Nova Cond" w:cs="Arial"/>
+                <w:color w:val="000000"/>
+                <w:kern w:val="0"/>
+                <w:sz w:val="20"/>
+                <w:szCs w:val="20"/>
+              </w:rPr>
+            </w:pPr>
+            <w:r>
+              <w:rPr>
+                <w:rFonts w:ascii="Arial Nova Cond" w:hAnsi="Arial Nova Cond" w:cs="Arial"/>
+                <w:color w:val="000000"/>
+                <w:kern w:val="0"/>
                 <w:sz w:val="20"/>
                 <w:szCs w:val="20"/>
               </w:rPr>
@@ -13756,6 +13884,7 @@
           </w:p>
         </w:tc>
       </w:tr>
+      <w:bookmarkEnd w:id="1"/>
     </w:tbl>
     <w:p>
       <w:pPr>
@@ -16643,7 +16772,27 @@
                 <w:sz w:val="20"/>
                 <w:szCs w:val="20"/>
               </w:rPr>
-              <w:t xml:space="preserve">Consiste en organizar y sistematizar la información del entorno virtual de manera ética y pertinente tomando en cuenta sus tipos y niveles así como la relevancia para sus actividades. </w:t>
+              <w:t xml:space="preserve">Consiste en organizar y sistematizar la información del entorno virtual de manera ética y pertinente tomando en cuenta sus tipos y </w:t>
+            </w:r>
+            <w:proofErr w:type="gramStart"/>
+            <w:r>
+              <w:rPr>
+                <w:rFonts w:ascii="Arial Nova Cond Light" w:hAnsi="Arial Nova Cond Light"/>
+                <w:bCs/>
+                <w:sz w:val="20"/>
+                <w:szCs w:val="20"/>
+              </w:rPr>
+              <w:t>niveles</w:t>
+            </w:r>
+            <w:proofErr w:type="gramEnd"/>
+            <w:r>
+              <w:rPr>
+                <w:rFonts w:ascii="Arial Nova Cond Light" w:hAnsi="Arial Nova Cond Light"/>
+                <w:bCs/>
+                <w:sz w:val="20"/>
+                <w:szCs w:val="20"/>
+              </w:rPr>
+              <w:t xml:space="preserve"> así como la relevancia para sus actividades. </w:t>
             </w:r>
           </w:p>
         </w:tc>
@@ -23864,7 +24013,27 @@
                 <w:sz w:val="20"/>
                 <w:szCs w:val="20"/>
               </w:rPr>
-              <w:t xml:space="preserve">Google Maps. </w:t>
+              <w:t xml:space="preserve">Google </w:t>
+            </w:r>
+            <w:proofErr w:type="spellStart"/>
+            <w:r>
+              <w:rPr>
+                <w:rFonts w:ascii="Arial Nova Cond Light" w:hAnsi="Arial Nova Cond Light" w:cs="Times New Roman"/>
+                <w:color w:val="000000" w:themeColor="text1"/>
+                <w:sz w:val="20"/>
+                <w:szCs w:val="20"/>
+              </w:rPr>
+              <w:t>Maps</w:t>
+            </w:r>
+            <w:proofErr w:type="spellEnd"/>
+            <w:r>
+              <w:rPr>
+                <w:rFonts w:ascii="Arial Nova Cond Light" w:hAnsi="Arial Nova Cond Light" w:cs="Times New Roman"/>
+                <w:color w:val="000000" w:themeColor="text1"/>
+                <w:sz w:val="20"/>
+                <w:szCs w:val="20"/>
+              </w:rPr>
+              <w:t xml:space="preserve">. </w:t>
             </w:r>
           </w:p>
           <w:p>
@@ -23890,7 +24059,27 @@
                 <w:sz w:val="20"/>
                 <w:szCs w:val="20"/>
               </w:rPr>
-              <w:t xml:space="preserve">Google Earth. </w:t>
+              <w:t xml:space="preserve">Google </w:t>
+            </w:r>
+            <w:proofErr w:type="spellStart"/>
+            <w:r>
+              <w:rPr>
+                <w:rFonts w:ascii="Arial Nova Cond Light" w:hAnsi="Arial Nova Cond Light" w:cs="Times New Roman"/>
+                <w:color w:val="000000" w:themeColor="text1"/>
+                <w:sz w:val="20"/>
+                <w:szCs w:val="20"/>
+              </w:rPr>
+              <w:t>Earth</w:t>
+            </w:r>
+            <w:proofErr w:type="spellEnd"/>
+            <w:r>
+              <w:rPr>
+                <w:rFonts w:ascii="Arial Nova Cond Light" w:hAnsi="Arial Nova Cond Light" w:cs="Times New Roman"/>
+                <w:color w:val="000000" w:themeColor="text1"/>
+                <w:sz w:val="20"/>
+                <w:szCs w:val="20"/>
+              </w:rPr>
+              <w:t xml:space="preserve">. </w:t>
             </w:r>
           </w:p>
           <w:p>
@@ -24982,7 +25171,29 @@
                 <w:szCs w:val="20"/>
                 <w14:ligatures w14:val="none"/>
               </w:rPr>
-              <w:t xml:space="preserve">Minedu (2016). Programa curricular de educación secundaria. Resolución Ministerial N.° 649-2016-Minedu. </w:t>
+              <w:t xml:space="preserve">Minedu (2016). Programa curricular de educación secundaria. Resolución Ministerial </w:t>
+            </w:r>
+            <w:proofErr w:type="spellStart"/>
+            <w:r>
+              <w:rPr>
+                <w:rFonts w:ascii="Arial Nova Cond Light" w:eastAsia="Calibri" w:hAnsi="Arial Nova Cond Light" w:cs="Calibri Light"/>
+                <w:kern w:val="0"/>
+                <w:sz w:val="20"/>
+                <w:szCs w:val="20"/>
+                <w14:ligatures w14:val="none"/>
+              </w:rPr>
+              <w:t>N.°</w:t>
+            </w:r>
+            <w:proofErr w:type="spellEnd"/>
+            <w:r>
+              <w:rPr>
+                <w:rFonts w:ascii="Arial Nova Cond Light" w:eastAsia="Calibri" w:hAnsi="Arial Nova Cond Light" w:cs="Calibri Light"/>
+                <w:kern w:val="0"/>
+                <w:sz w:val="20"/>
+                <w:szCs w:val="20"/>
+                <w14:ligatures w14:val="none"/>
+              </w:rPr>
+              <w:t xml:space="preserve"> 649-2016-Minedu. </w:t>
             </w:r>
           </w:p>
           <w:p>
@@ -25010,7 +25221,29 @@
                 <w:szCs w:val="20"/>
                 <w14:ligatures w14:val="none"/>
               </w:rPr>
-              <w:t xml:space="preserve">Minedu (2016). Currículo Nacional de la educación básica. Resolución Ministerial N.° 281-2016-Minedu y su modificatoria. </w:t>
+              <w:t xml:space="preserve">Minedu (2016). Currículo Nacional de la educación básica. Resolución Ministerial </w:t>
+            </w:r>
+            <w:proofErr w:type="spellStart"/>
+            <w:r>
+              <w:rPr>
+                <w:rFonts w:ascii="Arial Nova Cond Light" w:eastAsia="Calibri" w:hAnsi="Arial Nova Cond Light" w:cs="Calibri Light"/>
+                <w:kern w:val="0"/>
+                <w:sz w:val="20"/>
+                <w:szCs w:val="20"/>
+                <w14:ligatures w14:val="none"/>
+              </w:rPr>
+              <w:t>N.°</w:t>
+            </w:r>
+            <w:proofErr w:type="spellEnd"/>
+            <w:r>
+              <w:rPr>
+                <w:rFonts w:ascii="Arial Nova Cond Light" w:eastAsia="Calibri" w:hAnsi="Arial Nova Cond Light" w:cs="Calibri Light"/>
+                <w:kern w:val="0"/>
+                <w:sz w:val="20"/>
+                <w:szCs w:val="20"/>
+                <w14:ligatures w14:val="none"/>
+              </w:rPr>
+              <w:t xml:space="preserve"> 281-2016-Minedu y su modificatoria. </w:t>
             </w:r>
           </w:p>
           <w:p>
@@ -25072,7 +25305,25 @@
                 <w:kern w:val="0"/>
                 <w14:ligatures w14:val="none"/>
               </w:rPr>
-              <w:t>Resolución Ministerial N.° 501-2025</w:t>
+              <w:t xml:space="preserve">Resolución Ministerial </w:t>
+            </w:r>
+            <w:proofErr w:type="spellStart"/>
+            <w:r>
+              <w:rPr>
+                <w:rFonts w:ascii="Arial Nova Cond Light" w:eastAsia="Calibri" w:hAnsi="Arial Nova Cond Light" w:cs="Calibri Light"/>
+                <w:kern w:val="0"/>
+                <w14:ligatures w14:val="none"/>
+              </w:rPr>
+              <w:t>N.°</w:t>
+            </w:r>
+            <w:proofErr w:type="spellEnd"/>
+            <w:r>
+              <w:rPr>
+                <w:rFonts w:ascii="Arial Nova Cond Light" w:eastAsia="Calibri" w:hAnsi="Arial Nova Cond Light" w:cs="Calibri Light"/>
+                <w:kern w:val="0"/>
+                <w14:ligatures w14:val="none"/>
+              </w:rPr>
+              <w:t xml:space="preserve"> 501-2025</w:t>
             </w:r>
             <w:r>
               <w:rPr>
@@ -31209,7 +31460,6 @@
   <w:style w:type="character" w:default="1" w:styleId="Fuentedeprrafopredeter">
     <w:name w:val="Default Paragraph Font"/>
     <w:uiPriority w:val="1"/>
-    <w:semiHidden/>
     <w:unhideWhenUsed/>
   </w:style>
   <w:style w:type="table" w:default="1" w:styleId="Tablanormal">

--- a/templates/plananual/CCSS 1° A 5°/CCSS 2° - PLANIFICACIÓN  ANUAL 2026.docx
+++ b/templates/plananual/CCSS 1° A 5°/CCSS 2° - PLANIFICACIÓN  ANUAL 2026.docx
@@ -1,6 +1,6 @@
 
 <file path=word/document.xml><?xml version="1.0" encoding="utf-8"?>
-<w:document xmlns:wpc="http://schemas.microsoft.com/office/word/2010/wordprocessingCanvas" xmlns:cx="http://schemas.microsoft.com/office/drawing/2014/chartex" xmlns:cx1="http://schemas.microsoft.com/office/drawing/2015/9/8/chartex" xmlns:cx2="http://schemas.microsoft.com/office/drawing/2015/10/21/chartex" xmlns:cx3="http://schemas.microsoft.com/office/drawing/2016/5/9/chartex" xmlns:cx4="http://schemas.microsoft.com/office/drawing/2016/5/10/chartex" xmlns:cx5="http://schemas.microsoft.com/office/drawing/2016/5/11/chartex" xmlns:cx6="http://schemas.microsoft.com/office/drawing/2016/5/12/chartex" xmlns:cx7="http://schemas.microsoft.com/office/drawing/2016/5/13/chartex" xmlns:cx8="http://schemas.microsoft.com/office/drawing/2016/5/14/chartex" xmlns:mc="http://schemas.openxmlformats.org/markup-compatibility/2006" xmlns:aink="http://schemas.microsoft.com/office/drawing/2016/ink" xmlns:am3d="http://schemas.microsoft.com/office/drawing/2017/model3d" xmlns:o="urn:schemas-microsoft-com:office:office" xmlns:oel="http://schemas.microsoft.com/office/2019/extlst" xmlns:r="http://schemas.openxmlformats.org/officeDocument/2006/relationships" xmlns:m="http://schemas.openxmlformats.org/officeDocument/2006/math" xmlns:v="urn:schemas-microsoft-com:vml" xmlns:wp14="http://schemas.microsoft.com/office/word/2010/wordprocessingDrawing" xmlns:wp="http://schemas.openxmlformats.org/drawingml/2006/wordprocessingDrawing" xmlns:w10="urn:schemas-microsoft-com:office:word" xmlns:w="http://schemas.openxmlformats.org/wordprocessingml/2006/main" xmlns:w14="http://schemas.microsoft.com/office/word/2010/wordml" xmlns:w15="http://schemas.microsoft.com/office/word/2012/wordml" xmlns:w16cex="http://schemas.microsoft.com/office/word/2018/wordml/cex" xmlns:w16cid="http://schemas.microsoft.com/office/word/2016/wordml/cid" xmlns:w16="http://schemas.microsoft.com/office/word/2018/wordml" xmlns:w16du="http://schemas.microsoft.com/office/word/2023/wordml/word16du" xmlns:w16sdtdh="http://schemas.microsoft.com/office/word/2020/wordml/sdtdatahash" xmlns:w16se="http://schemas.microsoft.com/office/word/2015/wordml/symex" xmlns:wpg="http://schemas.microsoft.com/office/word/2010/wordprocessingGroup" xmlns:wpi="http://schemas.microsoft.com/office/word/2010/wordprocessingInk" xmlns:wne="http://schemas.microsoft.com/office/word/2006/wordml" xmlns:wps="http://schemas.microsoft.com/office/word/2010/wordprocessingShape" mc:Ignorable="w14 w15 w16se w16cid w16 w16cex w16sdtdh w16du wp14">
+<w:document xmlns:wpc="http://schemas.microsoft.com/office/word/2010/wordprocessingCanvas" xmlns:cx="http://schemas.microsoft.com/office/drawing/2014/chartex" xmlns:cx1="http://schemas.microsoft.com/office/drawing/2015/9/8/chartex" xmlns:cx2="http://schemas.microsoft.com/office/drawing/2015/10/21/chartex" xmlns:cx3="http://schemas.microsoft.com/office/drawing/2016/5/9/chartex" xmlns:cx4="http://schemas.microsoft.com/office/drawing/2016/5/10/chartex" xmlns:cx5="http://schemas.microsoft.com/office/drawing/2016/5/11/chartex" xmlns:cx6="http://schemas.microsoft.com/office/drawing/2016/5/12/chartex" xmlns:cx7="http://schemas.microsoft.com/office/drawing/2016/5/13/chartex" xmlns:cx8="http://schemas.microsoft.com/office/drawing/2016/5/14/chartex" xmlns:mc="http://schemas.openxmlformats.org/markup-compatibility/2006" xmlns:aink="http://schemas.microsoft.com/office/drawing/2016/ink" xmlns:am3d="http://schemas.microsoft.com/office/drawing/2017/model3d" xmlns:o="urn:schemas-microsoft-com:office:office" xmlns:oel="http://schemas.microsoft.com/office/2019/extlst" xmlns:r="http://schemas.openxmlformats.org/officeDocument/2006/relationships" xmlns:m="http://schemas.openxmlformats.org/officeDocument/2006/math" xmlns:v="urn:schemas-microsoft-com:vml" xmlns:wp14="http://schemas.microsoft.com/office/word/2010/wordprocessingDrawing" xmlns:wp="http://schemas.openxmlformats.org/drawingml/2006/wordprocessingDrawing" xmlns:w10="urn:schemas-microsoft-com:office:word" xmlns:w="http://schemas.openxmlformats.org/wordprocessingml/2006/main" xmlns:w14="http://schemas.microsoft.com/office/word/2010/wordml" xmlns:w15="http://schemas.microsoft.com/office/word/2012/wordml" xmlns:w16cex="http://schemas.microsoft.com/office/word/2018/wordml/cex" xmlns:w16cid="http://schemas.microsoft.com/office/word/2016/wordml/cid" xmlns:w16="http://schemas.microsoft.com/office/word/2018/wordml" xmlns:w16du="http://schemas.microsoft.com/office/word/2023/wordml/word16du" xmlns:w16sdtdh="http://schemas.microsoft.com/office/word/2020/wordml/sdtdatahash" xmlns:w16sdtfl="http://schemas.microsoft.com/office/word/2024/wordml/sdtformatlock" xmlns:w16se="http://schemas.microsoft.com/office/word/2015/wordml/symex" xmlns:wpg="http://schemas.microsoft.com/office/word/2010/wordprocessingGroup" xmlns:wpi="http://schemas.microsoft.com/office/word/2010/wordprocessingInk" xmlns:wne="http://schemas.microsoft.com/office/word/2006/wordml" xmlns:wps="http://schemas.microsoft.com/office/word/2010/wordprocessingShape" mc:Ignorable="w14 w15 w16se w16cid w16 w16cex w16sdtdh w16sdtfl w16du wp14">
   <w:body>
     <w:p>
       <w:pPr>
@@ -220,7 +220,6 @@
                                 </w:rPr>
                                 <w:t>{{</w:t>
                               </w:r>
-                              <w:proofErr w:type="spellStart"/>
                               <w:r>
                                 <w:rPr>
                                   <w:rFonts w:ascii="Aptos ExtraBold" w:hAnsi="Aptos ExtraBold" w:cs="Times New Roman"/>
@@ -230,19 +229,7 @@
                                   <w:sz w:val="32"/>
                                   <w:szCs w:val="32"/>
                                 </w:rPr>
-                                <w:t>anio</w:t>
-                              </w:r>
-                              <w:proofErr w:type="spellEnd"/>
-                              <w:r>
-                                <w:rPr>
-                                  <w:rFonts w:ascii="Aptos ExtraBold" w:hAnsi="Aptos ExtraBold" w:cs="Times New Roman"/>
-                                  <w:b/>
-                                  <w:bCs/>
-                                  <w:color w:val="FFFFFF" w:themeColor="background1"/>
-                                  <w:sz w:val="32"/>
-                                  <w:szCs w:val="32"/>
-                                </w:rPr>
-                                <w:t>}}</w:t>
+                                <w:t>anio}}</w:t>
                               </w:r>
                             </w:p>
                           </w:txbxContent>
@@ -4592,29 +4579,16 @@
                 <w:szCs w:val="20"/>
               </w:rPr>
             </w:pPr>
-            <w:proofErr w:type="spellStart"/>
-            <w:r>
-              <w:rPr>
-                <w:rFonts w:ascii="Arial Nova Cond Light" w:hAnsi="Arial Nova Cond Light" w:cs="Times New Roman"/>
-                <w:b/>
-                <w:bCs/>
-                <w:color w:val="000000" w:themeColor="text1"/>
-                <w:sz w:val="20"/>
-                <w:szCs w:val="20"/>
-              </w:rPr>
-              <w:t>N°</w:t>
-            </w:r>
-            <w:proofErr w:type="spellEnd"/>
-            <w:r>
-              <w:rPr>
-                <w:rFonts w:ascii="Arial Nova Cond Light" w:hAnsi="Arial Nova Cond Light" w:cs="Times New Roman"/>
-                <w:b/>
-                <w:bCs/>
-                <w:color w:val="000000" w:themeColor="text1"/>
-                <w:sz w:val="20"/>
-                <w:szCs w:val="20"/>
-              </w:rPr>
-              <w:t xml:space="preserve"> DE SEMANAS LECTIVAS</w:t>
+            <w:r>
+              <w:rPr>
+                <w:rFonts w:ascii="Arial Nova Cond Light" w:hAnsi="Arial Nova Cond Light" w:cs="Times New Roman"/>
+                <w:b/>
+                <w:bCs/>
+                <w:color w:val="000000" w:themeColor="text1"/>
+                <w:sz w:val="20"/>
+                <w:szCs w:val="20"/>
+              </w:rPr>
+              <w:t>N° DE SEMANAS LECTIVAS</w:t>
             </w:r>
           </w:p>
         </w:tc>
@@ -4639,29 +4613,16 @@
                 <w:szCs w:val="20"/>
               </w:rPr>
             </w:pPr>
-            <w:proofErr w:type="spellStart"/>
-            <w:r>
-              <w:rPr>
-                <w:rFonts w:ascii="Arial Nova Cond Light" w:hAnsi="Arial Nova Cond Light" w:cs="Times New Roman"/>
-                <w:b/>
-                <w:bCs/>
-                <w:color w:val="000000" w:themeColor="text1"/>
-                <w:sz w:val="20"/>
-                <w:szCs w:val="20"/>
-              </w:rPr>
-              <w:t>N°</w:t>
-            </w:r>
-            <w:proofErr w:type="spellEnd"/>
-            <w:r>
-              <w:rPr>
-                <w:rFonts w:ascii="Arial Nova Cond Light" w:hAnsi="Arial Nova Cond Light" w:cs="Times New Roman"/>
-                <w:b/>
-                <w:bCs/>
-                <w:color w:val="000000" w:themeColor="text1"/>
-                <w:sz w:val="20"/>
-                <w:szCs w:val="20"/>
-              </w:rPr>
-              <w:t xml:space="preserve"> UNIDADES</w:t>
+            <w:r>
+              <w:rPr>
+                <w:rFonts w:ascii="Arial Nova Cond Light" w:hAnsi="Arial Nova Cond Light" w:cs="Times New Roman"/>
+                <w:b/>
+                <w:bCs/>
+                <w:color w:val="000000" w:themeColor="text1"/>
+                <w:sz w:val="20"/>
+                <w:szCs w:val="20"/>
+              </w:rPr>
+              <w:t>N° UNIDADES</w:t>
             </w:r>
           </w:p>
         </w:tc>
@@ -11458,17 +11419,6 @@
         </w:rPr>
       </w:pPr>
     </w:p>
-    <w:p>
-      <w:pPr>
-        <w:pStyle w:val="Sinespaciado"/>
-        <w:spacing w:line="276" w:lineRule="auto"/>
-        <w:rPr>
-          <w:rFonts w:ascii="Arial Nova Cond Light" w:hAnsi="Arial Nova Cond Light"/>
-          <w:sz w:val="20"/>
-          <w:szCs w:val="20"/>
-        </w:rPr>
-      </w:pPr>
-    </w:p>
     <w:tbl>
       <w:tblPr>
         <w:tblStyle w:val="Tablaconcuadrcula"/>
@@ -11486,13 +11436,13 @@
         <w:tblLook w:val="04A0" w:firstRow="1" w:lastRow="0" w:firstColumn="1" w:lastColumn="0" w:noHBand="0" w:noVBand="1"/>
       </w:tblPr>
       <w:tblGrid>
-        <w:gridCol w:w="875"/>
-        <w:gridCol w:w="1095"/>
-        <w:gridCol w:w="1726"/>
-        <w:gridCol w:w="6169"/>
-        <w:gridCol w:w="2015"/>
-        <w:gridCol w:w="1634"/>
-        <w:gridCol w:w="1337"/>
+        <w:gridCol w:w="818"/>
+        <w:gridCol w:w="1018"/>
+        <w:gridCol w:w="5379"/>
+        <w:gridCol w:w="1984"/>
+        <w:gridCol w:w="2693"/>
+        <w:gridCol w:w="1560"/>
+        <w:gridCol w:w="1399"/>
       </w:tblGrid>
       <w:tr>
         <w:trPr>
@@ -11501,7 +11451,7 @@
         </w:trPr>
         <w:tc>
           <w:tcPr>
-            <w:tcW w:w="875" w:type="dxa"/>
+            <w:tcW w:w="818" w:type="dxa"/>
             <w:shd w:val="clear" w:color="auto" w:fill="C1F0C7" w:themeFill="accent3" w:themeFillTint="33"/>
             <w:vAlign w:val="center"/>
           </w:tcPr>
@@ -11535,7 +11485,7 @@
         </w:tc>
         <w:tc>
           <w:tcPr>
-            <w:tcW w:w="1095" w:type="dxa"/>
+            <w:tcW w:w="1018" w:type="dxa"/>
             <w:shd w:val="clear" w:color="auto" w:fill="C1F0C7" w:themeFill="accent3" w:themeFillTint="33"/>
             <w:vAlign w:val="center"/>
           </w:tcPr>
@@ -11568,7 +11518,7 @@
         </w:tc>
         <w:tc>
           <w:tcPr>
-            <w:tcW w:w="1726" w:type="dxa"/>
+            <w:tcW w:w="5379" w:type="dxa"/>
             <w:shd w:val="clear" w:color="auto" w:fill="C1F0C7" w:themeFill="accent3" w:themeFillTint="33"/>
             <w:vAlign w:val="center"/>
           </w:tcPr>
@@ -11595,13 +11545,35 @@
                 <w:sz w:val="20"/>
                 <w:szCs w:val="20"/>
               </w:rPr>
-              <w:t>PROBLEMA / POTENCIALIDAD</w:t>
-            </w:r>
-          </w:p>
-        </w:tc>
-        <w:tc>
-          <w:tcPr>
-            <w:tcW w:w="6169" w:type="dxa"/>
+              <w:t>SITUACIÓN SIGNIF</w:t>
+            </w:r>
+            <w:r>
+              <w:rPr>
+                <w:rFonts w:ascii="Arial Nova Cond" w:hAnsi="Arial Nova Cond" w:cs="Times New Roman"/>
+                <w:b/>
+                <w:bCs/>
+                <w:color w:val="000000" w:themeColor="text1"/>
+                <w:sz w:val="20"/>
+                <w:szCs w:val="20"/>
+              </w:rPr>
+              <w:t>I</w:t>
+            </w:r>
+            <w:r>
+              <w:rPr>
+                <w:rFonts w:ascii="Arial Nova Cond" w:hAnsi="Arial Nova Cond" w:cs="Times New Roman"/>
+                <w:b/>
+                <w:bCs/>
+                <w:color w:val="000000" w:themeColor="text1"/>
+                <w:sz w:val="20"/>
+                <w:szCs w:val="20"/>
+              </w:rPr>
+              <w:t>CATIVA</w:t>
+            </w:r>
+          </w:p>
+        </w:tc>
+        <w:tc>
+          <w:tcPr>
+            <w:tcW w:w="1984" w:type="dxa"/>
             <w:shd w:val="clear" w:color="auto" w:fill="C1F0C7" w:themeFill="accent3" w:themeFillTint="33"/>
             <w:vAlign w:val="center"/>
           </w:tcPr>
@@ -11628,7 +11600,7 @@
                 <w:sz w:val="20"/>
                 <w:szCs w:val="20"/>
               </w:rPr>
-              <w:t>SITUACIÓN SIGNIF</w:t>
+              <w:t>TÍTULO DE LA UNIDAD DID</w:t>
             </w:r>
             <w:r>
               <w:rPr>
@@ -11639,7 +11611,7 @@
                 <w:sz w:val="20"/>
                 <w:szCs w:val="20"/>
               </w:rPr>
-              <w:t>I</w:t>
+              <w:t>Á</w:t>
             </w:r>
             <w:r>
               <w:rPr>
@@ -11650,13 +11622,24 @@
                 <w:sz w:val="20"/>
                 <w:szCs w:val="20"/>
               </w:rPr>
-              <w:t>CATIVA</w:t>
-            </w:r>
-          </w:p>
-        </w:tc>
-        <w:tc>
-          <w:tcPr>
-            <w:tcW w:w="2015" w:type="dxa"/>
+              <w:t>CTICA</w:t>
+            </w:r>
+            <w:r>
+              <w:rPr>
+                <w:rFonts w:ascii="Arial Nova Cond" w:hAnsi="Arial Nova Cond" w:cs="Times New Roman"/>
+                <w:b/>
+                <w:bCs/>
+                <w:color w:val="000000" w:themeColor="text1"/>
+                <w:sz w:val="20"/>
+                <w:szCs w:val="20"/>
+              </w:rPr>
+              <w:t>.</w:t>
+            </w:r>
+          </w:p>
+        </w:tc>
+        <w:tc>
+          <w:tcPr>
+            <w:tcW w:w="2693" w:type="dxa"/>
             <w:shd w:val="clear" w:color="auto" w:fill="C1F0C7" w:themeFill="accent3" w:themeFillTint="33"/>
             <w:vAlign w:val="center"/>
           </w:tcPr>
@@ -11683,9 +11666,21 @@
                 <w:sz w:val="20"/>
                 <w:szCs w:val="20"/>
               </w:rPr>
-              <w:t>TÍTULO DE LA UNIDAD DID</w:t>
-            </w:r>
-            <w:r>
+              <w:t>CAMPO TEMATICO</w:t>
+            </w:r>
+          </w:p>
+        </w:tc>
+        <w:tc>
+          <w:tcPr>
+            <w:tcW w:w="1560" w:type="dxa"/>
+            <w:shd w:val="clear" w:color="auto" w:fill="C1F0C7" w:themeFill="accent3" w:themeFillTint="33"/>
+            <w:vAlign w:val="center"/>
+          </w:tcPr>
+          <w:p>
+            <w:pPr>
+              <w:pStyle w:val="Prrafodelista"/>
+              <w:ind w:left="0"/>
+              <w:jc w:val="center"/>
               <w:rPr>
                 <w:rFonts w:ascii="Arial Nova Cond" w:hAnsi="Arial Nova Cond" w:cs="Times New Roman"/>
                 <w:b/>
@@ -11694,8 +11689,7 @@
                 <w:sz w:val="20"/>
                 <w:szCs w:val="20"/>
               </w:rPr>
-              <w:t>Á</w:t>
-            </w:r>
+            </w:pPr>
             <w:r>
               <w:rPr>
                 <w:rFonts w:ascii="Arial Nova Cond" w:hAnsi="Arial Nova Cond" w:cs="Times New Roman"/>
@@ -11705,57 +11699,13 @@
                 <w:sz w:val="20"/>
                 <w:szCs w:val="20"/>
               </w:rPr>
-              <w:t>CTICA</w:t>
-            </w:r>
-            <w:r>
-              <w:rPr>
-                <w:rFonts w:ascii="Arial Nova Cond" w:hAnsi="Arial Nova Cond" w:cs="Times New Roman"/>
-                <w:b/>
-                <w:bCs/>
-                <w:color w:val="000000" w:themeColor="text1"/>
-                <w:sz w:val="20"/>
-                <w:szCs w:val="20"/>
-              </w:rPr>
-              <w:t>.</w:t>
-            </w:r>
-          </w:p>
-        </w:tc>
-        <w:tc>
-          <w:tcPr>
-            <w:tcW w:w="1634" w:type="dxa"/>
-            <w:shd w:val="clear" w:color="auto" w:fill="C1F0C7" w:themeFill="accent3" w:themeFillTint="33"/>
-            <w:vAlign w:val="center"/>
-          </w:tcPr>
-          <w:p>
-            <w:pPr>
-              <w:pStyle w:val="Prrafodelista"/>
-              <w:ind w:left="0"/>
-              <w:jc w:val="center"/>
-              <w:rPr>
-                <w:rFonts w:ascii="Arial Nova Cond" w:hAnsi="Arial Nova Cond" w:cs="Times New Roman"/>
-                <w:b/>
-                <w:bCs/>
-                <w:color w:val="000000" w:themeColor="text1"/>
-                <w:sz w:val="20"/>
-                <w:szCs w:val="20"/>
-              </w:rPr>
-            </w:pPr>
-            <w:r>
-              <w:rPr>
-                <w:rFonts w:ascii="Arial Nova Cond" w:hAnsi="Arial Nova Cond" w:cs="Times New Roman"/>
-                <w:b/>
-                <w:bCs/>
-                <w:color w:val="000000" w:themeColor="text1"/>
-                <w:sz w:val="20"/>
-                <w:szCs w:val="20"/>
-              </w:rPr>
               <w:t>COMPETENCIAS</w:t>
             </w:r>
           </w:p>
         </w:tc>
         <w:tc>
           <w:tcPr>
-            <w:tcW w:w="1337" w:type="dxa"/>
+            <w:tcW w:w="1399" w:type="dxa"/>
             <w:shd w:val="clear" w:color="auto" w:fill="C1F0C7" w:themeFill="accent3" w:themeFillTint="33"/>
             <w:vAlign w:val="center"/>
           </w:tcPr>
@@ -11794,7 +11744,7 @@
         </w:trPr>
         <w:tc>
           <w:tcPr>
-            <w:tcW w:w="875" w:type="dxa"/>
+            <w:tcW w:w="818" w:type="dxa"/>
             <w:vMerge w:val="restart"/>
             <w:vAlign w:val="center"/>
           </w:tcPr>
@@ -11833,7 +11783,7 @@
         </w:tc>
         <w:tc>
           <w:tcPr>
-            <w:tcW w:w="1095" w:type="dxa"/>
+            <w:tcW w:w="1018" w:type="dxa"/>
             <w:vAlign w:val="center"/>
           </w:tcPr>
           <w:p>
@@ -11871,7 +11821,7 @@
         </w:tc>
         <w:tc>
           <w:tcPr>
-            <w:tcW w:w="1726" w:type="dxa"/>
+            <w:tcW w:w="5379" w:type="dxa"/>
             <w:vAlign w:val="center"/>
           </w:tcPr>
           <w:p>
@@ -11899,47 +11849,13 @@
                 <w:szCs w:val="20"/>
                 <w:lang w:val="es-ES_tradnl"/>
               </w:rPr>
-              <w:t>{{problemapotencialidad0}}</w:t>
-            </w:r>
-          </w:p>
-        </w:tc>
-        <w:tc>
-          <w:tcPr>
-            <w:tcW w:w="6169" w:type="dxa"/>
-            <w:vAlign w:val="center"/>
-          </w:tcPr>
-          <w:p>
-            <w:pPr>
-              <w:pStyle w:val="Prrafodelista"/>
-              <w:tabs>
-                <w:tab w:val="left" w:pos="0"/>
-                <w:tab w:val="left" w:pos="142"/>
-                <w:tab w:val="left" w:pos="284"/>
-              </w:tabs>
-              <w:spacing w:line="276" w:lineRule="auto"/>
-              <w:ind w:left="0"/>
-              <w:jc w:val="both"/>
-              <w:rPr>
-                <w:rFonts w:ascii="Arial Nova Cond" w:eastAsia="Calibri" w:hAnsi="Arial Nova Cond" w:cs="Times New Roman"/>
-                <w:sz w:val="20"/>
-                <w:szCs w:val="20"/>
-                <w:lang w:val="es-ES_tradnl"/>
-              </w:rPr>
-            </w:pPr>
-            <w:r>
-              <w:rPr>
-                <w:rFonts w:ascii="Arial Nova Cond" w:eastAsia="Calibri" w:hAnsi="Arial Nova Cond" w:cs="Times New Roman"/>
-                <w:sz w:val="20"/>
-                <w:szCs w:val="20"/>
-                <w:lang w:val="es-ES_tradnl"/>
-              </w:rPr>
               <w:t>{{situacionsignificativa0}}</w:t>
             </w:r>
           </w:p>
         </w:tc>
         <w:tc>
           <w:tcPr>
-            <w:tcW w:w="2015" w:type="dxa"/>
+            <w:tcW w:w="1984" w:type="dxa"/>
             <w:vAlign w:val="center"/>
           </w:tcPr>
           <w:p>
@@ -11970,7 +11886,7 @@
         </w:tc>
         <w:tc>
           <w:tcPr>
-            <w:tcW w:w="1634" w:type="dxa"/>
+            <w:tcW w:w="2693" w:type="dxa"/>
             <w:vAlign w:val="center"/>
           </w:tcPr>
           <w:p>
@@ -11995,13 +11911,13 @@
                 <w:sz w:val="20"/>
                 <w:szCs w:val="20"/>
               </w:rPr>
-              <w:t>{{competencias0}}</w:t>
-            </w:r>
-          </w:p>
-        </w:tc>
-        <w:tc>
-          <w:tcPr>
-            <w:tcW w:w="1337" w:type="dxa"/>
+              <w:t>{{campotematico0}}</w:t>
+            </w:r>
+          </w:p>
+        </w:tc>
+        <w:tc>
+          <w:tcPr>
+            <w:tcW w:w="1560" w:type="dxa"/>
             <w:vAlign w:val="center"/>
           </w:tcPr>
           <w:p>
@@ -12009,7 +11925,38 @@
               <w:autoSpaceDE w:val="0"/>
               <w:autoSpaceDN w:val="0"/>
               <w:adjustRightInd w:val="0"/>
-              <w:jc w:val="center"/>
+              <w:jc w:val="both"/>
+              <w:rPr>
+                <w:rFonts w:ascii="Arial Nova Cond" w:hAnsi="Arial Nova Cond" w:cs="Arial"/>
+                <w:color w:val="000000"/>
+                <w:kern w:val="0"/>
+                <w:sz w:val="20"/>
+                <w:szCs w:val="20"/>
+              </w:rPr>
+            </w:pPr>
+            <w:r>
+              <w:rPr>
+                <w:rFonts w:ascii="Arial Nova Cond" w:hAnsi="Arial Nova Cond" w:cs="Arial"/>
+                <w:color w:val="000000"/>
+                <w:kern w:val="0"/>
+                <w:sz w:val="20"/>
+                <w:szCs w:val="20"/>
+              </w:rPr>
+              <w:t>{{competencias0}}</w:t>
+            </w:r>
+          </w:p>
+        </w:tc>
+        <w:tc>
+          <w:tcPr>
+            <w:tcW w:w="1399" w:type="dxa"/>
+            <w:vAlign w:val="center"/>
+          </w:tcPr>
+          <w:p>
+            <w:pPr>
+              <w:autoSpaceDE w:val="0"/>
+              <w:autoSpaceDN w:val="0"/>
+              <w:adjustRightInd w:val="0"/>
+              <w:jc w:val="both"/>
               <w:rPr>
                 <w:rFonts w:ascii="Arial Nova Cond" w:hAnsi="Arial Nova Cond" w:cs="Arial"/>
                 <w:color w:val="000000"/>
@@ -12038,7 +11985,7 @@
         </w:trPr>
         <w:tc>
           <w:tcPr>
-            <w:tcW w:w="875" w:type="dxa"/>
+            <w:tcW w:w="818" w:type="dxa"/>
             <w:vMerge/>
             <w:vAlign w:val="center"/>
           </w:tcPr>
@@ -12066,7 +12013,7 @@
         </w:tc>
         <w:tc>
           <w:tcPr>
-            <w:tcW w:w="1095" w:type="dxa"/>
+            <w:tcW w:w="1018" w:type="dxa"/>
             <w:vAlign w:val="center"/>
           </w:tcPr>
           <w:p>
@@ -12104,33 +12051,7 @@
         </w:tc>
         <w:tc>
           <w:tcPr>
-            <w:tcW w:w="1726" w:type="dxa"/>
-            <w:vAlign w:val="center"/>
-          </w:tcPr>
-          <w:p>
-            <w:pPr>
-              <w:pStyle w:val="NormalWeb"/>
-              <w:jc w:val="both"/>
-              <w:rPr>
-                <w:rFonts w:ascii="Arial Nova Cond" w:hAnsi="Arial Nova Cond"/>
-                <w:sz w:val="20"/>
-                <w:szCs w:val="20"/>
-              </w:rPr>
-            </w:pPr>
-            <w:r>
-              <w:rPr>
-                <w:rFonts w:ascii="Arial Nova Cond" w:eastAsia="Calibri" w:hAnsi="Arial Nova Cond"/>
-                <w:sz w:val="20"/>
-                <w:szCs w:val="20"/>
-                <w:lang w:val="es-ES_tradnl"/>
-              </w:rPr>
-              <w:t>{{problemapotencialidad1}}</w:t>
-            </w:r>
-          </w:p>
-        </w:tc>
-        <w:tc>
-          <w:tcPr>
-            <w:tcW w:w="6169" w:type="dxa"/>
+            <w:tcW w:w="5379" w:type="dxa"/>
             <w:vAlign w:val="center"/>
           </w:tcPr>
           <w:p>
@@ -12164,7 +12085,7 @@
         </w:tc>
         <w:tc>
           <w:tcPr>
-            <w:tcW w:w="2015" w:type="dxa"/>
+            <w:tcW w:w="1984" w:type="dxa"/>
             <w:vAlign w:val="center"/>
           </w:tcPr>
           <w:p>
@@ -12195,7 +12116,7 @@
         </w:tc>
         <w:tc>
           <w:tcPr>
-            <w:tcW w:w="1634" w:type="dxa"/>
+            <w:tcW w:w="2693" w:type="dxa"/>
             <w:vAlign w:val="center"/>
           </w:tcPr>
           <w:p>
@@ -12220,13 +12141,13 @@
                 <w:sz w:val="20"/>
                 <w:szCs w:val="20"/>
               </w:rPr>
-              <w:t>{{competencias1}}</w:t>
-            </w:r>
-          </w:p>
-        </w:tc>
-        <w:tc>
-          <w:tcPr>
-            <w:tcW w:w="1337" w:type="dxa"/>
+              <w:t>{{campotematico1}}</w:t>
+            </w:r>
+          </w:p>
+        </w:tc>
+        <w:tc>
+          <w:tcPr>
+            <w:tcW w:w="1560" w:type="dxa"/>
             <w:vAlign w:val="center"/>
           </w:tcPr>
           <w:p>
@@ -12234,7 +12155,38 @@
               <w:autoSpaceDE w:val="0"/>
               <w:autoSpaceDN w:val="0"/>
               <w:adjustRightInd w:val="0"/>
-              <w:jc w:val="center"/>
+              <w:jc w:val="both"/>
+              <w:rPr>
+                <w:rFonts w:ascii="Arial Nova Cond" w:hAnsi="Arial Nova Cond" w:cs="Arial"/>
+                <w:color w:val="000000"/>
+                <w:kern w:val="0"/>
+                <w:sz w:val="20"/>
+                <w:szCs w:val="20"/>
+              </w:rPr>
+            </w:pPr>
+            <w:r>
+              <w:rPr>
+                <w:rFonts w:ascii="Arial Nova Cond" w:hAnsi="Arial Nova Cond" w:cs="Arial"/>
+                <w:color w:val="000000"/>
+                <w:kern w:val="0"/>
+                <w:sz w:val="20"/>
+                <w:szCs w:val="20"/>
+              </w:rPr>
+              <w:t>{{competencias1}}</w:t>
+            </w:r>
+          </w:p>
+        </w:tc>
+        <w:tc>
+          <w:tcPr>
+            <w:tcW w:w="1399" w:type="dxa"/>
+            <w:vAlign w:val="center"/>
+          </w:tcPr>
+          <w:p>
+            <w:pPr>
+              <w:autoSpaceDE w:val="0"/>
+              <w:autoSpaceDN w:val="0"/>
+              <w:adjustRightInd w:val="0"/>
+              <w:jc w:val="both"/>
               <w:rPr>
                 <w:rFonts w:ascii="Arial Nova Cond" w:hAnsi="Arial Nova Cond" w:cs="Arial"/>
                 <w:color w:val="000000"/>
@@ -12263,7 +12215,7 @@
         </w:trPr>
         <w:tc>
           <w:tcPr>
-            <w:tcW w:w="875" w:type="dxa"/>
+            <w:tcW w:w="818" w:type="dxa"/>
             <w:vMerge/>
             <w:vAlign w:val="center"/>
           </w:tcPr>
@@ -12291,7 +12243,7 @@
         </w:tc>
         <w:tc>
           <w:tcPr>
-            <w:tcW w:w="1095" w:type="dxa"/>
+            <w:tcW w:w="1018" w:type="dxa"/>
             <w:vAlign w:val="center"/>
           </w:tcPr>
           <w:p>
@@ -12329,33 +12281,7 @@
         </w:tc>
         <w:tc>
           <w:tcPr>
-            <w:tcW w:w="1726" w:type="dxa"/>
-            <w:vAlign w:val="center"/>
-          </w:tcPr>
-          <w:p>
-            <w:pPr>
-              <w:pStyle w:val="NormalWeb"/>
-              <w:jc w:val="both"/>
-              <w:rPr>
-                <w:rFonts w:ascii="Arial Nova Cond" w:eastAsia="Calibri" w:hAnsi="Arial Nova Cond"/>
-                <w:sz w:val="20"/>
-                <w:szCs w:val="20"/>
-              </w:rPr>
-            </w:pPr>
-            <w:r>
-              <w:rPr>
-                <w:rFonts w:ascii="Arial Nova Cond" w:eastAsia="Calibri" w:hAnsi="Arial Nova Cond"/>
-                <w:sz w:val="20"/>
-                <w:szCs w:val="20"/>
-                <w:lang w:val="es-ES_tradnl"/>
-              </w:rPr>
-              <w:t>{{problemapotencialidad2}}</w:t>
-            </w:r>
-          </w:p>
-        </w:tc>
-        <w:tc>
-          <w:tcPr>
-            <w:tcW w:w="6169" w:type="dxa"/>
+            <w:tcW w:w="5379" w:type="dxa"/>
             <w:vAlign w:val="center"/>
           </w:tcPr>
           <w:p>
@@ -12389,7 +12315,7 @@
         </w:tc>
         <w:tc>
           <w:tcPr>
-            <w:tcW w:w="2015" w:type="dxa"/>
+            <w:tcW w:w="1984" w:type="dxa"/>
             <w:vAlign w:val="center"/>
           </w:tcPr>
           <w:p>
@@ -12420,7 +12346,7 @@
         </w:tc>
         <w:tc>
           <w:tcPr>
-            <w:tcW w:w="1634" w:type="dxa"/>
+            <w:tcW w:w="2693" w:type="dxa"/>
             <w:vAlign w:val="center"/>
           </w:tcPr>
           <w:p>
@@ -12445,13 +12371,13 @@
                 <w:sz w:val="20"/>
                 <w:szCs w:val="20"/>
               </w:rPr>
-              <w:t>{{competencias2}}</w:t>
-            </w:r>
-          </w:p>
-        </w:tc>
-        <w:tc>
-          <w:tcPr>
-            <w:tcW w:w="1337" w:type="dxa"/>
+              <w:t>{{campotematico2}}</w:t>
+            </w:r>
+          </w:p>
+        </w:tc>
+        <w:tc>
+          <w:tcPr>
+            <w:tcW w:w="1560" w:type="dxa"/>
             <w:vAlign w:val="center"/>
           </w:tcPr>
           <w:p>
@@ -12459,7 +12385,38 @@
               <w:autoSpaceDE w:val="0"/>
               <w:autoSpaceDN w:val="0"/>
               <w:adjustRightInd w:val="0"/>
-              <w:jc w:val="center"/>
+              <w:jc w:val="both"/>
+              <w:rPr>
+                <w:rFonts w:ascii="Arial Nova Cond" w:hAnsi="Arial Nova Cond" w:cs="Arial"/>
+                <w:color w:val="000000"/>
+                <w:kern w:val="0"/>
+                <w:sz w:val="20"/>
+                <w:szCs w:val="20"/>
+              </w:rPr>
+            </w:pPr>
+            <w:r>
+              <w:rPr>
+                <w:rFonts w:ascii="Arial Nova Cond" w:hAnsi="Arial Nova Cond" w:cs="Arial"/>
+                <w:color w:val="000000"/>
+                <w:kern w:val="0"/>
+                <w:sz w:val="20"/>
+                <w:szCs w:val="20"/>
+              </w:rPr>
+              <w:t>{{competencias2}}</w:t>
+            </w:r>
+          </w:p>
+        </w:tc>
+        <w:tc>
+          <w:tcPr>
+            <w:tcW w:w="1399" w:type="dxa"/>
+            <w:vAlign w:val="center"/>
+          </w:tcPr>
+          <w:p>
+            <w:pPr>
+              <w:autoSpaceDE w:val="0"/>
+              <w:autoSpaceDN w:val="0"/>
+              <w:adjustRightInd w:val="0"/>
+              <w:jc w:val="both"/>
               <w:rPr>
                 <w:rFonts w:ascii="Arial Nova Cond" w:hAnsi="Arial Nova Cond" w:cs="Arial"/>
                 <w:color w:val="000000"/>
@@ -12488,7 +12445,7 @@
         </w:trPr>
         <w:tc>
           <w:tcPr>
-            <w:tcW w:w="875" w:type="dxa"/>
+            <w:tcW w:w="818" w:type="dxa"/>
             <w:vMerge w:val="restart"/>
             <w:vAlign w:val="center"/>
           </w:tcPr>
@@ -12527,7 +12484,7 @@
         </w:tc>
         <w:tc>
           <w:tcPr>
-            <w:tcW w:w="1095" w:type="dxa"/>
+            <w:tcW w:w="1018" w:type="dxa"/>
             <w:vAlign w:val="center"/>
           </w:tcPr>
           <w:p>
@@ -12565,33 +12522,7 @@
         </w:tc>
         <w:tc>
           <w:tcPr>
-            <w:tcW w:w="1726" w:type="dxa"/>
-            <w:vAlign w:val="center"/>
-          </w:tcPr>
-          <w:p>
-            <w:pPr>
-              <w:pStyle w:val="Sinespaciado"/>
-              <w:jc w:val="both"/>
-              <w:rPr>
-                <w:rFonts w:ascii="Arial Nova Cond" w:eastAsia="Times New Roman" w:hAnsi="Arial Nova Cond" w:cs="Times New Roman"/>
-                <w:sz w:val="20"/>
-                <w:szCs w:val="20"/>
-              </w:rPr>
-            </w:pPr>
-            <w:r>
-              <w:rPr>
-                <w:rFonts w:ascii="Arial Nova Cond" w:eastAsia="Calibri" w:hAnsi="Arial Nova Cond" w:cs="Times New Roman"/>
-                <w:sz w:val="20"/>
-                <w:szCs w:val="20"/>
-                <w:lang w:val="es-ES_tradnl"/>
-              </w:rPr>
-              <w:t>{{problemapotencialidad3}}</w:t>
-            </w:r>
-          </w:p>
-        </w:tc>
-        <w:tc>
-          <w:tcPr>
-            <w:tcW w:w="6169" w:type="dxa"/>
+            <w:tcW w:w="5379" w:type="dxa"/>
             <w:vAlign w:val="center"/>
           </w:tcPr>
           <w:p>
@@ -12626,7 +12557,7 @@
         </w:tc>
         <w:tc>
           <w:tcPr>
-            <w:tcW w:w="2015" w:type="dxa"/>
+            <w:tcW w:w="1984" w:type="dxa"/>
             <w:vAlign w:val="center"/>
           </w:tcPr>
           <w:p>
@@ -12657,7 +12588,7 @@
         </w:tc>
         <w:tc>
           <w:tcPr>
-            <w:tcW w:w="1634" w:type="dxa"/>
+            <w:tcW w:w="2693" w:type="dxa"/>
             <w:vAlign w:val="center"/>
           </w:tcPr>
           <w:p>
@@ -12682,13 +12613,13 @@
                 <w:sz w:val="20"/>
                 <w:szCs w:val="20"/>
               </w:rPr>
-              <w:t>{{competencias3}}</w:t>
-            </w:r>
-          </w:p>
-        </w:tc>
-        <w:tc>
-          <w:tcPr>
-            <w:tcW w:w="1337" w:type="dxa"/>
+              <w:t>{{campotematico3}}</w:t>
+            </w:r>
+          </w:p>
+        </w:tc>
+        <w:tc>
+          <w:tcPr>
+            <w:tcW w:w="1560" w:type="dxa"/>
             <w:vAlign w:val="center"/>
           </w:tcPr>
           <w:p>
@@ -12696,7 +12627,38 @@
               <w:autoSpaceDE w:val="0"/>
               <w:autoSpaceDN w:val="0"/>
               <w:adjustRightInd w:val="0"/>
-              <w:jc w:val="center"/>
+              <w:jc w:val="both"/>
+              <w:rPr>
+                <w:rFonts w:ascii="Arial Nova Cond" w:hAnsi="Arial Nova Cond" w:cs="Arial"/>
+                <w:color w:val="000000"/>
+                <w:kern w:val="0"/>
+                <w:sz w:val="20"/>
+                <w:szCs w:val="20"/>
+              </w:rPr>
+            </w:pPr>
+            <w:r>
+              <w:rPr>
+                <w:rFonts w:ascii="Arial Nova Cond" w:hAnsi="Arial Nova Cond" w:cs="Arial"/>
+                <w:color w:val="000000"/>
+                <w:kern w:val="0"/>
+                <w:sz w:val="20"/>
+                <w:szCs w:val="20"/>
+              </w:rPr>
+              <w:t>{{competencias3}}</w:t>
+            </w:r>
+          </w:p>
+        </w:tc>
+        <w:tc>
+          <w:tcPr>
+            <w:tcW w:w="1399" w:type="dxa"/>
+            <w:vAlign w:val="center"/>
+          </w:tcPr>
+          <w:p>
+            <w:pPr>
+              <w:autoSpaceDE w:val="0"/>
+              <w:autoSpaceDN w:val="0"/>
+              <w:adjustRightInd w:val="0"/>
+              <w:jc w:val="both"/>
               <w:rPr>
                 <w:rFonts w:ascii="Arial Nova Cond" w:hAnsi="Arial Nova Cond" w:cs="Arial"/>
                 <w:color w:val="000000"/>
@@ -12725,7 +12687,7 @@
         </w:trPr>
         <w:tc>
           <w:tcPr>
-            <w:tcW w:w="875" w:type="dxa"/>
+            <w:tcW w:w="818" w:type="dxa"/>
             <w:vMerge/>
             <w:vAlign w:val="center"/>
           </w:tcPr>
@@ -12753,7 +12715,7 @@
         </w:tc>
         <w:tc>
           <w:tcPr>
-            <w:tcW w:w="1095" w:type="dxa"/>
+            <w:tcW w:w="1018" w:type="dxa"/>
             <w:vAlign w:val="center"/>
           </w:tcPr>
           <w:p>
@@ -12791,33 +12753,7 @@
         </w:tc>
         <w:tc>
           <w:tcPr>
-            <w:tcW w:w="1726" w:type="dxa"/>
-            <w:vAlign w:val="center"/>
-          </w:tcPr>
-          <w:p>
-            <w:pPr>
-              <w:pStyle w:val="Sinespaciado"/>
-              <w:jc w:val="both"/>
-              <w:rPr>
-                <w:rFonts w:ascii="Arial Nova Cond" w:hAnsi="Arial Nova Cond"/>
-                <w:sz w:val="20"/>
-                <w:szCs w:val="20"/>
-              </w:rPr>
-            </w:pPr>
-            <w:r>
-              <w:rPr>
-                <w:rFonts w:ascii="Arial Nova Cond" w:eastAsia="Calibri" w:hAnsi="Arial Nova Cond" w:cs="Times New Roman"/>
-                <w:sz w:val="20"/>
-                <w:szCs w:val="20"/>
-                <w:lang w:val="es-ES_tradnl"/>
-              </w:rPr>
-              <w:t>{{problemapotencialidad4}}</w:t>
-            </w:r>
-          </w:p>
-        </w:tc>
-        <w:tc>
-          <w:tcPr>
-            <w:tcW w:w="6169" w:type="dxa"/>
+            <w:tcW w:w="5379" w:type="dxa"/>
             <w:vAlign w:val="center"/>
           </w:tcPr>
           <w:p>
@@ -12852,7 +12788,7 @@
         </w:tc>
         <w:tc>
           <w:tcPr>
-            <w:tcW w:w="2015" w:type="dxa"/>
+            <w:tcW w:w="1984" w:type="dxa"/>
             <w:vAlign w:val="center"/>
           </w:tcPr>
           <w:p>
@@ -12883,7 +12819,7 @@
         </w:tc>
         <w:tc>
           <w:tcPr>
-            <w:tcW w:w="1634" w:type="dxa"/>
+            <w:tcW w:w="2693" w:type="dxa"/>
             <w:vAlign w:val="center"/>
           </w:tcPr>
           <w:p>
@@ -12908,13 +12844,13 @@
                 <w:sz w:val="20"/>
                 <w:szCs w:val="20"/>
               </w:rPr>
-              <w:t>{{competencias4}}</w:t>
-            </w:r>
-          </w:p>
-        </w:tc>
-        <w:tc>
-          <w:tcPr>
-            <w:tcW w:w="1337" w:type="dxa"/>
+              <w:t>{{campotematico4}}</w:t>
+            </w:r>
+          </w:p>
+        </w:tc>
+        <w:tc>
+          <w:tcPr>
+            <w:tcW w:w="1560" w:type="dxa"/>
             <w:vAlign w:val="center"/>
           </w:tcPr>
           <w:p>
@@ -12922,7 +12858,38 @@
               <w:autoSpaceDE w:val="0"/>
               <w:autoSpaceDN w:val="0"/>
               <w:adjustRightInd w:val="0"/>
-              <w:jc w:val="center"/>
+              <w:jc w:val="both"/>
+              <w:rPr>
+                <w:rFonts w:ascii="Arial Nova Cond" w:hAnsi="Arial Nova Cond" w:cs="Arial"/>
+                <w:color w:val="000000"/>
+                <w:kern w:val="0"/>
+                <w:sz w:val="20"/>
+                <w:szCs w:val="20"/>
+              </w:rPr>
+            </w:pPr>
+            <w:r>
+              <w:rPr>
+                <w:rFonts w:ascii="Arial Nova Cond" w:hAnsi="Arial Nova Cond" w:cs="Arial"/>
+                <w:color w:val="000000"/>
+                <w:kern w:val="0"/>
+                <w:sz w:val="20"/>
+                <w:szCs w:val="20"/>
+              </w:rPr>
+              <w:t>{{competencias4}}</w:t>
+            </w:r>
+          </w:p>
+        </w:tc>
+        <w:tc>
+          <w:tcPr>
+            <w:tcW w:w="1399" w:type="dxa"/>
+            <w:vAlign w:val="center"/>
+          </w:tcPr>
+          <w:p>
+            <w:pPr>
+              <w:autoSpaceDE w:val="0"/>
+              <w:autoSpaceDN w:val="0"/>
+              <w:adjustRightInd w:val="0"/>
+              <w:jc w:val="both"/>
               <w:rPr>
                 <w:rFonts w:ascii="Arial Nova Cond" w:hAnsi="Arial Nova Cond" w:cs="Arial"/>
                 <w:color w:val="000000"/>
@@ -12951,7 +12918,7 @@
         </w:trPr>
         <w:tc>
           <w:tcPr>
-            <w:tcW w:w="875" w:type="dxa"/>
+            <w:tcW w:w="818" w:type="dxa"/>
             <w:vMerge w:val="restart"/>
             <w:vAlign w:val="center"/>
           </w:tcPr>
@@ -12990,7 +12957,7 @@
         </w:tc>
         <w:tc>
           <w:tcPr>
-            <w:tcW w:w="1095" w:type="dxa"/>
+            <w:tcW w:w="1018" w:type="dxa"/>
             <w:vAlign w:val="center"/>
           </w:tcPr>
           <w:p>
@@ -13028,34 +12995,7 @@
         </w:tc>
         <w:tc>
           <w:tcPr>
-            <w:tcW w:w="1726" w:type="dxa"/>
-            <w:vAlign w:val="center"/>
-          </w:tcPr>
-          <w:p>
-            <w:pPr>
-              <w:pStyle w:val="Sinespaciado"/>
-              <w:jc w:val="both"/>
-              <w:rPr>
-                <w:rFonts w:ascii="Arial Nova Cond" w:hAnsi="Arial Nova Cond"/>
-                <w:color w:val="000000" w:themeColor="text1"/>
-                <w:sz w:val="20"/>
-                <w:szCs w:val="20"/>
-              </w:rPr>
-            </w:pPr>
-            <w:r>
-              <w:rPr>
-                <w:rFonts w:ascii="Arial Nova Cond" w:eastAsia="Calibri" w:hAnsi="Arial Nova Cond" w:cs="Times New Roman"/>
-                <w:sz w:val="20"/>
-                <w:szCs w:val="20"/>
-                <w:lang w:val="es-ES_tradnl"/>
-              </w:rPr>
-              <w:t>{{problemapotencialidad5}}</w:t>
-            </w:r>
-          </w:p>
-        </w:tc>
-        <w:tc>
-          <w:tcPr>
-            <w:tcW w:w="6169" w:type="dxa"/>
+            <w:tcW w:w="5379" w:type="dxa"/>
             <w:vAlign w:val="center"/>
           </w:tcPr>
           <w:p>
@@ -13084,13 +13024,13 @@
                 <w:szCs w:val="20"/>
                 <w:lang w:val="es-ES_tradnl"/>
               </w:rPr>
-              <w:t>{{situacionsignificativa5}}</w:t>
-            </w:r>
-          </w:p>
-        </w:tc>
-        <w:tc>
-          <w:tcPr>
-            <w:tcW w:w="2015" w:type="dxa"/>
+              <w:t xml:space="preserve">{{situacionsignificativa5}} </w:t>
+            </w:r>
+          </w:p>
+        </w:tc>
+        <w:tc>
+          <w:tcPr>
+            <w:tcW w:w="1984" w:type="dxa"/>
             <w:vAlign w:val="center"/>
           </w:tcPr>
           <w:p>
@@ -13121,7 +13061,7 @@
         </w:tc>
         <w:tc>
           <w:tcPr>
-            <w:tcW w:w="1634" w:type="dxa"/>
+            <w:tcW w:w="2693" w:type="dxa"/>
             <w:vAlign w:val="center"/>
           </w:tcPr>
           <w:p>
@@ -13146,13 +13086,13 @@
                 <w:sz w:val="20"/>
                 <w:szCs w:val="20"/>
               </w:rPr>
-              <w:t>{{competencias5}}</w:t>
-            </w:r>
-          </w:p>
-        </w:tc>
-        <w:tc>
-          <w:tcPr>
-            <w:tcW w:w="1337" w:type="dxa"/>
+              <w:t>{{campotematico5}}</w:t>
+            </w:r>
+          </w:p>
+        </w:tc>
+        <w:tc>
+          <w:tcPr>
+            <w:tcW w:w="1560" w:type="dxa"/>
             <w:vAlign w:val="center"/>
           </w:tcPr>
           <w:p>
@@ -13160,7 +13100,38 @@
               <w:autoSpaceDE w:val="0"/>
               <w:autoSpaceDN w:val="0"/>
               <w:adjustRightInd w:val="0"/>
-              <w:jc w:val="center"/>
+              <w:jc w:val="both"/>
+              <w:rPr>
+                <w:rFonts w:ascii="Arial Nova Cond" w:hAnsi="Arial Nova Cond" w:cs="Arial"/>
+                <w:color w:val="000000"/>
+                <w:kern w:val="0"/>
+                <w:sz w:val="20"/>
+                <w:szCs w:val="20"/>
+              </w:rPr>
+            </w:pPr>
+            <w:r>
+              <w:rPr>
+                <w:rFonts w:ascii="Arial Nova Cond" w:hAnsi="Arial Nova Cond" w:cs="Arial"/>
+                <w:color w:val="000000"/>
+                <w:kern w:val="0"/>
+                <w:sz w:val="20"/>
+                <w:szCs w:val="20"/>
+              </w:rPr>
+              <w:t>{{competencias5}}</w:t>
+            </w:r>
+          </w:p>
+        </w:tc>
+        <w:tc>
+          <w:tcPr>
+            <w:tcW w:w="1399" w:type="dxa"/>
+            <w:vAlign w:val="center"/>
+          </w:tcPr>
+          <w:p>
+            <w:pPr>
+              <w:autoSpaceDE w:val="0"/>
+              <w:autoSpaceDN w:val="0"/>
+              <w:adjustRightInd w:val="0"/>
+              <w:jc w:val="both"/>
               <w:rPr>
                 <w:rFonts w:ascii="Arial Nova Cond" w:hAnsi="Arial Nova Cond" w:cs="Arial"/>
                 <w:color w:val="000000"/>
@@ -13189,7 +13160,7 @@
         </w:trPr>
         <w:tc>
           <w:tcPr>
-            <w:tcW w:w="875" w:type="dxa"/>
+            <w:tcW w:w="818" w:type="dxa"/>
             <w:vMerge/>
             <w:vAlign w:val="center"/>
           </w:tcPr>
@@ -13217,7 +13188,7 @@
         </w:tc>
         <w:tc>
           <w:tcPr>
-            <w:tcW w:w="1095" w:type="dxa"/>
+            <w:tcW w:w="1018" w:type="dxa"/>
             <w:vAlign w:val="center"/>
           </w:tcPr>
           <w:p>
@@ -13255,33 +13226,7 @@
         </w:tc>
         <w:tc>
           <w:tcPr>
-            <w:tcW w:w="1726" w:type="dxa"/>
-            <w:vAlign w:val="center"/>
-          </w:tcPr>
-          <w:p>
-            <w:pPr>
-              <w:pStyle w:val="Sinespaciado"/>
-              <w:jc w:val="both"/>
-              <w:rPr>
-                <w:rFonts w:ascii="Arial Nova Cond" w:hAnsi="Arial Nova Cond"/>
-                <w:sz w:val="20"/>
-                <w:szCs w:val="20"/>
-              </w:rPr>
-            </w:pPr>
-            <w:r>
-              <w:rPr>
-                <w:rFonts w:ascii="Arial Nova Cond" w:eastAsia="Calibri" w:hAnsi="Arial Nova Cond" w:cs="Times New Roman"/>
-                <w:sz w:val="20"/>
-                <w:szCs w:val="20"/>
-                <w:lang w:val="es-ES_tradnl"/>
-              </w:rPr>
-              <w:t>{{problemapotencialidad6}}</w:t>
-            </w:r>
-          </w:p>
-        </w:tc>
-        <w:tc>
-          <w:tcPr>
-            <w:tcW w:w="6169" w:type="dxa"/>
+            <w:tcW w:w="5379" w:type="dxa"/>
             <w:vAlign w:val="center"/>
           </w:tcPr>
           <w:p>
@@ -13315,7 +13260,7 @@
         </w:tc>
         <w:tc>
           <w:tcPr>
-            <w:tcW w:w="2015" w:type="dxa"/>
+            <w:tcW w:w="1984" w:type="dxa"/>
             <w:vAlign w:val="center"/>
           </w:tcPr>
           <w:p>
@@ -13346,7 +13291,7 @@
         </w:tc>
         <w:tc>
           <w:tcPr>
-            <w:tcW w:w="1634" w:type="dxa"/>
+            <w:tcW w:w="2693" w:type="dxa"/>
             <w:vAlign w:val="center"/>
           </w:tcPr>
           <w:p>
@@ -13371,13 +13316,13 @@
                 <w:sz w:val="20"/>
                 <w:szCs w:val="20"/>
               </w:rPr>
-              <w:t>{{competencias6}}</w:t>
-            </w:r>
-          </w:p>
-        </w:tc>
-        <w:tc>
-          <w:tcPr>
-            <w:tcW w:w="1337" w:type="dxa"/>
+              <w:t>{{campotematico6}}</w:t>
+            </w:r>
+          </w:p>
+        </w:tc>
+        <w:tc>
+          <w:tcPr>
+            <w:tcW w:w="1560" w:type="dxa"/>
             <w:vAlign w:val="center"/>
           </w:tcPr>
           <w:p>
@@ -13385,7 +13330,38 @@
               <w:autoSpaceDE w:val="0"/>
               <w:autoSpaceDN w:val="0"/>
               <w:adjustRightInd w:val="0"/>
-              <w:jc w:val="center"/>
+              <w:jc w:val="both"/>
+              <w:rPr>
+                <w:rFonts w:ascii="Arial Nova Cond" w:hAnsi="Arial Nova Cond" w:cs="Arial"/>
+                <w:color w:val="000000"/>
+                <w:kern w:val="0"/>
+                <w:sz w:val="20"/>
+                <w:szCs w:val="20"/>
+              </w:rPr>
+            </w:pPr>
+            <w:r>
+              <w:rPr>
+                <w:rFonts w:ascii="Arial Nova Cond" w:hAnsi="Arial Nova Cond" w:cs="Arial"/>
+                <w:color w:val="000000"/>
+                <w:kern w:val="0"/>
+                <w:sz w:val="20"/>
+                <w:szCs w:val="20"/>
+              </w:rPr>
+              <w:t>{{competencias6}}</w:t>
+            </w:r>
+          </w:p>
+        </w:tc>
+        <w:tc>
+          <w:tcPr>
+            <w:tcW w:w="1399" w:type="dxa"/>
+            <w:vAlign w:val="center"/>
+          </w:tcPr>
+          <w:p>
+            <w:pPr>
+              <w:autoSpaceDE w:val="0"/>
+              <w:autoSpaceDN w:val="0"/>
+              <w:adjustRightInd w:val="0"/>
+              <w:jc w:val="both"/>
               <w:rPr>
                 <w:rFonts w:ascii="Arial Nova Cond" w:hAnsi="Arial Nova Cond" w:cs="Arial"/>
                 <w:color w:val="000000"/>
@@ -13414,7 +13390,7 @@
         </w:trPr>
         <w:tc>
           <w:tcPr>
-            <w:tcW w:w="875" w:type="dxa"/>
+            <w:tcW w:w="818" w:type="dxa"/>
             <w:vMerge w:val="restart"/>
             <w:vAlign w:val="center"/>
           </w:tcPr>
@@ -13453,7 +13429,7 @@
         </w:tc>
         <w:tc>
           <w:tcPr>
-            <w:tcW w:w="1095" w:type="dxa"/>
+            <w:tcW w:w="1018" w:type="dxa"/>
             <w:vAlign w:val="center"/>
           </w:tcPr>
           <w:p>
@@ -13491,7 +13467,7 @@
         </w:tc>
         <w:tc>
           <w:tcPr>
-            <w:tcW w:w="1726" w:type="dxa"/>
+            <w:tcW w:w="5379" w:type="dxa"/>
             <w:vAlign w:val="center"/>
           </w:tcPr>
           <w:p>
@@ -13504,62 +13480,28 @@
               </w:tabs>
               <w:spacing w:line="276" w:lineRule="auto"/>
               <w:ind w:left="0"/>
+              <w:jc w:val="both"/>
+              <w:rPr>
+                <w:rFonts w:ascii="Arial Nova Cond" w:hAnsi="Arial Nova Cond"/>
+                <w:color w:val="000000" w:themeColor="text1"/>
+                <w:sz w:val="20"/>
+                <w:szCs w:val="20"/>
+              </w:rPr>
+            </w:pPr>
+            <w:r>
               <w:rPr>
                 <w:rFonts w:ascii="Arial Nova Cond" w:eastAsia="Calibri" w:hAnsi="Arial Nova Cond" w:cs="Times New Roman"/>
-                <w:color w:val="000000" w:themeColor="text1"/>
                 <w:sz w:val="20"/>
                 <w:szCs w:val="20"/>
                 <w:lang w:val="es-ES_tradnl"/>
               </w:rPr>
-            </w:pPr>
-            <w:r>
-              <w:rPr>
-                <w:rFonts w:ascii="Arial Nova Cond" w:eastAsia="Calibri" w:hAnsi="Arial Nova Cond" w:cs="Times New Roman"/>
-                <w:sz w:val="20"/>
-                <w:szCs w:val="20"/>
-                <w:lang w:val="es-ES_tradnl"/>
-              </w:rPr>
-              <w:t>{{problemapotencialidad7}}</w:t>
-            </w:r>
-          </w:p>
-        </w:tc>
-        <w:tc>
-          <w:tcPr>
-            <w:tcW w:w="6169" w:type="dxa"/>
-            <w:vAlign w:val="center"/>
-          </w:tcPr>
-          <w:p>
-            <w:pPr>
-              <w:pStyle w:val="Prrafodelista"/>
-              <w:tabs>
-                <w:tab w:val="left" w:pos="0"/>
-                <w:tab w:val="left" w:pos="142"/>
-                <w:tab w:val="left" w:pos="284"/>
-              </w:tabs>
-              <w:spacing w:line="276" w:lineRule="auto"/>
-              <w:ind w:left="0"/>
-              <w:jc w:val="both"/>
-              <w:rPr>
-                <w:rFonts w:ascii="Arial Nova Cond" w:hAnsi="Arial Nova Cond"/>
-                <w:color w:val="000000" w:themeColor="text1"/>
-                <w:sz w:val="20"/>
-                <w:szCs w:val="20"/>
-              </w:rPr>
-            </w:pPr>
-            <w:r>
-              <w:rPr>
-                <w:rFonts w:ascii="Arial Nova Cond" w:eastAsia="Calibri" w:hAnsi="Arial Nova Cond" w:cs="Times New Roman"/>
-                <w:sz w:val="20"/>
-                <w:szCs w:val="20"/>
-                <w:lang w:val="es-ES_tradnl"/>
-              </w:rPr>
               <w:t>{{situacionsignificativa7}}</w:t>
             </w:r>
           </w:p>
         </w:tc>
         <w:tc>
           <w:tcPr>
-            <w:tcW w:w="2015" w:type="dxa"/>
+            <w:tcW w:w="1984" w:type="dxa"/>
             <w:vAlign w:val="center"/>
           </w:tcPr>
           <w:p>
@@ -13590,7 +13532,7 @@
         </w:tc>
         <w:tc>
           <w:tcPr>
-            <w:tcW w:w="1634" w:type="dxa"/>
+            <w:tcW w:w="2693" w:type="dxa"/>
             <w:vAlign w:val="center"/>
           </w:tcPr>
           <w:p>
@@ -13615,13 +13557,13 @@
                 <w:sz w:val="20"/>
                 <w:szCs w:val="20"/>
               </w:rPr>
-              <w:t>{{competencias7}}</w:t>
-            </w:r>
-          </w:p>
-        </w:tc>
-        <w:tc>
-          <w:tcPr>
-            <w:tcW w:w="1337" w:type="dxa"/>
+              <w:t>{{campotematico7}}</w:t>
+            </w:r>
+          </w:p>
+        </w:tc>
+        <w:tc>
+          <w:tcPr>
+            <w:tcW w:w="1560" w:type="dxa"/>
             <w:vAlign w:val="center"/>
           </w:tcPr>
           <w:p>
@@ -13629,7 +13571,38 @@
               <w:autoSpaceDE w:val="0"/>
               <w:autoSpaceDN w:val="0"/>
               <w:adjustRightInd w:val="0"/>
-              <w:jc w:val="center"/>
+              <w:jc w:val="both"/>
+              <w:rPr>
+                <w:rFonts w:ascii="Arial Nova Cond" w:hAnsi="Arial Nova Cond" w:cs="Arial"/>
+                <w:color w:val="000000"/>
+                <w:kern w:val="0"/>
+                <w:sz w:val="20"/>
+                <w:szCs w:val="20"/>
+              </w:rPr>
+            </w:pPr>
+            <w:r>
+              <w:rPr>
+                <w:rFonts w:ascii="Arial Nova Cond" w:hAnsi="Arial Nova Cond" w:cs="Arial"/>
+                <w:color w:val="000000"/>
+                <w:kern w:val="0"/>
+                <w:sz w:val="20"/>
+                <w:szCs w:val="20"/>
+              </w:rPr>
+              <w:t>{{competencias7}}</w:t>
+            </w:r>
+          </w:p>
+        </w:tc>
+        <w:tc>
+          <w:tcPr>
+            <w:tcW w:w="1399" w:type="dxa"/>
+            <w:vAlign w:val="center"/>
+          </w:tcPr>
+          <w:p>
+            <w:pPr>
+              <w:autoSpaceDE w:val="0"/>
+              <w:autoSpaceDN w:val="0"/>
+              <w:adjustRightInd w:val="0"/>
+              <w:jc w:val="both"/>
               <w:rPr>
                 <w:rFonts w:ascii="Arial Nova Cond" w:hAnsi="Arial Nova Cond" w:cs="Arial"/>
                 <w:color w:val="000000"/>
@@ -13658,7 +13631,7 @@
         </w:trPr>
         <w:tc>
           <w:tcPr>
-            <w:tcW w:w="875" w:type="dxa"/>
+            <w:tcW w:w="818" w:type="dxa"/>
             <w:vMerge/>
             <w:vAlign w:val="center"/>
           </w:tcPr>
@@ -13686,7 +13659,7 @@
         </w:tc>
         <w:tc>
           <w:tcPr>
-            <w:tcW w:w="1095" w:type="dxa"/>
+            <w:tcW w:w="1018" w:type="dxa"/>
             <w:vAlign w:val="center"/>
           </w:tcPr>
           <w:p>
@@ -13724,7 +13697,7 @@
         </w:tc>
         <w:tc>
           <w:tcPr>
-            <w:tcW w:w="1726" w:type="dxa"/>
+            <w:tcW w:w="5379" w:type="dxa"/>
             <w:vAlign w:val="center"/>
           </w:tcPr>
           <w:p>
@@ -13737,6 +13710,7 @@
               </w:tabs>
               <w:spacing w:line="276" w:lineRule="auto"/>
               <w:ind w:left="0"/>
+              <w:jc w:val="both"/>
               <w:rPr>
                 <w:rFonts w:ascii="Arial Nova Cond" w:eastAsia="Calibri" w:hAnsi="Arial Nova Cond" w:cs="Times New Roman"/>
                 <w:color w:val="000000" w:themeColor="text1"/>
@@ -13752,48 +13726,13 @@
                 <w:szCs w:val="20"/>
                 <w:lang w:val="es-ES_tradnl"/>
               </w:rPr>
-              <w:t>{{problemapotencialidad8}}</w:t>
-            </w:r>
-          </w:p>
-        </w:tc>
-        <w:tc>
-          <w:tcPr>
-            <w:tcW w:w="6169" w:type="dxa"/>
-            <w:vAlign w:val="center"/>
-          </w:tcPr>
-          <w:p>
-            <w:pPr>
-              <w:pStyle w:val="Prrafodelista"/>
-              <w:tabs>
-                <w:tab w:val="left" w:pos="0"/>
-                <w:tab w:val="left" w:pos="142"/>
-                <w:tab w:val="left" w:pos="284"/>
-              </w:tabs>
-              <w:spacing w:line="276" w:lineRule="auto"/>
-              <w:ind w:left="0"/>
-              <w:jc w:val="both"/>
-              <w:rPr>
-                <w:rFonts w:ascii="Arial Nova Cond" w:eastAsia="Calibri" w:hAnsi="Arial Nova Cond" w:cs="Times New Roman"/>
-                <w:color w:val="000000" w:themeColor="text1"/>
-                <w:sz w:val="20"/>
-                <w:szCs w:val="20"/>
-                <w:lang w:val="es-ES_tradnl"/>
-              </w:rPr>
-            </w:pPr>
-            <w:r>
-              <w:rPr>
-                <w:rFonts w:ascii="Arial Nova Cond" w:eastAsia="Calibri" w:hAnsi="Arial Nova Cond" w:cs="Times New Roman"/>
-                <w:sz w:val="20"/>
-                <w:szCs w:val="20"/>
-                <w:lang w:val="es-ES_tradnl"/>
-              </w:rPr>
               <w:t>{{situacionsignificativa8}}</w:t>
             </w:r>
           </w:p>
         </w:tc>
         <w:tc>
           <w:tcPr>
-            <w:tcW w:w="2015" w:type="dxa"/>
+            <w:tcW w:w="1984" w:type="dxa"/>
             <w:vAlign w:val="center"/>
           </w:tcPr>
           <w:p>
@@ -13823,7 +13762,7 @@
         </w:tc>
         <w:tc>
           <w:tcPr>
-            <w:tcW w:w="1634" w:type="dxa"/>
+            <w:tcW w:w="2693" w:type="dxa"/>
             <w:vAlign w:val="center"/>
           </w:tcPr>
           <w:p>
@@ -13848,13 +13787,13 @@
                 <w:sz w:val="20"/>
                 <w:szCs w:val="20"/>
               </w:rPr>
-              <w:t>{{competencias8}}</w:t>
-            </w:r>
-          </w:p>
-        </w:tc>
-        <w:tc>
-          <w:tcPr>
-            <w:tcW w:w="1337" w:type="dxa"/>
+              <w:t>{{campotematico8}}</w:t>
+            </w:r>
+          </w:p>
+        </w:tc>
+        <w:tc>
+          <w:tcPr>
+            <w:tcW w:w="1560" w:type="dxa"/>
             <w:vAlign w:val="center"/>
           </w:tcPr>
           <w:p>
@@ -13862,7 +13801,7 @@
               <w:autoSpaceDE w:val="0"/>
               <w:autoSpaceDN w:val="0"/>
               <w:adjustRightInd w:val="0"/>
-              <w:jc w:val="center"/>
+              <w:jc w:val="both"/>
               <w:rPr>
                 <w:rFonts w:ascii="Arial Nova Cond" w:hAnsi="Arial Nova Cond" w:cs="Arial"/>
                 <w:color w:val="000000"/>
@@ -13879,6 +13818,37 @@
                 <w:sz w:val="20"/>
                 <w:szCs w:val="20"/>
               </w:rPr>
+              <w:t>{{competencias8}}</w:t>
+            </w:r>
+          </w:p>
+        </w:tc>
+        <w:tc>
+          <w:tcPr>
+            <w:tcW w:w="1399" w:type="dxa"/>
+            <w:vAlign w:val="center"/>
+          </w:tcPr>
+          <w:p>
+            <w:pPr>
+              <w:autoSpaceDE w:val="0"/>
+              <w:autoSpaceDN w:val="0"/>
+              <w:adjustRightInd w:val="0"/>
+              <w:jc w:val="both"/>
+              <w:rPr>
+                <w:rFonts w:ascii="Arial Nova Cond" w:hAnsi="Arial Nova Cond" w:cs="Arial"/>
+                <w:color w:val="000000"/>
+                <w:kern w:val="0"/>
+                <w:sz w:val="20"/>
+                <w:szCs w:val="20"/>
+              </w:rPr>
+            </w:pPr>
+            <w:r>
+              <w:rPr>
+                <w:rFonts w:ascii="Arial Nova Cond" w:hAnsi="Arial Nova Cond" w:cs="Arial"/>
+                <w:color w:val="000000"/>
+                <w:kern w:val="0"/>
+                <w:sz w:val="20"/>
+                <w:szCs w:val="20"/>
+              </w:rPr>
               <w:t>{{producto8}}</w:t>
             </w:r>
           </w:p>
@@ -13886,6 +13856,17 @@
       </w:tr>
       <w:bookmarkEnd w:id="1"/>
     </w:tbl>
+    <w:p>
+      <w:pPr>
+        <w:pStyle w:val="Sinespaciado"/>
+        <w:spacing w:line="276" w:lineRule="auto"/>
+        <w:rPr>
+          <w:rFonts w:ascii="Arial Nova Cond Light" w:hAnsi="Arial Nova Cond Light"/>
+          <w:sz w:val="20"/>
+          <w:szCs w:val="20"/>
+        </w:rPr>
+      </w:pPr>
+    </w:p>
     <w:p>
       <w:pPr>
         <w:pStyle w:val="Sinespaciado"/>
@@ -24059,27 +24040,7 @@
                 <w:sz w:val="20"/>
                 <w:szCs w:val="20"/>
               </w:rPr>
-              <w:t xml:space="preserve">Google </w:t>
-            </w:r>
-            <w:proofErr w:type="spellStart"/>
-            <w:r>
-              <w:rPr>
-                <w:rFonts w:ascii="Arial Nova Cond Light" w:hAnsi="Arial Nova Cond Light" w:cs="Times New Roman"/>
-                <w:color w:val="000000" w:themeColor="text1"/>
-                <w:sz w:val="20"/>
-                <w:szCs w:val="20"/>
-              </w:rPr>
-              <w:t>Earth</w:t>
-            </w:r>
-            <w:proofErr w:type="spellEnd"/>
-            <w:r>
-              <w:rPr>
-                <w:rFonts w:ascii="Arial Nova Cond Light" w:hAnsi="Arial Nova Cond Light" w:cs="Times New Roman"/>
-                <w:color w:val="000000" w:themeColor="text1"/>
-                <w:sz w:val="20"/>
-                <w:szCs w:val="20"/>
-              </w:rPr>
-              <w:t xml:space="preserve">. </w:t>
+              <w:t xml:space="preserve">Google Earth. </w:t>
             </w:r>
           </w:p>
           <w:p>
@@ -25953,7 +25914,7 @@
 </file>
 
 <file path=word/endnotes.xml><?xml version="1.0" encoding="utf-8"?>
-<w:endnotes xmlns:wpc="http://schemas.microsoft.com/office/word/2010/wordprocessingCanvas" xmlns:cx="http://schemas.microsoft.com/office/drawing/2014/chartex" xmlns:cx1="http://schemas.microsoft.com/office/drawing/2015/9/8/chartex" xmlns:cx2="http://schemas.microsoft.com/office/drawing/2015/10/21/chartex" xmlns:cx3="http://schemas.microsoft.com/office/drawing/2016/5/9/chartex" xmlns:cx4="http://schemas.microsoft.com/office/drawing/2016/5/10/chartex" xmlns:cx5="http://schemas.microsoft.com/office/drawing/2016/5/11/chartex" xmlns:cx6="http://schemas.microsoft.com/office/drawing/2016/5/12/chartex" xmlns:cx7="http://schemas.microsoft.com/office/drawing/2016/5/13/chartex" xmlns:cx8="http://schemas.microsoft.com/office/drawing/2016/5/14/chartex" xmlns:mc="http://schemas.openxmlformats.org/markup-compatibility/2006" xmlns:aink="http://schemas.microsoft.com/office/drawing/2016/ink" xmlns:am3d="http://schemas.microsoft.com/office/drawing/2017/model3d" xmlns:o="urn:schemas-microsoft-com:office:office" xmlns:oel="http://schemas.microsoft.com/office/2019/extlst" xmlns:r="http://schemas.openxmlformats.org/officeDocument/2006/relationships" xmlns:m="http://schemas.openxmlformats.org/officeDocument/2006/math" xmlns:v="urn:schemas-microsoft-com:vml" xmlns:wp14="http://schemas.microsoft.com/office/word/2010/wordprocessingDrawing" xmlns:wp="http://schemas.openxmlformats.org/drawingml/2006/wordprocessingDrawing" xmlns:w10="urn:schemas-microsoft-com:office:word" xmlns:w="http://schemas.openxmlformats.org/wordprocessingml/2006/main" xmlns:w14="http://schemas.microsoft.com/office/word/2010/wordml" xmlns:w15="http://schemas.microsoft.com/office/word/2012/wordml" xmlns:w16cex="http://schemas.microsoft.com/office/word/2018/wordml/cex" xmlns:w16cid="http://schemas.microsoft.com/office/word/2016/wordml/cid" xmlns:w16="http://schemas.microsoft.com/office/word/2018/wordml" xmlns:w16du="http://schemas.microsoft.com/office/word/2023/wordml/word16du" xmlns:w16sdtdh="http://schemas.microsoft.com/office/word/2020/wordml/sdtdatahash" xmlns:w16se="http://schemas.microsoft.com/office/word/2015/wordml/symex" xmlns:wpg="http://schemas.microsoft.com/office/word/2010/wordprocessingGroup" xmlns:wpi="http://schemas.microsoft.com/office/word/2010/wordprocessingInk" xmlns:wne="http://schemas.microsoft.com/office/word/2006/wordml" xmlns:wps="http://schemas.microsoft.com/office/word/2010/wordprocessingShape" mc:Ignorable="w14 w15 w16se w16cid w16 w16cex w16sdtdh w16du wp14">
+<w:endnotes xmlns:wpc="http://schemas.microsoft.com/office/word/2010/wordprocessingCanvas" xmlns:cx="http://schemas.microsoft.com/office/drawing/2014/chartex" xmlns:cx1="http://schemas.microsoft.com/office/drawing/2015/9/8/chartex" xmlns:cx2="http://schemas.microsoft.com/office/drawing/2015/10/21/chartex" xmlns:cx3="http://schemas.microsoft.com/office/drawing/2016/5/9/chartex" xmlns:cx4="http://schemas.microsoft.com/office/drawing/2016/5/10/chartex" xmlns:cx5="http://schemas.microsoft.com/office/drawing/2016/5/11/chartex" xmlns:cx6="http://schemas.microsoft.com/office/drawing/2016/5/12/chartex" xmlns:cx7="http://schemas.microsoft.com/office/drawing/2016/5/13/chartex" xmlns:cx8="http://schemas.microsoft.com/office/drawing/2016/5/14/chartex" xmlns:mc="http://schemas.openxmlformats.org/markup-compatibility/2006" xmlns:aink="http://schemas.microsoft.com/office/drawing/2016/ink" xmlns:am3d="http://schemas.microsoft.com/office/drawing/2017/model3d" xmlns:o="urn:schemas-microsoft-com:office:office" xmlns:oel="http://schemas.microsoft.com/office/2019/extlst" xmlns:r="http://schemas.openxmlformats.org/officeDocument/2006/relationships" xmlns:m="http://schemas.openxmlformats.org/officeDocument/2006/math" xmlns:v="urn:schemas-microsoft-com:vml" xmlns:wp14="http://schemas.microsoft.com/office/word/2010/wordprocessingDrawing" xmlns:wp="http://schemas.openxmlformats.org/drawingml/2006/wordprocessingDrawing" xmlns:w10="urn:schemas-microsoft-com:office:word" xmlns:w="http://schemas.openxmlformats.org/wordprocessingml/2006/main" xmlns:w14="http://schemas.microsoft.com/office/word/2010/wordml" xmlns:w15="http://schemas.microsoft.com/office/word/2012/wordml" xmlns:w16cex="http://schemas.microsoft.com/office/word/2018/wordml/cex" xmlns:w16cid="http://schemas.microsoft.com/office/word/2016/wordml/cid" xmlns:w16="http://schemas.microsoft.com/office/word/2018/wordml" xmlns:w16du="http://schemas.microsoft.com/office/word/2023/wordml/word16du" xmlns:w16sdtdh="http://schemas.microsoft.com/office/word/2020/wordml/sdtdatahash" xmlns:w16sdtfl="http://schemas.microsoft.com/office/word/2024/wordml/sdtformatlock" xmlns:w16se="http://schemas.microsoft.com/office/word/2015/wordml/symex" xmlns:wpg="http://schemas.microsoft.com/office/word/2010/wordprocessingGroup" xmlns:wpi="http://schemas.microsoft.com/office/word/2010/wordprocessingInk" xmlns:wne="http://schemas.microsoft.com/office/word/2006/wordml" xmlns:wps="http://schemas.microsoft.com/office/word/2010/wordprocessingShape" mc:Ignorable="w14 w15 w16se w16cid w16 w16cex w16sdtdh w16sdtfl w16du wp14">
   <w:endnote w:type="separator" w:id="-1">
     <w:p>
       <w:pPr>
@@ -25978,7 +25939,7 @@
 </file>
 
 <file path=word/footer1.xml><?xml version="1.0" encoding="utf-8"?>
-<w:ftr xmlns:wpc="http://schemas.microsoft.com/office/word/2010/wordprocessingCanvas" xmlns:cx="http://schemas.microsoft.com/office/drawing/2014/chartex" xmlns:cx1="http://schemas.microsoft.com/office/drawing/2015/9/8/chartex" xmlns:cx2="http://schemas.microsoft.com/office/drawing/2015/10/21/chartex" xmlns:cx3="http://schemas.microsoft.com/office/drawing/2016/5/9/chartex" xmlns:cx4="http://schemas.microsoft.com/office/drawing/2016/5/10/chartex" xmlns:cx5="http://schemas.microsoft.com/office/drawing/2016/5/11/chartex" xmlns:cx6="http://schemas.microsoft.com/office/drawing/2016/5/12/chartex" xmlns:cx7="http://schemas.microsoft.com/office/drawing/2016/5/13/chartex" xmlns:cx8="http://schemas.microsoft.com/office/drawing/2016/5/14/chartex" xmlns:mc="http://schemas.openxmlformats.org/markup-compatibility/2006" xmlns:aink="http://schemas.microsoft.com/office/drawing/2016/ink" xmlns:am3d="http://schemas.microsoft.com/office/drawing/2017/model3d" xmlns:o="urn:schemas-microsoft-com:office:office" xmlns:oel="http://schemas.microsoft.com/office/2019/extlst" xmlns:r="http://schemas.openxmlformats.org/officeDocument/2006/relationships" xmlns:m="http://schemas.openxmlformats.org/officeDocument/2006/math" xmlns:v="urn:schemas-microsoft-com:vml" xmlns:wp14="http://schemas.microsoft.com/office/word/2010/wordprocessingDrawing" xmlns:wp="http://schemas.openxmlformats.org/drawingml/2006/wordprocessingDrawing" xmlns:w10="urn:schemas-microsoft-com:office:word" xmlns:w="http://schemas.openxmlformats.org/wordprocessingml/2006/main" xmlns:w14="http://schemas.microsoft.com/office/word/2010/wordml" xmlns:w15="http://schemas.microsoft.com/office/word/2012/wordml" xmlns:w16cex="http://schemas.microsoft.com/office/word/2018/wordml/cex" xmlns:w16cid="http://schemas.microsoft.com/office/word/2016/wordml/cid" xmlns:w16="http://schemas.microsoft.com/office/word/2018/wordml" xmlns:w16du="http://schemas.microsoft.com/office/word/2023/wordml/word16du" xmlns:w16sdtdh="http://schemas.microsoft.com/office/word/2020/wordml/sdtdatahash" xmlns:w16se="http://schemas.microsoft.com/office/word/2015/wordml/symex" xmlns:wpg="http://schemas.microsoft.com/office/word/2010/wordprocessingGroup" xmlns:wpi="http://schemas.microsoft.com/office/word/2010/wordprocessingInk" xmlns:wne="http://schemas.microsoft.com/office/word/2006/wordml" xmlns:wps="http://schemas.microsoft.com/office/word/2010/wordprocessingShape" mc:Ignorable="w14 w15 w16se w16cid w16 w16cex w16sdtdh w16du wp14">
+<w:ftr xmlns:wpc="http://schemas.microsoft.com/office/word/2010/wordprocessingCanvas" xmlns:cx="http://schemas.microsoft.com/office/drawing/2014/chartex" xmlns:cx1="http://schemas.microsoft.com/office/drawing/2015/9/8/chartex" xmlns:cx2="http://schemas.microsoft.com/office/drawing/2015/10/21/chartex" xmlns:cx3="http://schemas.microsoft.com/office/drawing/2016/5/9/chartex" xmlns:cx4="http://schemas.microsoft.com/office/drawing/2016/5/10/chartex" xmlns:cx5="http://schemas.microsoft.com/office/drawing/2016/5/11/chartex" xmlns:cx6="http://schemas.microsoft.com/office/drawing/2016/5/12/chartex" xmlns:cx7="http://schemas.microsoft.com/office/drawing/2016/5/13/chartex" xmlns:cx8="http://schemas.microsoft.com/office/drawing/2016/5/14/chartex" xmlns:mc="http://schemas.openxmlformats.org/markup-compatibility/2006" xmlns:aink="http://schemas.microsoft.com/office/drawing/2016/ink" xmlns:am3d="http://schemas.microsoft.com/office/drawing/2017/model3d" xmlns:o="urn:schemas-microsoft-com:office:office" xmlns:oel="http://schemas.microsoft.com/office/2019/extlst" xmlns:r="http://schemas.openxmlformats.org/officeDocument/2006/relationships" xmlns:m="http://schemas.openxmlformats.org/officeDocument/2006/math" xmlns:v="urn:schemas-microsoft-com:vml" xmlns:wp14="http://schemas.microsoft.com/office/word/2010/wordprocessingDrawing" xmlns:wp="http://schemas.openxmlformats.org/drawingml/2006/wordprocessingDrawing" xmlns:w10="urn:schemas-microsoft-com:office:word" xmlns:w="http://schemas.openxmlformats.org/wordprocessingml/2006/main" xmlns:w14="http://schemas.microsoft.com/office/word/2010/wordml" xmlns:w15="http://schemas.microsoft.com/office/word/2012/wordml" xmlns:w16cex="http://schemas.microsoft.com/office/word/2018/wordml/cex" xmlns:w16cid="http://schemas.microsoft.com/office/word/2016/wordml/cid" xmlns:w16="http://schemas.microsoft.com/office/word/2018/wordml" xmlns:w16du="http://schemas.microsoft.com/office/word/2023/wordml/word16du" xmlns:w16sdtdh="http://schemas.microsoft.com/office/word/2020/wordml/sdtdatahash" xmlns:w16sdtfl="http://schemas.microsoft.com/office/word/2024/wordml/sdtformatlock" xmlns:w16se="http://schemas.microsoft.com/office/word/2015/wordml/symex" xmlns:wpg="http://schemas.microsoft.com/office/word/2010/wordprocessingGroup" xmlns:wpi="http://schemas.microsoft.com/office/word/2010/wordprocessingInk" xmlns:wne="http://schemas.microsoft.com/office/word/2006/wordml" xmlns:wps="http://schemas.microsoft.com/office/word/2010/wordprocessingShape" mc:Ignorable="w14 w15 w16se w16cid w16 w16cex w16sdtdh w16sdtfl w16du wp14">
   <w:p>
     <w:pPr>
       <w:pStyle w:val="Piedepgina"/>
@@ -26439,7 +26400,7 @@
 </file>
 
 <file path=word/footnotes.xml><?xml version="1.0" encoding="utf-8"?>
-<w:footnotes xmlns:wpc="http://schemas.microsoft.com/office/word/2010/wordprocessingCanvas" xmlns:cx="http://schemas.microsoft.com/office/drawing/2014/chartex" xmlns:cx1="http://schemas.microsoft.com/office/drawing/2015/9/8/chartex" xmlns:cx2="http://schemas.microsoft.com/office/drawing/2015/10/21/chartex" xmlns:cx3="http://schemas.microsoft.com/office/drawing/2016/5/9/chartex" xmlns:cx4="http://schemas.microsoft.com/office/drawing/2016/5/10/chartex" xmlns:cx5="http://schemas.microsoft.com/office/drawing/2016/5/11/chartex" xmlns:cx6="http://schemas.microsoft.com/office/drawing/2016/5/12/chartex" xmlns:cx7="http://schemas.microsoft.com/office/drawing/2016/5/13/chartex" xmlns:cx8="http://schemas.microsoft.com/office/drawing/2016/5/14/chartex" xmlns:mc="http://schemas.openxmlformats.org/markup-compatibility/2006" xmlns:aink="http://schemas.microsoft.com/office/drawing/2016/ink" xmlns:am3d="http://schemas.microsoft.com/office/drawing/2017/model3d" xmlns:o="urn:schemas-microsoft-com:office:office" xmlns:oel="http://schemas.microsoft.com/office/2019/extlst" xmlns:r="http://schemas.openxmlformats.org/officeDocument/2006/relationships" xmlns:m="http://schemas.openxmlformats.org/officeDocument/2006/math" xmlns:v="urn:schemas-microsoft-com:vml" xmlns:wp14="http://schemas.microsoft.com/office/word/2010/wordprocessingDrawing" xmlns:wp="http://schemas.openxmlformats.org/drawingml/2006/wordprocessingDrawing" xmlns:w10="urn:schemas-microsoft-com:office:word" xmlns:w="http://schemas.openxmlformats.org/wordprocessingml/2006/main" xmlns:w14="http://schemas.microsoft.com/office/word/2010/wordml" xmlns:w15="http://schemas.microsoft.com/office/word/2012/wordml" xmlns:w16cex="http://schemas.microsoft.com/office/word/2018/wordml/cex" xmlns:w16cid="http://schemas.microsoft.com/office/word/2016/wordml/cid" xmlns:w16="http://schemas.microsoft.com/office/word/2018/wordml" xmlns:w16du="http://schemas.microsoft.com/office/word/2023/wordml/word16du" xmlns:w16sdtdh="http://schemas.microsoft.com/office/word/2020/wordml/sdtdatahash" xmlns:w16se="http://schemas.microsoft.com/office/word/2015/wordml/symex" xmlns:wpg="http://schemas.microsoft.com/office/word/2010/wordprocessingGroup" xmlns:wpi="http://schemas.microsoft.com/office/word/2010/wordprocessingInk" xmlns:wne="http://schemas.microsoft.com/office/word/2006/wordml" xmlns:wps="http://schemas.microsoft.com/office/word/2010/wordprocessingShape" mc:Ignorable="w14 w15 w16se w16cid w16 w16cex w16sdtdh w16du wp14">
+<w:footnotes xmlns:wpc="http://schemas.microsoft.com/office/word/2010/wordprocessingCanvas" xmlns:cx="http://schemas.microsoft.com/office/drawing/2014/chartex" xmlns:cx1="http://schemas.microsoft.com/office/drawing/2015/9/8/chartex" xmlns:cx2="http://schemas.microsoft.com/office/drawing/2015/10/21/chartex" xmlns:cx3="http://schemas.microsoft.com/office/drawing/2016/5/9/chartex" xmlns:cx4="http://schemas.microsoft.com/office/drawing/2016/5/10/chartex" xmlns:cx5="http://schemas.microsoft.com/office/drawing/2016/5/11/chartex" xmlns:cx6="http://schemas.microsoft.com/office/drawing/2016/5/12/chartex" xmlns:cx7="http://schemas.microsoft.com/office/drawing/2016/5/13/chartex" xmlns:cx8="http://schemas.microsoft.com/office/drawing/2016/5/14/chartex" xmlns:mc="http://schemas.openxmlformats.org/markup-compatibility/2006" xmlns:aink="http://schemas.microsoft.com/office/drawing/2016/ink" xmlns:am3d="http://schemas.microsoft.com/office/drawing/2017/model3d" xmlns:o="urn:schemas-microsoft-com:office:office" xmlns:oel="http://schemas.microsoft.com/office/2019/extlst" xmlns:r="http://schemas.openxmlformats.org/officeDocument/2006/relationships" xmlns:m="http://schemas.openxmlformats.org/officeDocument/2006/math" xmlns:v="urn:schemas-microsoft-com:vml" xmlns:wp14="http://schemas.microsoft.com/office/word/2010/wordprocessingDrawing" xmlns:wp="http://schemas.openxmlformats.org/drawingml/2006/wordprocessingDrawing" xmlns:w10="urn:schemas-microsoft-com:office:word" xmlns:w="http://schemas.openxmlformats.org/wordprocessingml/2006/main" xmlns:w14="http://schemas.microsoft.com/office/word/2010/wordml" xmlns:w15="http://schemas.microsoft.com/office/word/2012/wordml" xmlns:w16cex="http://schemas.microsoft.com/office/word/2018/wordml/cex" xmlns:w16cid="http://schemas.microsoft.com/office/word/2016/wordml/cid" xmlns:w16="http://schemas.microsoft.com/office/word/2018/wordml" xmlns:w16du="http://schemas.microsoft.com/office/word/2023/wordml/word16du" xmlns:w16sdtdh="http://schemas.microsoft.com/office/word/2020/wordml/sdtdatahash" xmlns:w16sdtfl="http://schemas.microsoft.com/office/word/2024/wordml/sdtformatlock" xmlns:w16se="http://schemas.microsoft.com/office/word/2015/wordml/symex" xmlns:wpg="http://schemas.microsoft.com/office/word/2010/wordprocessingGroup" xmlns:wpi="http://schemas.microsoft.com/office/word/2010/wordprocessingInk" xmlns:wne="http://schemas.microsoft.com/office/word/2006/wordml" xmlns:wps="http://schemas.microsoft.com/office/word/2010/wordprocessingShape" mc:Ignorable="w14 w15 w16se w16cid w16 w16cex w16sdtdh w16sdtfl w16du wp14">
   <w:footnote w:type="separator" w:id="-1">
     <w:p>
       <w:pPr>
@@ -26464,7 +26425,7 @@
 </file>
 
 <file path=word/header1.xml><?xml version="1.0" encoding="utf-8"?>
-<w:hdr xmlns:wpc="http://schemas.microsoft.com/office/word/2010/wordprocessingCanvas" xmlns:cx="http://schemas.microsoft.com/office/drawing/2014/chartex" xmlns:cx1="http://schemas.microsoft.com/office/drawing/2015/9/8/chartex" xmlns:cx2="http://schemas.microsoft.com/office/drawing/2015/10/21/chartex" xmlns:cx3="http://schemas.microsoft.com/office/drawing/2016/5/9/chartex" xmlns:cx4="http://schemas.microsoft.com/office/drawing/2016/5/10/chartex" xmlns:cx5="http://schemas.microsoft.com/office/drawing/2016/5/11/chartex" xmlns:cx6="http://schemas.microsoft.com/office/drawing/2016/5/12/chartex" xmlns:cx7="http://schemas.microsoft.com/office/drawing/2016/5/13/chartex" xmlns:cx8="http://schemas.microsoft.com/office/drawing/2016/5/14/chartex" xmlns:mc="http://schemas.openxmlformats.org/markup-compatibility/2006" xmlns:aink="http://schemas.microsoft.com/office/drawing/2016/ink" xmlns:am3d="http://schemas.microsoft.com/office/drawing/2017/model3d" xmlns:o="urn:schemas-microsoft-com:office:office" xmlns:oel="http://schemas.microsoft.com/office/2019/extlst" xmlns:r="http://schemas.openxmlformats.org/officeDocument/2006/relationships" xmlns:m="http://schemas.openxmlformats.org/officeDocument/2006/math" xmlns:v="urn:schemas-microsoft-com:vml" xmlns:wp14="http://schemas.microsoft.com/office/word/2010/wordprocessingDrawing" xmlns:wp="http://schemas.openxmlformats.org/drawingml/2006/wordprocessingDrawing" xmlns:w10="urn:schemas-microsoft-com:office:word" xmlns:w="http://schemas.openxmlformats.org/wordprocessingml/2006/main" xmlns:w14="http://schemas.microsoft.com/office/word/2010/wordml" xmlns:w15="http://schemas.microsoft.com/office/word/2012/wordml" xmlns:w16cex="http://schemas.microsoft.com/office/word/2018/wordml/cex" xmlns:w16cid="http://schemas.microsoft.com/office/word/2016/wordml/cid" xmlns:w16="http://schemas.microsoft.com/office/word/2018/wordml" xmlns:w16du="http://schemas.microsoft.com/office/word/2023/wordml/word16du" xmlns:w16sdtdh="http://schemas.microsoft.com/office/word/2020/wordml/sdtdatahash" xmlns:w16se="http://schemas.microsoft.com/office/word/2015/wordml/symex" xmlns:wpg="http://schemas.microsoft.com/office/word/2010/wordprocessingGroup" xmlns:wpi="http://schemas.microsoft.com/office/word/2010/wordprocessingInk" xmlns:wne="http://schemas.microsoft.com/office/word/2006/wordml" xmlns:wps="http://schemas.microsoft.com/office/word/2010/wordprocessingShape" mc:Ignorable="w14 w15 w16se w16cid w16 w16cex w16sdtdh w16du wp14">
+<w:hdr xmlns:wpc="http://schemas.microsoft.com/office/word/2010/wordprocessingCanvas" xmlns:cx="http://schemas.microsoft.com/office/drawing/2014/chartex" xmlns:cx1="http://schemas.microsoft.com/office/drawing/2015/9/8/chartex" xmlns:cx2="http://schemas.microsoft.com/office/drawing/2015/10/21/chartex" xmlns:cx3="http://schemas.microsoft.com/office/drawing/2016/5/9/chartex" xmlns:cx4="http://schemas.microsoft.com/office/drawing/2016/5/10/chartex" xmlns:cx5="http://schemas.microsoft.com/office/drawing/2016/5/11/chartex" xmlns:cx6="http://schemas.microsoft.com/office/drawing/2016/5/12/chartex" xmlns:cx7="http://schemas.microsoft.com/office/drawing/2016/5/13/chartex" xmlns:cx8="http://schemas.microsoft.com/office/drawing/2016/5/14/chartex" xmlns:mc="http://schemas.openxmlformats.org/markup-compatibility/2006" xmlns:aink="http://schemas.microsoft.com/office/drawing/2016/ink" xmlns:am3d="http://schemas.microsoft.com/office/drawing/2017/model3d" xmlns:o="urn:schemas-microsoft-com:office:office" xmlns:oel="http://schemas.microsoft.com/office/2019/extlst" xmlns:r="http://schemas.openxmlformats.org/officeDocument/2006/relationships" xmlns:m="http://schemas.openxmlformats.org/officeDocument/2006/math" xmlns:v="urn:schemas-microsoft-com:vml" xmlns:wp14="http://schemas.microsoft.com/office/word/2010/wordprocessingDrawing" xmlns:wp="http://schemas.openxmlformats.org/drawingml/2006/wordprocessingDrawing" xmlns:w10="urn:schemas-microsoft-com:office:word" xmlns:w="http://schemas.openxmlformats.org/wordprocessingml/2006/main" xmlns:w14="http://schemas.microsoft.com/office/word/2010/wordml" xmlns:w15="http://schemas.microsoft.com/office/word/2012/wordml" xmlns:w16cex="http://schemas.microsoft.com/office/word/2018/wordml/cex" xmlns:w16cid="http://schemas.microsoft.com/office/word/2016/wordml/cid" xmlns:w16="http://schemas.microsoft.com/office/word/2018/wordml" xmlns:w16du="http://schemas.microsoft.com/office/word/2023/wordml/word16du" xmlns:w16sdtdh="http://schemas.microsoft.com/office/word/2020/wordml/sdtdatahash" xmlns:w16sdtfl="http://schemas.microsoft.com/office/word/2024/wordml/sdtformatlock" xmlns:w16se="http://schemas.microsoft.com/office/word/2015/wordml/symex" xmlns:wpg="http://schemas.microsoft.com/office/word/2010/wordprocessingGroup" xmlns:wpi="http://schemas.microsoft.com/office/word/2010/wordprocessingInk" xmlns:wne="http://schemas.microsoft.com/office/word/2006/wordml" xmlns:wps="http://schemas.microsoft.com/office/word/2010/wordprocessingShape" mc:Ignorable="w14 w15 w16se w16cid w16 w16cex w16sdtdh w16sdtfl w16du wp14">
   <w:tbl>
     <w:tblPr>
       <w:tblStyle w:val="Tablaconcuadrcula"/>
@@ -26754,7 +26715,7 @@
 </file>
 
 <file path=word/numbering.xml><?xml version="1.0" encoding="utf-8"?>
-<w:numbering xmlns:wpc="http://schemas.microsoft.com/office/word/2010/wordprocessingCanvas" xmlns:cx="http://schemas.microsoft.com/office/drawing/2014/chartex" xmlns:cx1="http://schemas.microsoft.com/office/drawing/2015/9/8/chartex" xmlns:cx2="http://schemas.microsoft.com/office/drawing/2015/10/21/chartex" xmlns:cx3="http://schemas.microsoft.com/office/drawing/2016/5/9/chartex" xmlns:cx4="http://schemas.microsoft.com/office/drawing/2016/5/10/chartex" xmlns:cx5="http://schemas.microsoft.com/office/drawing/2016/5/11/chartex" xmlns:cx6="http://schemas.microsoft.com/office/drawing/2016/5/12/chartex" xmlns:cx7="http://schemas.microsoft.com/office/drawing/2016/5/13/chartex" xmlns:cx8="http://schemas.microsoft.com/office/drawing/2016/5/14/chartex" xmlns:mc="http://schemas.openxmlformats.org/markup-compatibility/2006" xmlns:aink="http://schemas.microsoft.com/office/drawing/2016/ink" xmlns:am3d="http://schemas.microsoft.com/office/drawing/2017/model3d" xmlns:o="urn:schemas-microsoft-com:office:office" xmlns:oel="http://schemas.microsoft.com/office/2019/extlst" xmlns:r="http://schemas.openxmlformats.org/officeDocument/2006/relationships" xmlns:m="http://schemas.openxmlformats.org/officeDocument/2006/math" xmlns:v="urn:schemas-microsoft-com:vml" xmlns:wp14="http://schemas.microsoft.com/office/word/2010/wordprocessingDrawing" xmlns:wp="http://schemas.openxmlformats.org/drawingml/2006/wordprocessingDrawing" xmlns:w10="urn:schemas-microsoft-com:office:word" xmlns:w="http://schemas.openxmlformats.org/wordprocessingml/2006/main" xmlns:w14="http://schemas.microsoft.com/office/word/2010/wordml" xmlns:w15="http://schemas.microsoft.com/office/word/2012/wordml" xmlns:w16cex="http://schemas.microsoft.com/office/word/2018/wordml/cex" xmlns:w16cid="http://schemas.microsoft.com/office/word/2016/wordml/cid" xmlns:w16="http://schemas.microsoft.com/office/word/2018/wordml" xmlns:w16du="http://schemas.microsoft.com/office/word/2023/wordml/word16du" xmlns:w16sdtdh="http://schemas.microsoft.com/office/word/2020/wordml/sdtdatahash" xmlns:w16se="http://schemas.microsoft.com/office/word/2015/wordml/symex" xmlns:wpg="http://schemas.microsoft.com/office/word/2010/wordprocessingGroup" xmlns:wpi="http://schemas.microsoft.com/office/word/2010/wordprocessingInk" xmlns:wne="http://schemas.microsoft.com/office/word/2006/wordml" xmlns:wps="http://schemas.microsoft.com/office/word/2010/wordprocessingShape" mc:Ignorable="w14 w15 w16se w16cid w16 w16cex w16sdtdh w16du wp14">
+<w:numbering xmlns:wpc="http://schemas.microsoft.com/office/word/2010/wordprocessingCanvas" xmlns:cx="http://schemas.microsoft.com/office/drawing/2014/chartex" xmlns:cx1="http://schemas.microsoft.com/office/drawing/2015/9/8/chartex" xmlns:cx2="http://schemas.microsoft.com/office/drawing/2015/10/21/chartex" xmlns:cx3="http://schemas.microsoft.com/office/drawing/2016/5/9/chartex" xmlns:cx4="http://schemas.microsoft.com/office/drawing/2016/5/10/chartex" xmlns:cx5="http://schemas.microsoft.com/office/drawing/2016/5/11/chartex" xmlns:cx6="http://schemas.microsoft.com/office/drawing/2016/5/12/chartex" xmlns:cx7="http://schemas.microsoft.com/office/drawing/2016/5/13/chartex" xmlns:cx8="http://schemas.microsoft.com/office/drawing/2016/5/14/chartex" xmlns:mc="http://schemas.openxmlformats.org/markup-compatibility/2006" xmlns:aink="http://schemas.microsoft.com/office/drawing/2016/ink" xmlns:am3d="http://schemas.microsoft.com/office/drawing/2017/model3d" xmlns:o="urn:schemas-microsoft-com:office:office" xmlns:oel="http://schemas.microsoft.com/office/2019/extlst" xmlns:r="http://schemas.openxmlformats.org/officeDocument/2006/relationships" xmlns:m="http://schemas.openxmlformats.org/officeDocument/2006/math" xmlns:v="urn:schemas-microsoft-com:vml" xmlns:wp14="http://schemas.microsoft.com/office/word/2010/wordprocessingDrawing" xmlns:wp="http://schemas.openxmlformats.org/drawingml/2006/wordprocessingDrawing" xmlns:w10="urn:schemas-microsoft-com:office:word" xmlns:w="http://schemas.openxmlformats.org/wordprocessingml/2006/main" xmlns:w14="http://schemas.microsoft.com/office/word/2010/wordml" xmlns:w15="http://schemas.microsoft.com/office/word/2012/wordml" xmlns:w16cex="http://schemas.microsoft.com/office/word/2018/wordml/cex" xmlns:w16cid="http://schemas.microsoft.com/office/word/2016/wordml/cid" xmlns:w16="http://schemas.microsoft.com/office/word/2018/wordml" xmlns:w16du="http://schemas.microsoft.com/office/word/2023/wordml/word16du" xmlns:w16sdtdh="http://schemas.microsoft.com/office/word/2020/wordml/sdtdatahash" xmlns:w16sdtfl="http://schemas.microsoft.com/office/word/2024/wordml/sdtformatlock" xmlns:w16se="http://schemas.microsoft.com/office/word/2015/wordml/symex" xmlns:wpg="http://schemas.microsoft.com/office/word/2010/wordprocessingGroup" xmlns:wpi="http://schemas.microsoft.com/office/word/2010/wordprocessingInk" xmlns:wne="http://schemas.microsoft.com/office/word/2006/wordml" xmlns:wps="http://schemas.microsoft.com/office/word/2010/wordprocessingShape" mc:Ignorable="w14 w15 w16se w16cid w16 w16cex w16sdtdh w16sdtfl w16du wp14">
   <w:abstractNum w:abstractNumId="0" w15:restartNumberingAfterBreak="0">
     <w:nsid w:val="00D50E59"/>
     <w:multiLevelType w:val="hybridMultilevel"/>
@@ -30857,7 +30818,7 @@
 </file>
 
 <file path=word/styles.xml><?xml version="1.0" encoding="utf-8"?>
-<w:styles xmlns:mc="http://schemas.openxmlformats.org/markup-compatibility/2006" xmlns:r="http://schemas.openxmlformats.org/officeDocument/2006/relationships" xmlns:w="http://schemas.openxmlformats.org/wordprocessingml/2006/main" xmlns:w14="http://schemas.microsoft.com/office/word/2010/wordml" xmlns:w15="http://schemas.microsoft.com/office/word/2012/wordml" xmlns:w16cex="http://schemas.microsoft.com/office/word/2018/wordml/cex" xmlns:w16cid="http://schemas.microsoft.com/office/word/2016/wordml/cid" xmlns:w16="http://schemas.microsoft.com/office/word/2018/wordml" xmlns:w16du="http://schemas.microsoft.com/office/word/2023/wordml/word16du" xmlns:w16sdtdh="http://schemas.microsoft.com/office/word/2020/wordml/sdtdatahash" xmlns:w16se="http://schemas.microsoft.com/office/word/2015/wordml/symex" mc:Ignorable="w14 w15 w16se w16cid w16 w16cex w16sdtdh w16du">
+<w:styles xmlns:mc="http://schemas.openxmlformats.org/markup-compatibility/2006" xmlns:r="http://schemas.openxmlformats.org/officeDocument/2006/relationships" xmlns:w="http://schemas.openxmlformats.org/wordprocessingml/2006/main" xmlns:w14="http://schemas.microsoft.com/office/word/2010/wordml" xmlns:w15="http://schemas.microsoft.com/office/word/2012/wordml" xmlns:w16cex="http://schemas.microsoft.com/office/word/2018/wordml/cex" xmlns:w16cid="http://schemas.microsoft.com/office/word/2016/wordml/cid" xmlns:w16="http://schemas.microsoft.com/office/word/2018/wordml" xmlns:w16du="http://schemas.microsoft.com/office/word/2023/wordml/word16du" xmlns:w16sdtdh="http://schemas.microsoft.com/office/word/2020/wordml/sdtdatahash" xmlns:w16sdtfl="http://schemas.microsoft.com/office/word/2024/wordml/sdtformatlock" xmlns:w16se="http://schemas.microsoft.com/office/word/2015/wordml/symex" mc:Ignorable="w14 w15 w16se w16cid w16 w16cex w16sdtdh w16sdtfl w16du">
   <w:docDefaults>
     <w:rPrDefault>
       <w:rPr>
@@ -31460,6 +31421,7 @@
   <w:style w:type="character" w:default="1" w:styleId="Fuentedeprrafopredeter">
     <w:name w:val="Default Paragraph Font"/>
     <w:uiPriority w:val="1"/>
+    <w:semiHidden/>
     <w:unhideWhenUsed/>
   </w:style>
   <w:style w:type="table" w:default="1" w:styleId="Tablanormal">
@@ -31892,7 +31854,7 @@
       <w14:ligatures w14:val="none"/>
     </w:rPr>
   </w:style>
-  <w:style w:type="character" w:styleId="Textoennegrita">
+  <w:style w:type="character" w:styleId="Fuerte">
     <w:name w:val="Strong"/>
     <w:basedOn w:val="Fuentedeprrafopredeter"/>
     <w:uiPriority w:val="22"/>
